--- a/docs/SEVERO_TRONADOR_Research.docx
+++ b/docs/SEVERO_TRONADOR_Research.docx
@@ -7619,6 +7619,1555 @@
     </w:p>
     <w:p>
       <w:pPr>
+        <w:pStyle w:val="Heading2"/>
+        <w:spacing w:after="160" w:before="280"/>
+      </w:pPr>
+      <w:r>
+        <w:rPr>
+          <w:b/>
+          <w:bCs/>
+        </w:rPr>
+        <w:t xml:space="preserve">5.7 Social listening — Brandwatch y alternativas (canal pasivo)</w:t>
+      </w:r>
+    </w:p>
+    <w:tbl>
+      <w:tblPr>
+        <w:tblW w:type="dxa" w:w="9360"/>
+        <w:tblBorders>
+          <w:top w:val="single" w:color="auto" w:sz="4"/>
+          <w:left w:val="single" w:color="auto" w:sz="4"/>
+          <w:bottom w:val="single" w:color="auto" w:sz="4"/>
+          <w:right w:val="single" w:color="auto" w:sz="4"/>
+          <w:insideH w:val="single" w:color="auto" w:sz="4"/>
+          <w:insideV w:val="single" w:color="auto" w:sz="4"/>
+        </w:tblBorders>
+      </w:tblPr>
+      <w:tblGrid>
+        <w:gridCol w:w="9360"/>
+      </w:tblGrid>
+      <w:tr>
+        <w:tc>
+          <w:tcPr>
+            <w:tcW w:type="dxa" w:w="9360"/>
+            <w:tcBorders>
+              <w:top w:val="single" w:color="1F4E79" w:sz="4"/>
+              <w:left w:val="single" w:color="1F4E79" w:sz="24"/>
+              <w:bottom w:val="single" w:color="1F4E79" w:sz="4"/>
+              <w:right w:val="single" w:color="1F4E79" w:sz="4"/>
+            </w:tcBorders>
+            <w:shd w:fill="D5E8F0" w:val="clear"/>
+            <w:tcMar>
+              <w:top w:type="dxa" w:w="160"/>
+              <w:left w:type="dxa" w:w="200"/>
+              <w:bottom w:type="dxa" w:w="160"/>
+              <w:right w:type="dxa" w:w="200"/>
+            </w:tcMar>
+          </w:tcPr>
+          <w:p>
+            <w:r>
+              <w:rPr>
+                <w:i/>
+                <w:iCs/>
+              </w:rPr>
+              <w:t xml:space="preserve">Mientras los canales 5.1–5.6 son ACTIVOS (nosotros contactamos al ciudadano), social listening es PASIVO: monitoreamos qué dice la ciudadanía organicamente en X/Twitter, Reddit, TikTok, foros, podcasts y noticias. Útil para detectar temas emergentes ANTES de diseñar una encuesta, calibrar sentiment baseline, o disparar alertas en tiempo real.</w:t>
+            </w:r>
+          </w:p>
+        </w:tc>
+      </w:tr>
+    </w:tbl>
+    <w:p>
+      <w:pPr>
+        <w:pStyle w:val="Heading3"/>
+        <w:spacing w:after="120" w:before="220"/>
+      </w:pPr>
+      <w:r>
+        <w:rPr>
+          <w:b/>
+          <w:bCs/>
+        </w:rPr>
+        <w:t xml:space="preserve">Comparativa de plataformas</w:t>
+      </w:r>
+    </w:p>
+    <w:tbl>
+      <w:tblPr>
+        <w:tblW w:type="dxa" w:w="9360"/>
+        <w:tblBorders>
+          <w:top w:val="single" w:color="auto" w:sz="4"/>
+          <w:left w:val="single" w:color="auto" w:sz="4"/>
+          <w:bottom w:val="single" w:color="auto" w:sz="4"/>
+          <w:right w:val="single" w:color="auto" w:sz="4"/>
+          <w:insideH w:val="single" w:color="auto" w:sz="4"/>
+          <w:insideV w:val="single" w:color="auto" w:sz="4"/>
+        </w:tblBorders>
+      </w:tblPr>
+      <w:tblGrid>
+        <w:gridCol w:w="2100"/>
+        <w:gridCol w:w="2100"/>
+        <w:gridCol w:w="2900"/>
+        <w:gridCol w:w="2260"/>
+      </w:tblGrid>
+      <w:tr>
+        <w:trPr>
+          <w:tblHeader/>
+        </w:trPr>
+        <w:tc>
+          <w:tcPr>
+            <w:tcW w:type="dxa" w:w="2100"/>
+            <w:tcBorders>
+              <w:top w:val="single" w:color="BFBFBF" w:sz="4"/>
+              <w:left w:val="single" w:color="BFBFBF" w:sz="4"/>
+              <w:bottom w:val="single" w:color="BFBFBF" w:sz="4"/>
+              <w:right w:val="single" w:color="BFBFBF" w:sz="4"/>
+            </w:tcBorders>
+            <w:shd w:fill="1F4E79" w:val="clear"/>
+            <w:tcMar>
+              <w:top w:type="dxa" w:w="80"/>
+              <w:left w:type="dxa" w:w="120"/>
+              <w:bottom w:type="dxa" w:w="80"/>
+              <w:right w:type="dxa" w:w="120"/>
+            </w:tcMar>
+          </w:tcPr>
+          <w:p>
+            <w:r>
+              <w:rPr>
+                <w:b/>
+                <w:bCs/>
+                <w:color w:val="FFFFFF"/>
+                <w:sz w:val="20"/>
+                <w:szCs w:val="20"/>
+              </w:rPr>
+              <w:t xml:space="preserve">Plataforma</w:t>
+            </w:r>
+          </w:p>
+        </w:tc>
+        <w:tc>
+          <w:tcPr>
+            <w:tcW w:type="dxa" w:w="2100"/>
+            <w:tcBorders>
+              <w:top w:val="single" w:color="BFBFBF" w:sz="4"/>
+              <w:left w:val="single" w:color="BFBFBF" w:sz="4"/>
+              <w:bottom w:val="single" w:color="BFBFBF" w:sz="4"/>
+              <w:right w:val="single" w:color="BFBFBF" w:sz="4"/>
+            </w:tcBorders>
+            <w:shd w:fill="1F4E79" w:val="clear"/>
+            <w:tcMar>
+              <w:top w:type="dxa" w:w="80"/>
+              <w:left w:type="dxa" w:w="120"/>
+              <w:bottom w:type="dxa" w:w="80"/>
+              <w:right w:type="dxa" w:w="120"/>
+            </w:tcMar>
+          </w:tcPr>
+          <w:p>
+            <w:r>
+              <w:rPr>
+                <w:b/>
+                <w:bCs/>
+                <w:color w:val="FFFFFF"/>
+                <w:sz w:val="20"/>
+                <w:szCs w:val="20"/>
+              </w:rPr>
+              <w:t xml:space="preserve">Pricing 2026</w:t>
+            </w:r>
+          </w:p>
+        </w:tc>
+        <w:tc>
+          <w:tcPr>
+            <w:tcW w:type="dxa" w:w="2900"/>
+            <w:tcBorders>
+              <w:top w:val="single" w:color="BFBFBF" w:sz="4"/>
+              <w:left w:val="single" w:color="BFBFBF" w:sz="4"/>
+              <w:bottom w:val="single" w:color="BFBFBF" w:sz="4"/>
+              <w:right w:val="single" w:color="BFBFBF" w:sz="4"/>
+            </w:tcBorders>
+            <w:shd w:fill="1F4E79" w:val="clear"/>
+            <w:tcMar>
+              <w:top w:type="dxa" w:w="80"/>
+              <w:left w:type="dxa" w:w="120"/>
+              <w:bottom w:type="dxa" w:w="80"/>
+              <w:right w:type="dxa" w:w="120"/>
+            </w:tcMar>
+          </w:tcPr>
+          <w:p>
+            <w:r>
+              <w:rPr>
+                <w:b/>
+                <w:bCs/>
+                <w:color w:val="FFFFFF"/>
+                <w:sz w:val="20"/>
+                <w:szCs w:val="20"/>
+              </w:rPr>
+              <w:t xml:space="preserve">Fuentes</w:t>
+            </w:r>
+          </w:p>
+        </w:tc>
+        <w:tc>
+          <w:tcPr>
+            <w:tcW w:type="dxa" w:w="2260"/>
+            <w:tcBorders>
+              <w:top w:val="single" w:color="BFBFBF" w:sz="4"/>
+              <w:left w:val="single" w:color="BFBFBF" w:sz="4"/>
+              <w:bottom w:val="single" w:color="BFBFBF" w:sz="4"/>
+              <w:right w:val="single" w:color="BFBFBF" w:sz="4"/>
+            </w:tcBorders>
+            <w:shd w:fill="1F4E79" w:val="clear"/>
+            <w:tcMar>
+              <w:top w:type="dxa" w:w="80"/>
+              <w:left w:type="dxa" w:w="120"/>
+              <w:bottom w:type="dxa" w:w="80"/>
+              <w:right w:type="dxa" w:w="120"/>
+            </w:tcMar>
+          </w:tcPr>
+          <w:p>
+            <w:r>
+              <w:rPr>
+                <w:b/>
+                <w:bCs/>
+                <w:color w:val="FFFFFF"/>
+                <w:sz w:val="20"/>
+                <w:szCs w:val="20"/>
+              </w:rPr>
+              <w:t xml:space="preserve">Recomendación</w:t>
+            </w:r>
+          </w:p>
+        </w:tc>
+      </w:tr>
+      <w:tr>
+        <w:tc>
+          <w:tcPr>
+            <w:tcW w:type="dxa" w:w="2100"/>
+            <w:tcBorders>
+              <w:top w:val="single" w:color="BFBFBF" w:sz="4"/>
+              <w:left w:val="single" w:color="BFBFBF" w:sz="4"/>
+              <w:bottom w:val="single" w:color="BFBFBF" w:sz="4"/>
+              <w:right w:val="single" w:color="BFBFBF" w:sz="4"/>
+            </w:tcBorders>
+            <w:tcMar>
+              <w:top w:type="dxa" w:w="80"/>
+              <w:left w:type="dxa" w:w="120"/>
+              <w:bottom w:type="dxa" w:w="80"/>
+              <w:right w:type="dxa" w:w="120"/>
+            </w:tcMar>
+          </w:tcPr>
+          <w:p>
+            <w:r>
+              <w:rPr>
+                <w:b/>
+                <w:bCs/>
+                <w:sz w:val="20"/>
+                <w:szCs w:val="20"/>
+              </w:rPr>
+              <w:t xml:space="preserve">Brandwatch</w:t>
+            </w:r>
+          </w:p>
+        </w:tc>
+        <w:tc>
+          <w:tcPr>
+            <w:tcW w:type="dxa" w:w="2100"/>
+            <w:tcBorders>
+              <w:top w:val="single" w:color="BFBFBF" w:sz="4"/>
+              <w:left w:val="single" w:color="BFBFBF" w:sz="4"/>
+              <w:bottom w:val="single" w:color="BFBFBF" w:sz="4"/>
+              <w:right w:val="single" w:color="BFBFBF" w:sz="4"/>
+            </w:tcBorders>
+            <w:tcMar>
+              <w:top w:type="dxa" w:w="80"/>
+              <w:left w:type="dxa" w:w="120"/>
+              <w:bottom w:type="dxa" w:w="80"/>
+              <w:right w:type="dxa" w:w="120"/>
+            </w:tcMar>
+          </w:tcPr>
+          <w:p>
+            <w:r>
+              <w:rPr>
+                <w:sz w:val="20"/>
+                <w:szCs w:val="20"/>
+              </w:rPr>
+              <w:t xml:space="preserve">Desde $800/mes (anual); típico $25k+/año</w:t>
+            </w:r>
+          </w:p>
+        </w:tc>
+        <w:tc>
+          <w:tcPr>
+            <w:tcW w:type="dxa" w:w="2900"/>
+            <w:tcBorders>
+              <w:top w:val="single" w:color="BFBFBF" w:sz="4"/>
+              <w:left w:val="single" w:color="BFBFBF" w:sz="4"/>
+              <w:bottom w:val="single" w:color="BFBFBF" w:sz="4"/>
+              <w:right w:val="single" w:color="BFBFBF" w:sz="4"/>
+            </w:tcBorders>
+            <w:tcMar>
+              <w:top w:type="dxa" w:w="80"/>
+              <w:left w:type="dxa" w:w="120"/>
+              <w:bottom w:type="dxa" w:w="80"/>
+              <w:right w:type="dxa" w:w="120"/>
+            </w:tcMar>
+          </w:tcPr>
+          <w:p>
+            <w:r>
+              <w:rPr>
+                <w:sz w:val="20"/>
+                <w:szCs w:val="20"/>
+              </w:rPr>
+              <w:t xml:space="preserve">100M+ (X, Reddit, TikTok, 70k podcasts, foros, news, blogs)</w:t>
+            </w:r>
+          </w:p>
+        </w:tc>
+        <w:tc>
+          <w:tcPr>
+            <w:tcW w:type="dxa" w:w="2260"/>
+            <w:tcBorders>
+              <w:top w:val="single" w:color="BFBFBF" w:sz="4"/>
+              <w:left w:val="single" w:color="BFBFBF" w:sz="4"/>
+              <w:bottom w:val="single" w:color="BFBFBF" w:sz="4"/>
+              <w:right w:val="single" w:color="BFBFBF" w:sz="4"/>
+            </w:tcBorders>
+            <w:tcMar>
+              <w:top w:type="dxa" w:w="80"/>
+              <w:left w:type="dxa" w:w="120"/>
+              <w:bottom w:type="dxa" w:w="80"/>
+              <w:right w:type="dxa" w:w="120"/>
+            </w:tcMar>
+          </w:tcPr>
+          <w:p>
+            <w:r>
+              <w:rPr>
+                <w:sz w:val="20"/>
+                <w:szCs w:val="20"/>
+              </w:rPr>
+              <w:t xml:space="preserve">Enterprise — sobrado para municipio salvo presupuesto alto</w:t>
+            </w:r>
+          </w:p>
+        </w:tc>
+      </w:tr>
+      <w:tr>
+        <w:tc>
+          <w:tcPr>
+            <w:tcW w:type="dxa" w:w="2100"/>
+            <w:tcBorders>
+              <w:top w:val="single" w:color="BFBFBF" w:sz="4"/>
+              <w:left w:val="single" w:color="BFBFBF" w:sz="4"/>
+              <w:bottom w:val="single" w:color="BFBFBF" w:sz="4"/>
+              <w:right w:val="single" w:color="BFBFBF" w:sz="4"/>
+            </w:tcBorders>
+            <w:shd w:fill="F2F2F2" w:val="clear"/>
+            <w:tcMar>
+              <w:top w:type="dxa" w:w="80"/>
+              <w:left w:type="dxa" w:w="120"/>
+              <w:bottom w:type="dxa" w:w="80"/>
+              <w:right w:type="dxa" w:w="120"/>
+            </w:tcMar>
+          </w:tcPr>
+          <w:p>
+            <w:r>
+              <w:rPr>
+                <w:sz w:val="20"/>
+                <w:szCs w:val="20"/>
+              </w:rPr>
+              <w:t xml:space="preserve">Talkwalker (Hootsuite)</w:t>
+            </w:r>
+          </w:p>
+        </w:tc>
+        <w:tc>
+          <w:tcPr>
+            <w:tcW w:type="dxa" w:w="2100"/>
+            <w:tcBorders>
+              <w:top w:val="single" w:color="BFBFBF" w:sz="4"/>
+              <w:left w:val="single" w:color="BFBFBF" w:sz="4"/>
+              <w:bottom w:val="single" w:color="BFBFBF" w:sz="4"/>
+              <w:right w:val="single" w:color="BFBFBF" w:sz="4"/>
+            </w:tcBorders>
+            <w:shd w:fill="F2F2F2" w:val="clear"/>
+            <w:tcMar>
+              <w:top w:type="dxa" w:w="80"/>
+              <w:left w:type="dxa" w:w="120"/>
+              <w:bottom w:type="dxa" w:w="80"/>
+              <w:right w:type="dxa" w:w="120"/>
+            </w:tcMar>
+          </w:tcPr>
+          <w:p>
+            <w:r>
+              <w:rPr>
+                <w:sz w:val="20"/>
+                <w:szCs w:val="20"/>
+              </w:rPr>
+              <w:t xml:space="preserve">~$9.6k/año entry; $27k+/año típico</w:t>
+            </w:r>
+          </w:p>
+        </w:tc>
+        <w:tc>
+          <w:tcPr>
+            <w:tcW w:type="dxa" w:w="2900"/>
+            <w:tcBorders>
+              <w:top w:val="single" w:color="BFBFBF" w:sz="4"/>
+              <w:left w:val="single" w:color="BFBFBF" w:sz="4"/>
+              <w:bottom w:val="single" w:color="BFBFBF" w:sz="4"/>
+              <w:right w:val="single" w:color="BFBFBF" w:sz="4"/>
+            </w:tcBorders>
+            <w:shd w:fill="F2F2F2" w:val="clear"/>
+            <w:tcMar>
+              <w:top w:type="dxa" w:w="80"/>
+              <w:left w:type="dxa" w:w="120"/>
+              <w:bottom w:type="dxa" w:w="80"/>
+              <w:right w:type="dxa" w:w="120"/>
+            </w:tcMar>
+          </w:tcPr>
+          <w:p>
+            <w:r>
+              <w:rPr>
+                <w:sz w:val="20"/>
+                <w:szCs w:val="20"/>
+              </w:rPr>
+              <w:t xml:space="preserve">Global + visual AI (image recognition)</w:t>
+            </w:r>
+          </w:p>
+        </w:tc>
+        <w:tc>
+          <w:tcPr>
+            <w:tcW w:type="dxa" w:w="2260"/>
+            <w:tcBorders>
+              <w:top w:val="single" w:color="BFBFBF" w:sz="4"/>
+              <w:left w:val="single" w:color="BFBFBF" w:sz="4"/>
+              <w:bottom w:val="single" w:color="BFBFBF" w:sz="4"/>
+              <w:right w:val="single" w:color="BFBFBF" w:sz="4"/>
+            </w:tcBorders>
+            <w:shd w:fill="F2F2F2" w:val="clear"/>
+            <w:tcMar>
+              <w:top w:type="dxa" w:w="80"/>
+              <w:left w:type="dxa" w:w="120"/>
+              <w:bottom w:type="dxa" w:w="80"/>
+              <w:right w:type="dxa" w:w="120"/>
+            </w:tcMar>
+          </w:tcPr>
+          <w:p>
+            <w:r>
+              <w:rPr>
+                <w:sz w:val="20"/>
+                <w:szCs w:val="20"/>
+              </w:rPr>
+              <w:t xml:space="preserve">Similar a BW, fuerte en visual y multi-idioma</w:t>
+            </w:r>
+          </w:p>
+        </w:tc>
+      </w:tr>
+      <w:tr>
+        <w:tc>
+          <w:tcPr>
+            <w:tcW w:type="dxa" w:w="2100"/>
+            <w:tcBorders>
+              <w:top w:val="single" w:color="BFBFBF" w:sz="4"/>
+              <w:left w:val="single" w:color="BFBFBF" w:sz="4"/>
+              <w:bottom w:val="single" w:color="BFBFBF" w:sz="4"/>
+              <w:right w:val="single" w:color="BFBFBF" w:sz="4"/>
+            </w:tcBorders>
+            <w:tcMar>
+              <w:top w:type="dxa" w:w="80"/>
+              <w:left w:type="dxa" w:w="120"/>
+              <w:bottom w:type="dxa" w:w="80"/>
+              <w:right w:type="dxa" w:w="120"/>
+            </w:tcMar>
+          </w:tcPr>
+          <w:p>
+            <w:r>
+              <w:rPr>
+                <w:sz w:val="20"/>
+                <w:szCs w:val="20"/>
+              </w:rPr>
+              <w:t xml:space="preserve">Meltwater</w:t>
+            </w:r>
+          </w:p>
+        </w:tc>
+        <w:tc>
+          <w:tcPr>
+            <w:tcW w:type="dxa" w:w="2100"/>
+            <w:tcBorders>
+              <w:top w:val="single" w:color="BFBFBF" w:sz="4"/>
+              <w:left w:val="single" w:color="BFBFBF" w:sz="4"/>
+              <w:bottom w:val="single" w:color="BFBFBF" w:sz="4"/>
+              <w:right w:val="single" w:color="BFBFBF" w:sz="4"/>
+            </w:tcBorders>
+            <w:tcMar>
+              <w:top w:type="dxa" w:w="80"/>
+              <w:left w:type="dxa" w:w="120"/>
+              <w:bottom w:type="dxa" w:w="80"/>
+              <w:right w:type="dxa" w:w="120"/>
+            </w:tcMar>
+          </w:tcPr>
+          <w:p>
+            <w:r>
+              <w:rPr>
+                <w:sz w:val="20"/>
+                <w:szCs w:val="20"/>
+              </w:rPr>
+              <w:t xml:space="preserve">~$25k/año mediano</w:t>
+            </w:r>
+          </w:p>
+        </w:tc>
+        <w:tc>
+          <w:tcPr>
+            <w:tcW w:type="dxa" w:w="2900"/>
+            <w:tcBorders>
+              <w:top w:val="single" w:color="BFBFBF" w:sz="4"/>
+              <w:left w:val="single" w:color="BFBFBF" w:sz="4"/>
+              <w:bottom w:val="single" w:color="BFBFBF" w:sz="4"/>
+              <w:right w:val="single" w:color="BFBFBF" w:sz="4"/>
+            </w:tcBorders>
+            <w:tcMar>
+              <w:top w:type="dxa" w:w="80"/>
+              <w:left w:type="dxa" w:w="120"/>
+              <w:bottom w:type="dxa" w:w="80"/>
+              <w:right w:type="dxa" w:w="120"/>
+            </w:tcMar>
+          </w:tcPr>
+          <w:p>
+            <w:r>
+              <w:rPr>
+                <w:sz w:val="20"/>
+                <w:szCs w:val="20"/>
+              </w:rPr>
+              <w:t xml:space="preserve">PR + medios + social + Klear influencers</w:t>
+            </w:r>
+          </w:p>
+        </w:tc>
+        <w:tc>
+          <w:tcPr>
+            <w:tcW w:type="dxa" w:w="2260"/>
+            <w:tcBorders>
+              <w:top w:val="single" w:color="BFBFBF" w:sz="4"/>
+              <w:left w:val="single" w:color="BFBFBF" w:sz="4"/>
+              <w:bottom w:val="single" w:color="BFBFBF" w:sz="4"/>
+              <w:right w:val="single" w:color="BFBFBF" w:sz="4"/>
+            </w:tcBorders>
+            <w:tcMar>
+              <w:top w:type="dxa" w:w="80"/>
+              <w:left w:type="dxa" w:w="120"/>
+              <w:bottom w:type="dxa" w:w="80"/>
+              <w:right w:type="dxa" w:w="120"/>
+            </w:tcMar>
+          </w:tcPr>
+          <w:p>
+            <w:r>
+              <w:rPr>
+                <w:sz w:val="20"/>
+                <w:szCs w:val="20"/>
+              </w:rPr>
+              <w:t xml:space="preserve">Mejor para PR/medios tradicionales</w:t>
+            </w:r>
+          </w:p>
+        </w:tc>
+      </w:tr>
+      <w:tr>
+        <w:tc>
+          <w:tcPr>
+            <w:tcW w:type="dxa" w:w="2100"/>
+            <w:tcBorders>
+              <w:top w:val="single" w:color="BFBFBF" w:sz="4"/>
+              <w:left w:val="single" w:color="BFBFBF" w:sz="4"/>
+              <w:bottom w:val="single" w:color="BFBFBF" w:sz="4"/>
+              <w:right w:val="single" w:color="BFBFBF" w:sz="4"/>
+            </w:tcBorders>
+            <w:shd w:fill="F2F2F2" w:val="clear"/>
+            <w:tcMar>
+              <w:top w:type="dxa" w:w="80"/>
+              <w:left w:type="dxa" w:w="120"/>
+              <w:bottom w:type="dxa" w:w="80"/>
+              <w:right w:type="dxa" w:w="120"/>
+            </w:tcMar>
+          </w:tcPr>
+          <w:p>
+            <w:r>
+              <w:rPr>
+                <w:b/>
+                <w:bCs/>
+                <w:sz w:val="20"/>
+                <w:szCs w:val="20"/>
+              </w:rPr>
+              <w:t xml:space="preserve">Brand24 ⭐</w:t>
+            </w:r>
+          </w:p>
+        </w:tc>
+        <w:tc>
+          <w:tcPr>
+            <w:tcW w:type="dxa" w:w="2100"/>
+            <w:tcBorders>
+              <w:top w:val="single" w:color="BFBFBF" w:sz="4"/>
+              <w:left w:val="single" w:color="BFBFBF" w:sz="4"/>
+              <w:bottom w:val="single" w:color="BFBFBF" w:sz="4"/>
+              <w:right w:val="single" w:color="BFBFBF" w:sz="4"/>
+            </w:tcBorders>
+            <w:shd w:fill="F2F2F2" w:val="clear"/>
+            <w:tcMar>
+              <w:top w:type="dxa" w:w="80"/>
+              <w:left w:type="dxa" w:w="120"/>
+              <w:bottom w:type="dxa" w:w="80"/>
+              <w:right w:type="dxa" w:w="120"/>
+            </w:tcMar>
+          </w:tcPr>
+          <w:p>
+            <w:r>
+              <w:rPr>
+                <w:sz w:val="20"/>
+                <w:szCs w:val="20"/>
+              </w:rPr>
+              <w:t xml:space="preserve">$99–$199/mes</w:t>
+            </w:r>
+          </w:p>
+        </w:tc>
+        <w:tc>
+          <w:tcPr>
+            <w:tcW w:type="dxa" w:w="2900"/>
+            <w:tcBorders>
+              <w:top w:val="single" w:color="BFBFBF" w:sz="4"/>
+              <w:left w:val="single" w:color="BFBFBF" w:sz="4"/>
+              <w:bottom w:val="single" w:color="BFBFBF" w:sz="4"/>
+              <w:right w:val="single" w:color="BFBFBF" w:sz="4"/>
+            </w:tcBorders>
+            <w:shd w:fill="F2F2F2" w:val="clear"/>
+            <w:tcMar>
+              <w:top w:type="dxa" w:w="80"/>
+              <w:left w:type="dxa" w:w="120"/>
+              <w:bottom w:type="dxa" w:w="80"/>
+              <w:right w:type="dxa" w:w="120"/>
+            </w:tcMar>
+          </w:tcPr>
+          <w:p>
+            <w:r>
+              <w:rPr>
+                <w:sz w:val="20"/>
+                <w:szCs w:val="20"/>
+              </w:rPr>
+              <w:t xml:space="preserve">X, Reddit, TikTok, IG, FB, web, blogs</w:t>
+            </w:r>
+          </w:p>
+        </w:tc>
+        <w:tc>
+          <w:tcPr>
+            <w:tcW w:type="dxa" w:w="2260"/>
+            <w:tcBorders>
+              <w:top w:val="single" w:color="BFBFBF" w:sz="4"/>
+              <w:left w:val="single" w:color="BFBFBF" w:sz="4"/>
+              <w:bottom w:val="single" w:color="BFBFBF" w:sz="4"/>
+              <w:right w:val="single" w:color="BFBFBF" w:sz="4"/>
+            </w:tcBorders>
+            <w:shd w:fill="F2F2F2" w:val="clear"/>
+            <w:tcMar>
+              <w:top w:type="dxa" w:w="80"/>
+              <w:left w:type="dxa" w:w="120"/>
+              <w:bottom w:type="dxa" w:w="80"/>
+              <w:right w:type="dxa" w:w="120"/>
+            </w:tcMar>
+          </w:tcPr>
+          <w:p>
+            <w:r>
+              <w:rPr>
+                <w:sz w:val="20"/>
+                <w:szCs w:val="20"/>
+              </w:rPr>
+              <w:t xml:space="preserve">Mejor relación costo/feature para municipio</w:t>
+            </w:r>
+          </w:p>
+        </w:tc>
+      </w:tr>
+      <w:tr>
+        <w:tc>
+          <w:tcPr>
+            <w:tcW w:type="dxa" w:w="2100"/>
+            <w:tcBorders>
+              <w:top w:val="single" w:color="BFBFBF" w:sz="4"/>
+              <w:left w:val="single" w:color="BFBFBF" w:sz="4"/>
+              <w:bottom w:val="single" w:color="BFBFBF" w:sz="4"/>
+              <w:right w:val="single" w:color="BFBFBF" w:sz="4"/>
+            </w:tcBorders>
+            <w:tcMar>
+              <w:top w:type="dxa" w:w="80"/>
+              <w:left w:type="dxa" w:w="120"/>
+              <w:bottom w:type="dxa" w:w="80"/>
+              <w:right w:type="dxa" w:w="120"/>
+            </w:tcMar>
+          </w:tcPr>
+          <w:p>
+            <w:r>
+              <w:rPr>
+                <w:sz w:val="20"/>
+                <w:szCs w:val="20"/>
+              </w:rPr>
+              <w:t xml:space="preserve">Buska</w:t>
+            </w:r>
+          </w:p>
+        </w:tc>
+        <w:tc>
+          <w:tcPr>
+            <w:tcW w:type="dxa" w:w="2100"/>
+            <w:tcBorders>
+              <w:top w:val="single" w:color="BFBFBF" w:sz="4"/>
+              <w:left w:val="single" w:color="BFBFBF" w:sz="4"/>
+              <w:bottom w:val="single" w:color="BFBFBF" w:sz="4"/>
+              <w:right w:val="single" w:color="BFBFBF" w:sz="4"/>
+            </w:tcBorders>
+            <w:tcMar>
+              <w:top w:type="dxa" w:w="80"/>
+              <w:left w:type="dxa" w:w="120"/>
+              <w:bottom w:type="dxa" w:w="80"/>
+              <w:right w:type="dxa" w:w="120"/>
+            </w:tcMar>
+          </w:tcPr>
+          <w:p>
+            <w:r>
+              <w:rPr>
+                <w:sz w:val="20"/>
+                <w:szCs w:val="20"/>
+              </w:rPr>
+              <w:t xml:space="preserve">$49/mes</w:t>
+            </w:r>
+          </w:p>
+        </w:tc>
+        <w:tc>
+          <w:tcPr>
+            <w:tcW w:type="dxa" w:w="2900"/>
+            <w:tcBorders>
+              <w:top w:val="single" w:color="BFBFBF" w:sz="4"/>
+              <w:left w:val="single" w:color="BFBFBF" w:sz="4"/>
+              <w:bottom w:val="single" w:color="BFBFBF" w:sz="4"/>
+              <w:right w:val="single" w:color="BFBFBF" w:sz="4"/>
+            </w:tcBorders>
+            <w:tcMar>
+              <w:top w:type="dxa" w:w="80"/>
+              <w:left w:type="dxa" w:w="120"/>
+              <w:bottom w:type="dxa" w:w="80"/>
+              <w:right w:type="dxa" w:w="120"/>
+            </w:tcMar>
+          </w:tcPr>
+          <w:p>
+            <w:r>
+              <w:rPr>
+                <w:sz w:val="20"/>
+                <w:szCs w:val="20"/>
+              </w:rPr>
+              <w:t xml:space="preserve">30+ plataformas</w:t>
+            </w:r>
+          </w:p>
+        </w:tc>
+        <w:tc>
+          <w:tcPr>
+            <w:tcW w:type="dxa" w:w="2260"/>
+            <w:tcBorders>
+              <w:top w:val="single" w:color="BFBFBF" w:sz="4"/>
+              <w:left w:val="single" w:color="BFBFBF" w:sz="4"/>
+              <w:bottom w:val="single" w:color="BFBFBF" w:sz="4"/>
+              <w:right w:val="single" w:color="BFBFBF" w:sz="4"/>
+            </w:tcBorders>
+            <w:tcMar>
+              <w:top w:type="dxa" w:w="80"/>
+              <w:left w:type="dxa" w:w="120"/>
+              <w:bottom w:type="dxa" w:w="80"/>
+              <w:right w:type="dxa" w:w="120"/>
+            </w:tcMar>
+          </w:tcPr>
+          <w:p>
+            <w:r>
+              <w:rPr>
+                <w:sz w:val="20"/>
+                <w:szCs w:val="20"/>
+              </w:rPr>
+              <w:t xml:space="preserve">Alternativa barata SMB</w:t>
+            </w:r>
+          </w:p>
+        </w:tc>
+      </w:tr>
+      <w:tr>
+        <w:tc>
+          <w:tcPr>
+            <w:tcW w:type="dxa" w:w="2100"/>
+            <w:tcBorders>
+              <w:top w:val="single" w:color="BFBFBF" w:sz="4"/>
+              <w:left w:val="single" w:color="BFBFBF" w:sz="4"/>
+              <w:bottom w:val="single" w:color="BFBFBF" w:sz="4"/>
+              <w:right w:val="single" w:color="BFBFBF" w:sz="4"/>
+            </w:tcBorders>
+            <w:shd w:fill="F2F2F2" w:val="clear"/>
+            <w:tcMar>
+              <w:top w:type="dxa" w:w="80"/>
+              <w:left w:type="dxa" w:w="120"/>
+              <w:bottom w:type="dxa" w:w="80"/>
+              <w:right w:type="dxa" w:w="120"/>
+            </w:tcMar>
+          </w:tcPr>
+          <w:p>
+            <w:r>
+              <w:rPr>
+                <w:sz w:val="20"/>
+                <w:szCs w:val="20"/>
+              </w:rPr>
+              <w:t xml:space="preserve">Mention</w:t>
+            </w:r>
+          </w:p>
+        </w:tc>
+        <w:tc>
+          <w:tcPr>
+            <w:tcW w:type="dxa" w:w="2100"/>
+            <w:tcBorders>
+              <w:top w:val="single" w:color="BFBFBF" w:sz="4"/>
+              <w:left w:val="single" w:color="BFBFBF" w:sz="4"/>
+              <w:bottom w:val="single" w:color="BFBFBF" w:sz="4"/>
+              <w:right w:val="single" w:color="BFBFBF" w:sz="4"/>
+            </w:tcBorders>
+            <w:shd w:fill="F2F2F2" w:val="clear"/>
+            <w:tcMar>
+              <w:top w:type="dxa" w:w="80"/>
+              <w:left w:type="dxa" w:w="120"/>
+              <w:bottom w:type="dxa" w:w="80"/>
+              <w:right w:type="dxa" w:w="120"/>
+            </w:tcMar>
+          </w:tcPr>
+          <w:p>
+            <w:r>
+              <w:rPr>
+                <w:sz w:val="20"/>
+                <w:szCs w:val="20"/>
+              </w:rPr>
+              <w:t xml:space="preserve">$41/mes (free limitado)</w:t>
+            </w:r>
+          </w:p>
+        </w:tc>
+        <w:tc>
+          <w:tcPr>
+            <w:tcW w:type="dxa" w:w="2900"/>
+            <w:tcBorders>
+              <w:top w:val="single" w:color="BFBFBF" w:sz="4"/>
+              <w:left w:val="single" w:color="BFBFBF" w:sz="4"/>
+              <w:bottom w:val="single" w:color="BFBFBF" w:sz="4"/>
+              <w:right w:val="single" w:color="BFBFBF" w:sz="4"/>
+            </w:tcBorders>
+            <w:shd w:fill="F2F2F2" w:val="clear"/>
+            <w:tcMar>
+              <w:top w:type="dxa" w:w="80"/>
+              <w:left w:type="dxa" w:w="120"/>
+              <w:bottom w:type="dxa" w:w="80"/>
+              <w:right w:type="dxa" w:w="120"/>
+            </w:tcMar>
+          </w:tcPr>
+          <w:p>
+            <w:r>
+              <w:rPr>
+                <w:sz w:val="20"/>
+                <w:szCs w:val="20"/>
+              </w:rPr>
+              <w:t xml:space="preserve">Web + redes</w:t>
+            </w:r>
+          </w:p>
+        </w:tc>
+        <w:tc>
+          <w:tcPr>
+            <w:tcW w:type="dxa" w:w="2260"/>
+            <w:tcBorders>
+              <w:top w:val="single" w:color="BFBFBF" w:sz="4"/>
+              <w:left w:val="single" w:color="BFBFBF" w:sz="4"/>
+              <w:bottom w:val="single" w:color="BFBFBF" w:sz="4"/>
+              <w:right w:val="single" w:color="BFBFBF" w:sz="4"/>
+            </w:tcBorders>
+            <w:shd w:fill="F2F2F2" w:val="clear"/>
+            <w:tcMar>
+              <w:top w:type="dxa" w:w="80"/>
+              <w:left w:type="dxa" w:w="120"/>
+              <w:bottom w:type="dxa" w:w="80"/>
+              <w:right w:type="dxa" w:w="120"/>
+            </w:tcMar>
+          </w:tcPr>
+          <w:p>
+            <w:r>
+              <w:rPr>
+                <w:sz w:val="20"/>
+                <w:szCs w:val="20"/>
+              </w:rPr>
+              <w:t xml:space="preserve">Alternativa SMB</w:t>
+            </w:r>
+          </w:p>
+        </w:tc>
+      </w:tr>
+      <w:tr>
+        <w:tc>
+          <w:tcPr>
+            <w:tcW w:type="dxa" w:w="2100"/>
+            <w:tcBorders>
+              <w:top w:val="single" w:color="BFBFBF" w:sz="4"/>
+              <w:left w:val="single" w:color="BFBFBF" w:sz="4"/>
+              <w:bottom w:val="single" w:color="BFBFBF" w:sz="4"/>
+              <w:right w:val="single" w:color="BFBFBF" w:sz="4"/>
+            </w:tcBorders>
+            <w:tcMar>
+              <w:top w:type="dxa" w:w="80"/>
+              <w:left w:type="dxa" w:w="120"/>
+              <w:bottom w:type="dxa" w:w="80"/>
+              <w:right w:type="dxa" w:w="120"/>
+            </w:tcMar>
+          </w:tcPr>
+          <w:p>
+            <w:r>
+              <w:rPr>
+                <w:b/>
+                <w:bCs/>
+                <w:sz w:val="20"/>
+                <w:szCs w:val="20"/>
+              </w:rPr>
+              <w:t xml:space="preserve">DIY (X+Reddit+Claude)</w:t>
+            </w:r>
+          </w:p>
+        </w:tc>
+        <w:tc>
+          <w:tcPr>
+            <w:tcW w:type="dxa" w:w="2100"/>
+            <w:tcBorders>
+              <w:top w:val="single" w:color="BFBFBF" w:sz="4"/>
+              <w:left w:val="single" w:color="BFBFBF" w:sz="4"/>
+              <w:bottom w:val="single" w:color="BFBFBF" w:sz="4"/>
+              <w:right w:val="single" w:color="BFBFBF" w:sz="4"/>
+            </w:tcBorders>
+            <w:tcMar>
+              <w:top w:type="dxa" w:w="80"/>
+              <w:left w:type="dxa" w:w="120"/>
+              <w:bottom w:type="dxa" w:w="80"/>
+              <w:right w:type="dxa" w:w="120"/>
+            </w:tcMar>
+          </w:tcPr>
+          <w:p>
+            <w:r>
+              <w:rPr>
+                <w:sz w:val="20"/>
+                <w:szCs w:val="20"/>
+              </w:rPr>
+              <w:t xml:space="preserve">$0–$200/mes</w:t>
+            </w:r>
+          </w:p>
+        </w:tc>
+        <w:tc>
+          <w:tcPr>
+            <w:tcW w:type="dxa" w:w="2900"/>
+            <w:tcBorders>
+              <w:top w:val="single" w:color="BFBFBF" w:sz="4"/>
+              <w:left w:val="single" w:color="BFBFBF" w:sz="4"/>
+              <w:bottom w:val="single" w:color="BFBFBF" w:sz="4"/>
+              <w:right w:val="single" w:color="BFBFBF" w:sz="4"/>
+            </w:tcBorders>
+            <w:tcMar>
+              <w:top w:type="dxa" w:w="80"/>
+              <w:left w:type="dxa" w:w="120"/>
+              <w:bottom w:type="dxa" w:w="80"/>
+              <w:right w:type="dxa" w:w="120"/>
+            </w:tcMar>
+          </w:tcPr>
+          <w:p>
+            <w:r>
+              <w:rPr>
+                <w:sz w:val="20"/>
+                <w:szCs w:val="20"/>
+              </w:rPr>
+              <w:t xml:space="preserve">Lo que integremos manualmente</w:t>
+            </w:r>
+          </w:p>
+        </w:tc>
+        <w:tc>
+          <w:tcPr>
+            <w:tcW w:type="dxa" w:w="2260"/>
+            <w:tcBorders>
+              <w:top w:val="single" w:color="BFBFBF" w:sz="4"/>
+              <w:left w:val="single" w:color="BFBFBF" w:sz="4"/>
+              <w:bottom w:val="single" w:color="BFBFBF" w:sz="4"/>
+              <w:right w:val="single" w:color="BFBFBF" w:sz="4"/>
+            </w:tcBorders>
+            <w:tcMar>
+              <w:top w:type="dxa" w:w="80"/>
+              <w:left w:type="dxa" w:w="120"/>
+              <w:bottom w:type="dxa" w:w="80"/>
+              <w:right w:type="dxa" w:w="120"/>
+            </w:tcMar>
+          </w:tcPr>
+          <w:p>
+            <w:r>
+              <w:rPr>
+                <w:sz w:val="20"/>
+                <w:szCs w:val="20"/>
+              </w:rPr>
+              <w:t xml:space="preserve">Si tenemos dev time, ~80% del valor a 1% del costo</w:t>
+            </w:r>
+          </w:p>
+        </w:tc>
+      </w:tr>
+      <w:tr>
+        <w:tc>
+          <w:tcPr>
+            <w:tcW w:type="dxa" w:w="2100"/>
+            <w:tcBorders>
+              <w:top w:val="single" w:color="BFBFBF" w:sz="4"/>
+              <w:left w:val="single" w:color="BFBFBF" w:sz="4"/>
+              <w:bottom w:val="single" w:color="BFBFBF" w:sz="4"/>
+              <w:right w:val="single" w:color="BFBFBF" w:sz="4"/>
+            </w:tcBorders>
+            <w:shd w:fill="F2F2F2" w:val="clear"/>
+            <w:tcMar>
+              <w:top w:type="dxa" w:w="80"/>
+              <w:left w:type="dxa" w:w="120"/>
+              <w:bottom w:type="dxa" w:w="80"/>
+              <w:right w:type="dxa" w:w="120"/>
+            </w:tcMar>
+          </w:tcPr>
+          <w:p>
+            <w:r>
+              <w:rPr>
+                <w:sz w:val="20"/>
+                <w:szCs w:val="20"/>
+              </w:rPr>
+              <w:t xml:space="preserve">Google Alerts</w:t>
+            </w:r>
+          </w:p>
+        </w:tc>
+        <w:tc>
+          <w:tcPr>
+            <w:tcW w:type="dxa" w:w="2100"/>
+            <w:tcBorders>
+              <w:top w:val="single" w:color="BFBFBF" w:sz="4"/>
+              <w:left w:val="single" w:color="BFBFBF" w:sz="4"/>
+              <w:bottom w:val="single" w:color="BFBFBF" w:sz="4"/>
+              <w:right w:val="single" w:color="BFBFBF" w:sz="4"/>
+            </w:tcBorders>
+            <w:shd w:fill="F2F2F2" w:val="clear"/>
+            <w:tcMar>
+              <w:top w:type="dxa" w:w="80"/>
+              <w:left w:type="dxa" w:w="120"/>
+              <w:bottom w:type="dxa" w:w="80"/>
+              <w:right w:type="dxa" w:w="120"/>
+            </w:tcMar>
+          </w:tcPr>
+          <w:p>
+            <w:r>
+              <w:rPr>
+                <w:sz w:val="20"/>
+                <w:szCs w:val="20"/>
+              </w:rPr>
+              <w:t xml:space="preserve">Gratis</w:t>
+            </w:r>
+          </w:p>
+        </w:tc>
+        <w:tc>
+          <w:tcPr>
+            <w:tcW w:type="dxa" w:w="2900"/>
+            <w:tcBorders>
+              <w:top w:val="single" w:color="BFBFBF" w:sz="4"/>
+              <w:left w:val="single" w:color="BFBFBF" w:sz="4"/>
+              <w:bottom w:val="single" w:color="BFBFBF" w:sz="4"/>
+              <w:right w:val="single" w:color="BFBFBF" w:sz="4"/>
+            </w:tcBorders>
+            <w:shd w:fill="F2F2F2" w:val="clear"/>
+            <w:tcMar>
+              <w:top w:type="dxa" w:w="80"/>
+              <w:left w:type="dxa" w:w="120"/>
+              <w:bottom w:type="dxa" w:w="80"/>
+              <w:right w:type="dxa" w:w="120"/>
+            </w:tcMar>
+          </w:tcPr>
+          <w:p>
+            <w:r>
+              <w:rPr>
+                <w:sz w:val="20"/>
+                <w:szCs w:val="20"/>
+              </w:rPr>
+              <w:t xml:space="preserve">Web</w:t>
+            </w:r>
+          </w:p>
+        </w:tc>
+        <w:tc>
+          <w:tcPr>
+            <w:tcW w:type="dxa" w:w="2260"/>
+            <w:tcBorders>
+              <w:top w:val="single" w:color="BFBFBF" w:sz="4"/>
+              <w:left w:val="single" w:color="BFBFBF" w:sz="4"/>
+              <w:bottom w:val="single" w:color="BFBFBF" w:sz="4"/>
+              <w:right w:val="single" w:color="BFBFBF" w:sz="4"/>
+            </w:tcBorders>
+            <w:shd w:fill="F2F2F2" w:val="clear"/>
+            <w:tcMar>
+              <w:top w:type="dxa" w:w="80"/>
+              <w:left w:type="dxa" w:w="120"/>
+              <w:bottom w:type="dxa" w:w="80"/>
+              <w:right w:type="dxa" w:w="120"/>
+            </w:tcMar>
+          </w:tcPr>
+          <w:p>
+            <w:r>
+              <w:rPr>
+                <w:sz w:val="20"/>
+                <w:szCs w:val="20"/>
+              </w:rPr>
+              <w:t xml:space="preserve">Mínimo viable, sin real-time ni APIs</w:t>
+            </w:r>
+          </w:p>
+        </w:tc>
+      </w:tr>
+    </w:tbl>
+    <w:p>
+      <w:pPr>
+        <w:pStyle w:val="Heading3"/>
+        <w:spacing w:after="120" w:before="220"/>
+      </w:pPr>
+      <w:r>
+        <w:rPr>
+          <w:b/>
+          <w:bCs/>
+        </w:rPr>
+        <w:t xml:space="preserve">Iris AI — el feature destacado de Brandwatch en 2026</w:t>
+      </w:r>
+    </w:p>
+    <w:p>
+      <w:pPr>
+        <w:pStyle w:val="ListParagraph"/>
+        <w:numPr>
+          <w:ilvl w:val="0"/>
+          <w:numId w:val="2"/>
+        </w:numPr>
+        <w:spacing w:after="80"/>
+      </w:pPr>
+      <w:r>
+        <w:t xml:space="preserve">"Ask Iris": chat conversacional sobre el dataset — preguntas en lenguaje natural tipo "¿qué se dice de transporte público en Maipú en los últimos 30 días?" devuelve respuesta narrativa con citas.</w:t>
+      </w:r>
+    </w:p>
+    <w:p>
+      <w:pPr>
+        <w:pStyle w:val="ListParagraph"/>
+        <w:numPr>
+          <w:ilvl w:val="0"/>
+          <w:numId w:val="2"/>
+        </w:numPr>
+        <w:spacing w:after="80"/>
+      </w:pPr>
+      <w:r>
+        <w:t xml:space="preserve">AI Dashboards: genera resúmenes ejecutivos automáticos sobre cualquier query.</w:t>
+      </w:r>
+    </w:p>
+    <w:p>
+      <w:pPr>
+        <w:pStyle w:val="ListParagraph"/>
+        <w:numPr>
+          <w:ilvl w:val="0"/>
+          <w:numId w:val="2"/>
+        </w:numPr>
+        <w:spacing w:after="80"/>
+      </w:pPr>
+      <w:r>
+        <w:t xml:space="preserve">AI Query Writer: traduce prompts en lenguaje natural a queries Booleanas complejas (lenguaje técnico de social listening).</w:t>
+      </w:r>
+    </w:p>
+    <w:p>
+      <w:pPr>
+        <w:pStyle w:val="ListParagraph"/>
+        <w:numPr>
+          <w:ilvl w:val="0"/>
+          <w:numId w:val="2"/>
+        </w:numPr>
+        <w:spacing w:after="80"/>
+      </w:pPr>
+      <w:r>
+        <w:t xml:space="preserve">Conversation Insights: agrupa miles de menciones en clusters temáticos digeribles.</w:t>
+      </w:r>
+    </w:p>
+    <w:p>
+      <w:pPr>
+        <w:pStyle w:val="ListParagraph"/>
+        <w:numPr>
+          <w:ilvl w:val="0"/>
+          <w:numId w:val="2"/>
+        </w:numPr>
+        <w:spacing w:after="80"/>
+      </w:pPr>
+      <w:r>
+        <w:t xml:space="preserve">Roadmap 2026 (anunciado): análisis de video/imagen, "Bring Your Own Data" para cargar nuestros propios datasets junto al de Brandwatch, expansión APAC y app mobile nativa.</w:t>
+      </w:r>
+    </w:p>
+    <w:p>
+      <w:pPr>
+        <w:pStyle w:val="Heading3"/>
+        <w:spacing w:after="120" w:before="220"/>
+      </w:pPr>
+      <w:r>
+        <w:rPr>
+          <w:b/>
+          <w:bCs/>
+        </w:rPr>
+        <w:t xml:space="preserve">Casos de uso documentados en sector público</w:t>
+      </w:r>
+    </w:p>
+    <w:p>
+      <w:pPr>
+        <w:spacing w:after="120"/>
+      </w:pPr>
+      <w:r>
+        <w:t xml:space="preserve">Brandwatch publica guías específicas para gobiernos: detectar shifts en prioridades ciudadanas, gestionar crisis comms en tiempo real, validar mensajes oficiales antes y después del lanzamiento, detectar misinformation que requiera respuesta institucional, y monitorear sentiment sobre proyectos de obra pública. En UK tienen procurement pathway pre-aprobado para entes públicos, lo que sugiere madurez en esta vertical.</w:t>
+      </w:r>
+    </w:p>
+    <w:p>
+      <w:pPr>
+        <w:pStyle w:val="Heading3"/>
+        <w:spacing w:after="120" w:before="220"/>
+      </w:pPr>
+      <w:r>
+        <w:rPr>
+          <w:b/>
+          <w:bCs/>
+        </w:rPr>
+        <w:t xml:space="preserve">Decisión para Severo Tronador</w:t>
+      </w:r>
+    </w:p>
+    <w:tbl>
+      <w:tblPr>
+        <w:tblW w:type="dxa" w:w="9360"/>
+        <w:tblBorders>
+          <w:top w:val="single" w:color="auto" w:sz="4"/>
+          <w:left w:val="single" w:color="auto" w:sz="4"/>
+          <w:bottom w:val="single" w:color="auto" w:sz="4"/>
+          <w:right w:val="single" w:color="auto" w:sz="4"/>
+          <w:insideH w:val="single" w:color="auto" w:sz="4"/>
+          <w:insideV w:val="single" w:color="auto" w:sz="4"/>
+        </w:tblBorders>
+      </w:tblPr>
+      <w:tblGrid>
+        <w:gridCol w:w="3400"/>
+        <w:gridCol w:w="5960"/>
+      </w:tblGrid>
+      <w:tr>
+        <w:trPr>
+          <w:tblHeader/>
+        </w:trPr>
+        <w:tc>
+          <w:tcPr>
+            <w:tcW w:type="dxa" w:w="3400"/>
+            <w:tcBorders>
+              <w:top w:val="single" w:color="BFBFBF" w:sz="4"/>
+              <w:left w:val="single" w:color="BFBFBF" w:sz="4"/>
+              <w:bottom w:val="single" w:color="BFBFBF" w:sz="4"/>
+              <w:right w:val="single" w:color="BFBFBF" w:sz="4"/>
+            </w:tcBorders>
+            <w:shd w:fill="1F4E79" w:val="clear"/>
+            <w:tcMar>
+              <w:top w:type="dxa" w:w="80"/>
+              <w:left w:type="dxa" w:w="120"/>
+              <w:bottom w:type="dxa" w:w="80"/>
+              <w:right w:type="dxa" w:w="120"/>
+            </w:tcMar>
+          </w:tcPr>
+          <w:p>
+            <w:r>
+              <w:rPr>
+                <w:b/>
+                <w:bCs/>
+                <w:color w:val="FFFFFF"/>
+                <w:sz w:val="20"/>
+                <w:szCs w:val="20"/>
+              </w:rPr>
+              <w:t xml:space="preserve">Escenario</w:t>
+            </w:r>
+          </w:p>
+        </w:tc>
+        <w:tc>
+          <w:tcPr>
+            <w:tcW w:type="dxa" w:w="5960"/>
+            <w:tcBorders>
+              <w:top w:val="single" w:color="BFBFBF" w:sz="4"/>
+              <w:left w:val="single" w:color="BFBFBF" w:sz="4"/>
+              <w:bottom w:val="single" w:color="BFBFBF" w:sz="4"/>
+              <w:right w:val="single" w:color="BFBFBF" w:sz="4"/>
+            </w:tcBorders>
+            <w:shd w:fill="1F4E79" w:val="clear"/>
+            <w:tcMar>
+              <w:top w:type="dxa" w:w="80"/>
+              <w:left w:type="dxa" w:w="120"/>
+              <w:bottom w:type="dxa" w:w="80"/>
+              <w:right w:type="dxa" w:w="120"/>
+            </w:tcMar>
+          </w:tcPr>
+          <w:p>
+            <w:r>
+              <w:rPr>
+                <w:b/>
+                <w:bCs/>
+                <w:color w:val="FFFFFF"/>
+                <w:sz w:val="20"/>
+                <w:szCs w:val="20"/>
+              </w:rPr>
+              <w:t xml:space="preserve">Recomendación</w:t>
+            </w:r>
+          </w:p>
+        </w:tc>
+      </w:tr>
+      <w:tr>
+        <w:tc>
+          <w:tcPr>
+            <w:tcW w:type="dxa" w:w="3400"/>
+            <w:tcBorders>
+              <w:top w:val="single" w:color="BFBFBF" w:sz="4"/>
+              <w:left w:val="single" w:color="BFBFBF" w:sz="4"/>
+              <w:bottom w:val="single" w:color="BFBFBF" w:sz="4"/>
+              <w:right w:val="single" w:color="BFBFBF" w:sz="4"/>
+            </w:tcBorders>
+            <w:tcMar>
+              <w:top w:type="dxa" w:w="80"/>
+              <w:left w:type="dxa" w:w="120"/>
+              <w:bottom w:type="dxa" w:w="80"/>
+              <w:right w:type="dxa" w:w="120"/>
+            </w:tcMar>
+          </w:tcPr>
+          <w:p>
+            <w:r>
+              <w:rPr>
+                <w:sz w:val="20"/>
+                <w:szCs w:val="20"/>
+              </w:rPr>
+              <w:t xml:space="preserve">Fases F1–F6</w:t>
+            </w:r>
+          </w:p>
+        </w:tc>
+        <w:tc>
+          <w:tcPr>
+            <w:tcW w:type="dxa" w:w="5960"/>
+            <w:tcBorders>
+              <w:top w:val="single" w:color="BFBFBF" w:sz="4"/>
+              <w:left w:val="single" w:color="BFBFBF" w:sz="4"/>
+              <w:bottom w:val="single" w:color="BFBFBF" w:sz="4"/>
+              <w:right w:val="single" w:color="BFBFBF" w:sz="4"/>
+            </w:tcBorders>
+            <w:tcMar>
+              <w:top w:type="dxa" w:w="80"/>
+              <w:left w:type="dxa" w:w="120"/>
+              <w:bottom w:type="dxa" w:w="80"/>
+              <w:right w:type="dxa" w:w="120"/>
+            </w:tcMar>
+          </w:tcPr>
+          <w:p>
+            <w:r>
+              <w:rPr>
+                <w:sz w:val="20"/>
+                <w:szCs w:val="20"/>
+              </w:rPr>
+              <w:t xml:space="preserve">Omitir social listening — foco en contactación activa primero</w:t>
+            </w:r>
+          </w:p>
+        </w:tc>
+      </w:tr>
+      <w:tr>
+        <w:tc>
+          <w:tcPr>
+            <w:tcW w:type="dxa" w:w="3400"/>
+            <w:tcBorders>
+              <w:top w:val="single" w:color="BFBFBF" w:sz="4"/>
+              <w:left w:val="single" w:color="BFBFBF" w:sz="4"/>
+              <w:bottom w:val="single" w:color="BFBFBF" w:sz="4"/>
+              <w:right w:val="single" w:color="BFBFBF" w:sz="4"/>
+            </w:tcBorders>
+            <w:shd w:fill="F2F2F2" w:val="clear"/>
+            <w:tcMar>
+              <w:top w:type="dxa" w:w="80"/>
+              <w:left w:type="dxa" w:w="120"/>
+              <w:bottom w:type="dxa" w:w="80"/>
+              <w:right w:type="dxa" w:w="120"/>
+            </w:tcMar>
+          </w:tcPr>
+          <w:p>
+            <w:r>
+              <w:rPr>
+                <w:sz w:val="20"/>
+                <w:szCs w:val="20"/>
+              </w:rPr>
+              <w:t xml:space="preserve">F7+ con presupuesto bajo (~$0–$200/mes)</w:t>
+            </w:r>
+          </w:p>
+        </w:tc>
+        <w:tc>
+          <w:tcPr>
+            <w:tcW w:type="dxa" w:w="5960"/>
+            <w:tcBorders>
+              <w:top w:val="single" w:color="BFBFBF" w:sz="4"/>
+              <w:left w:val="single" w:color="BFBFBF" w:sz="4"/>
+              <w:bottom w:val="single" w:color="BFBFBF" w:sz="4"/>
+              <w:right w:val="single" w:color="BFBFBF" w:sz="4"/>
+            </w:tcBorders>
+            <w:shd w:fill="F2F2F2" w:val="clear"/>
+            <w:tcMar>
+              <w:top w:type="dxa" w:w="80"/>
+              <w:left w:type="dxa" w:w="120"/>
+              <w:bottom w:type="dxa" w:w="80"/>
+              <w:right w:type="dxa" w:w="120"/>
+            </w:tcMar>
+          </w:tcPr>
+          <w:p>
+            <w:r>
+              <w:rPr>
+                <w:sz w:val="20"/>
+                <w:szCs w:val="20"/>
+              </w:rPr>
+              <w:t xml:space="preserve">DIY: X API Basic (free) + Reddit API (free) + Claude API para sentiment ≈ 80% del valor por &lt;$50/mes. Requiere ~2 semanas de dev.</w:t>
+            </w:r>
+          </w:p>
+        </w:tc>
+      </w:tr>
+      <w:tr>
+        <w:tc>
+          <w:tcPr>
+            <w:tcW w:type="dxa" w:w="3400"/>
+            <w:tcBorders>
+              <w:top w:val="single" w:color="BFBFBF" w:sz="4"/>
+              <w:left w:val="single" w:color="BFBFBF" w:sz="4"/>
+              <w:bottom w:val="single" w:color="BFBFBF" w:sz="4"/>
+              <w:right w:val="single" w:color="BFBFBF" w:sz="4"/>
+            </w:tcBorders>
+            <w:tcMar>
+              <w:top w:type="dxa" w:w="80"/>
+              <w:left w:type="dxa" w:w="120"/>
+              <w:bottom w:type="dxa" w:w="80"/>
+              <w:right w:type="dxa" w:w="120"/>
+            </w:tcMar>
+          </w:tcPr>
+          <w:p>
+            <w:r>
+              <w:rPr>
+                <w:sz w:val="20"/>
+                <w:szCs w:val="20"/>
+              </w:rPr>
+              <w:t xml:space="preserve">F7+ con presupuesto medio (~$1.2k/año)</w:t>
+            </w:r>
+          </w:p>
+        </w:tc>
+        <w:tc>
+          <w:tcPr>
+            <w:tcW w:type="dxa" w:w="5960"/>
+            <w:tcBorders>
+              <w:top w:val="single" w:color="BFBFBF" w:sz="4"/>
+              <w:left w:val="single" w:color="BFBFBF" w:sz="4"/>
+              <w:bottom w:val="single" w:color="BFBFBF" w:sz="4"/>
+              <w:right w:val="single" w:color="BFBFBF" w:sz="4"/>
+            </w:tcBorders>
+            <w:tcMar>
+              <w:top w:type="dxa" w:w="80"/>
+              <w:left w:type="dxa" w:w="120"/>
+              <w:bottom w:type="dxa" w:w="80"/>
+              <w:right w:type="dxa" w:w="120"/>
+            </w:tcMar>
+          </w:tcPr>
+          <w:p>
+            <w:r>
+              <w:rPr>
+                <w:sz w:val="20"/>
+                <w:szCs w:val="20"/>
+              </w:rPr>
+              <w:t xml:space="preserve">Brand24 — cobertura buena, IA decente, asequible y rápido de adoptar.</w:t>
+            </w:r>
+          </w:p>
+        </w:tc>
+      </w:tr>
+      <w:tr>
+        <w:tc>
+          <w:tcPr>
+            <w:tcW w:type="dxa" w:w="3400"/>
+            <w:tcBorders>
+              <w:top w:val="single" w:color="BFBFBF" w:sz="4"/>
+              <w:left w:val="single" w:color="BFBFBF" w:sz="4"/>
+              <w:bottom w:val="single" w:color="BFBFBF" w:sz="4"/>
+              <w:right w:val="single" w:color="BFBFBF" w:sz="4"/>
+            </w:tcBorders>
+            <w:shd w:fill="F2F2F2" w:val="clear"/>
+            <w:tcMar>
+              <w:top w:type="dxa" w:w="80"/>
+              <w:left w:type="dxa" w:w="120"/>
+              <w:bottom w:type="dxa" w:w="80"/>
+              <w:right w:type="dxa" w:w="120"/>
+            </w:tcMar>
+          </w:tcPr>
+          <w:p>
+            <w:r>
+              <w:rPr>
+                <w:sz w:val="20"/>
+                <w:szCs w:val="20"/>
+              </w:rPr>
+              <w:t xml:space="preserve">F7+ con presupuesto alto (~$25k+/año)</w:t>
+            </w:r>
+          </w:p>
+        </w:tc>
+        <w:tc>
+          <w:tcPr>
+            <w:tcW w:type="dxa" w:w="5960"/>
+            <w:tcBorders>
+              <w:top w:val="single" w:color="BFBFBF" w:sz="4"/>
+              <w:left w:val="single" w:color="BFBFBF" w:sz="4"/>
+              <w:bottom w:val="single" w:color="BFBFBF" w:sz="4"/>
+              <w:right w:val="single" w:color="BFBFBF" w:sz="4"/>
+            </w:tcBorders>
+            <w:shd w:fill="F2F2F2" w:val="clear"/>
+            <w:tcMar>
+              <w:top w:type="dxa" w:w="80"/>
+              <w:left w:type="dxa" w:w="120"/>
+              <w:bottom w:type="dxa" w:w="80"/>
+              <w:right w:type="dxa" w:w="120"/>
+            </w:tcMar>
+          </w:tcPr>
+          <w:p>
+            <w:r>
+              <w:rPr>
+                <w:sz w:val="20"/>
+                <w:szCs w:val="20"/>
+              </w:rPr>
+              <w:t xml:space="preserve">Brandwatch — si necesitamos profundidad de podcasts/foros, reportes institucionales, o el storytelling de Iris AI para presentar a stakeholders.</w:t>
+            </w:r>
+          </w:p>
+        </w:tc>
+      </w:tr>
+    </w:tbl>
+    <w:tbl>
+      <w:tblPr>
+        <w:tblW w:type="dxa" w:w="9360"/>
+        <w:tblBorders>
+          <w:top w:val="single" w:color="auto" w:sz="4"/>
+          <w:left w:val="single" w:color="auto" w:sz="4"/>
+          <w:bottom w:val="single" w:color="auto" w:sz="4"/>
+          <w:right w:val="single" w:color="auto" w:sz="4"/>
+          <w:insideH w:val="single" w:color="auto" w:sz="4"/>
+          <w:insideV w:val="single" w:color="auto" w:sz="4"/>
+        </w:tblBorders>
+      </w:tblPr>
+      <w:tblGrid>
+        <w:gridCol w:w="9360"/>
+      </w:tblGrid>
+      <w:tr>
+        <w:tc>
+          <w:tcPr>
+            <w:tcW w:type="dxa" w:w="9360"/>
+            <w:tcBorders>
+              <w:top w:val="single" w:color="1F4E79" w:sz="4"/>
+              <w:left w:val="single" w:color="1F4E79" w:sz="24"/>
+              <w:bottom w:val="single" w:color="1F4E79" w:sz="4"/>
+              <w:right w:val="single" w:color="1F4E79" w:sz="4"/>
+            </w:tcBorders>
+            <w:shd w:fill="D5E8F0" w:val="clear"/>
+            <w:tcMar>
+              <w:top w:type="dxa" w:w="160"/>
+              <w:left w:type="dxa" w:w="200"/>
+              <w:bottom w:type="dxa" w:w="160"/>
+              <w:right w:type="dxa" w:w="200"/>
+            </w:tcMar>
+          </w:tcPr>
+          <w:p>
+            <w:r>
+              <w:rPr>
+                <w:i/>
+                <w:iCs/>
+              </w:rPr>
+              <w:t xml:space="preserve">Insight de arquitectura: Brandwatch (o cualquier social listening) y Severo Tronador son COMPLEMENTARIOS, no sustitutos. Brandwatch detecta DE QUÉ está hablando la gente; Severo Tronador pregunta directo a una muestra controlada del padrón. La pipeline ideal: usar listening para DESCUBRIR temas, después usar encuestas para MEDIR prevalencia en la población objetivo. Cierre del loop: las respuestas a encuestas pueden, a su vez, alimentar nuevas queries de listening ("¿qué tan generalizada está esta queja sobre el barrio X?").</w:t>
+            </w:r>
+          </w:p>
+        </w:tc>
+      </w:tr>
+    </w:tbl>
+    <w:p>
+      <w:r>
+        <w:br w:type="page"/>
+      </w:r>
+    </w:p>
+    <w:p>
+      <w:pPr>
         <w:pStyle w:val="Heading1"/>
         <w:spacing w:after="200" w:before="360"/>
       </w:pPr>
@@ -15848,7 +17397,7 @@
       <w:r>
         <w:t xml:space="preserve">· WhatsApp Business Messaging Policy — </w:t>
       </w:r>
-      <w:hyperlink w:history="1" r:id="rIdrktio6tc58v1djwh96u_c">
+      <w:hyperlink w:history="1" r:id="rIdd84zk4k9gpuf7wmccu1rw">
         <w:r>
           <w:rPr>
             <w:rStyle w:val="Hyperlink"/>
@@ -15864,7 +17413,7 @@
       <w:r>
         <w:t xml:space="preserve">· WhatsApp Cloud API &amp; Government Bodies (360dialog docs) — </w:t>
       </w:r>
-      <w:hyperlink w:history="1" r:id="rId4wnquhsqm_cgoee9b9tyh">
+      <w:hyperlink w:history="1" r:id="rIda5ruhxtjbfvqrxdphmmtg">
         <w:r>
           <w:rPr>
             <w:rStyle w:val="Hyperlink"/>
@@ -15880,7 +17429,7 @@
       <w:r>
         <w:t xml:space="preserve">· Resend Acceptable Use Policy — </w:t>
       </w:r>
-      <w:hyperlink w:history="1" r:id="rIdqfp-tiod01udm7eurpevg">
+      <w:hyperlink w:history="1" r:id="rIdau6eoeqtbvut58yropn7y">
         <w:r>
           <w:rPr>
             <w:rStyle w:val="Hyperlink"/>
@@ -15896,7 +17445,7 @@
       <w:r>
         <w:t xml:space="preserve">· Brevo Anti-spam Policy — </w:t>
       </w:r>
-      <w:hyperlink w:history="1" r:id="rIdppjqt6pt4hcq8-qpj__1h">
+      <w:hyperlink w:history="1" r:id="rIdoapeasmzhd_pj_5ji0o4f">
         <w:r>
           <w:rPr>
             <w:rStyle w:val="Hyperlink"/>
@@ -15925,7 +17474,7 @@
       <w:r>
         <w:t xml:space="preserve">· Email API pricing 2026 (Resend/SendGrid/Postmark) — </w:t>
       </w:r>
-      <w:hyperlink w:history="1" r:id="rIdxticeyjtfcvlacvegyynz">
+      <w:hyperlink w:history="1" r:id="rIdlcrwdqfugwpm8wwetvxbi">
         <w:r>
           <w:rPr>
             <w:rStyle w:val="Hyperlink"/>
@@ -15941,7 +17490,7 @@
       <w:r>
         <w:t xml:space="preserve">· WhatsApp API pricing 2026 — </w:t>
       </w:r>
-      <w:hyperlink w:history="1" r:id="rIdjdyxxux77qy9u-rzmgtva">
+      <w:hyperlink w:history="1" r:id="rIdeuweoicgqmeph4t3_jire">
         <w:r>
           <w:rPr>
             <w:rStyle w:val="Hyperlink"/>
@@ -15957,7 +17506,7 @@
       <w:r>
         <w:t xml:space="preserve">· Twilio vs 360dialog comparison — </w:t>
       </w:r>
-      <w:hyperlink w:history="1" r:id="rIdo642asbcffq1o5qya4fib">
+      <w:hyperlink w:history="1" r:id="rId4jactwqd-udcdr_d8hm2p">
         <w:r>
           <w:rPr>
             <w:rStyle w:val="Hyperlink"/>
@@ -15973,7 +17522,7 @@
       <w:r>
         <w:t xml:space="preserve">· SMS API comparison Twilio/Plivo/Vonage — </w:t>
       </w:r>
-      <w:hyperlink w:history="1" r:id="rIddyonal1ovfkwztz8pszjr">
+      <w:hyperlink w:history="1" r:id="rIdudhspxn4dni3dj0987uoa">
         <w:r>
           <w:rPr>
             <w:rStyle w:val="Hyperlink"/>
@@ -15989,7 +17538,7 @@
       <w:r>
         <w:t xml:space="preserve">· Argentina SMS pricing — </w:t>
       </w:r>
-      <w:hyperlink w:history="1" r:id="rIdi9oygelpjbsfalouxvydr">
+      <w:hyperlink w:history="1" r:id="rIduffhe1a9ywm-qk6ubc573">
         <w:r>
           <w:rPr>
             <w:rStyle w:val="Hyperlink"/>
@@ -16005,7 +17554,7 @@
       <w:r>
         <w:t xml:space="preserve">· 360nrs precios Argentina — </w:t>
       </w:r>
-      <w:hyperlink w:history="1" r:id="rIdrbx_x50h_lllxssqb9fuj">
+      <w:hyperlink w:history="1" r:id="rIdazsbplpck0q-toe-lo-3a">
         <w:r>
           <w:rPr>
             <w:rStyle w:val="Hyperlink"/>
@@ -16021,7 +17570,7 @@
       <w:r>
         <w:t xml:space="preserve">· Telnyx vs Twilio — </w:t>
       </w:r>
-      <w:hyperlink w:history="1" r:id="rIdtvsn0ywlgeoulrn-yt8kk">
+      <w:hyperlink w:history="1" r:id="rIdpgmacjurvibxmy9p5cpkq">
         <w:r>
           <w:rPr>
             <w:rStyle w:val="Hyperlink"/>
@@ -16037,7 +17586,7 @@
       <w:r>
         <w:t xml:space="preserve">· AI Voice Agents 2026 pricing — </w:t>
       </w:r>
-      <w:hyperlink w:history="1" r:id="rIdzrcmzmjianzz126hwfr1c">
+      <w:hyperlink w:history="1" r:id="rIdvmirqrtjwcrar71nxy2kf">
         <w:r>
           <w:rPr>
             <w:rStyle w:val="Hyperlink"/>
@@ -16056,6 +17605,99 @@
           <w:b/>
           <w:bCs/>
         </w:rPr>
+        <w:t xml:space="preserve">Social listening</w:t>
+      </w:r>
+    </w:p>
+    <w:p>
+      <w:pPr>
+        <w:spacing w:after="80"/>
+      </w:pPr>
+      <w:r>
+        <w:t xml:space="preserve">· Brandwatch (home) — </w:t>
+      </w:r>
+      <w:hyperlink w:history="1" r:id="rIdk5ovsvfhhse1yxp3aghd6">
+        <w:r>
+          <w:rPr>
+            <w:rStyle w:val="Hyperlink"/>
+          </w:rPr>
+          <w:t xml:space="preserve">brandwatch.com</w:t>
+        </w:r>
+      </w:hyperlink>
+    </w:p>
+    <w:p>
+      <w:pPr>
+        <w:spacing w:after="80"/>
+      </w:pPr>
+      <w:r>
+        <w:t xml:space="preserve">· Brandwatch Iris AI — </w:t>
+      </w:r>
+      <w:hyperlink w:history="1" r:id="rIdeh1u3lyj0dqyj_gj9flq3">
+        <w:r>
+          <w:rPr>
+            <w:rStyle w:val="Hyperlink"/>
+          </w:rPr>
+          <w:t xml:space="preserve">brandwatch.com/products/iris-ai</w:t>
+        </w:r>
+      </w:hyperlink>
+    </w:p>
+    <w:p>
+      <w:pPr>
+        <w:spacing w:after="80"/>
+      </w:pPr>
+      <w:r>
+        <w:t xml:space="preserve">· Brandwatch — Social listening for government (guía) — </w:t>
+      </w:r>
+      <w:hyperlink w:history="1" r:id="rIdn3gj7tbklr-nrdpjzeyyb">
+        <w:r>
+          <w:rPr>
+            <w:rStyle w:val="Hyperlink"/>
+          </w:rPr>
+          <w:t xml:space="preserve">brandwatch.com/guides/social-listening-for-government-best-practices</w:t>
+        </w:r>
+      </w:hyperlink>
+    </w:p>
+    <w:p>
+      <w:pPr>
+        <w:spacing w:after="80"/>
+      </w:pPr>
+      <w:r>
+        <w:t xml:space="preserve">· Brandwatch vs Meltwater vs Talkwalker (Syncly) — </w:t>
+      </w:r>
+      <w:hyperlink w:history="1" r:id="rIdzyvzirfuzbpz8onf0uc9z">
+        <w:r>
+          <w:rPr>
+            <w:rStyle w:val="Hyperlink"/>
+          </w:rPr>
+          <w:t xml:space="preserve">syncly.app</w:t>
+        </w:r>
+      </w:hyperlink>
+    </w:p>
+    <w:p>
+      <w:pPr>
+        <w:spacing w:after="80"/>
+      </w:pPr>
+      <w:r>
+        <w:t xml:space="preserve">· Brandwatch pricing on Vendr — </w:t>
+      </w:r>
+      <w:hyperlink w:history="1" r:id="rIdzrt2km1uklmkt17ddzzej">
+        <w:r>
+          <w:rPr>
+            <w:rStyle w:val="Hyperlink"/>
+          </w:rPr>
+          <w:t xml:space="preserve">vendr.com/marketplace/brandwatch</w:t>
+        </w:r>
+      </w:hyperlink>
+    </w:p>
+    <w:p>
+      <w:pPr>
+        <w:pStyle w:val="Heading2"/>
+        <w:spacing w:after="160" w:before="280"/>
+      </w:pPr>
+      <w:r>
+        <w:rPr>
+          <w:b/>
+          <w:bCs/>
+        </w:rPr>
         <w:t xml:space="preserve">Open source</w:t>
       </w:r>
     </w:p>
@@ -16066,7 +17708,7 @@
       <w:r>
         <w:t xml:space="preserve">· Listmonk — </w:t>
       </w:r>
-      <w:hyperlink w:history="1" r:id="rIdifzn5luofuyavl4jblcvl">
+      <w:hyperlink w:history="1" r:id="rIdmmlqjox7evhu2ee9txwj2">
         <w:r>
           <w:rPr>
             <w:rStyle w:val="Hyperlink"/>
@@ -16082,7 +17724,7 @@
       <w:r>
         <w:t xml:space="preserve">· Chatwoot — </w:t>
       </w:r>
-      <w:hyperlink w:history="1" r:id="rId7nnttcco4ztq-ae9bipdb">
+      <w:hyperlink w:history="1" r:id="rId2mprjfwk8hkibufrfotoi">
         <w:r>
           <w:rPr>
             <w:rStyle w:val="Hyperlink"/>
@@ -16098,7 +17740,7 @@
       <w:r>
         <w:t xml:space="preserve">· Baileys — </w:t>
       </w:r>
-      <w:hyperlink w:history="1" r:id="rIdmlc0vbcshfurj-w8wp6ec">
+      <w:hyperlink w:history="1" r:id="rIdy12ryf0hllb5qxn_vcxda">
         <w:r>
           <w:rPr>
             <w:rStyle w:val="Hyperlink"/>
@@ -16114,7 +17756,7 @@
       <w:r>
         <w:t xml:space="preserve">· Evolution API — </w:t>
       </w:r>
-      <w:hyperlink w:history="1" r:id="rIdwkyauhhsi26tehqgsfwfd">
+      <w:hyperlink w:history="1" r:id="rIdmvomrsnx8rcb6gwtumb2m">
         <w:r>
           <w:rPr>
             <w:rStyle w:val="Hyperlink"/>
@@ -16130,7 +17772,7 @@
       <w:r>
         <w:t xml:space="preserve">· Formbricks — </w:t>
       </w:r>
-      <w:hyperlink w:history="1" r:id="rIdgqsexsteyv0bsmve4j7dc">
+      <w:hyperlink w:history="1" r:id="rId_wt0--fli8nqpqpk6ppql">
         <w:r>
           <w:rPr>
             <w:rStyle w:val="Hyperlink"/>
@@ -16146,7 +17788,7 @@
       <w:r>
         <w:t xml:space="preserve">· SurveyJS — </w:t>
       </w:r>
-      <w:hyperlink w:history="1" r:id="rIdjwb-8b3ulnskzjsiydin1">
+      <w:hyperlink w:history="1" r:id="rIdnqwsobjgwn_iqi--mfbko">
         <w:r>
           <w:rPr>
             <w:rStyle w:val="Hyperlink"/>
@@ -16162,7 +17804,7 @@
       <w:r>
         <w:t xml:space="preserve">· Typebot vs Botpress — </w:t>
       </w:r>
-      <w:hyperlink w:history="1" r:id="rIdl9yrpqlive62m5hfgaloi">
+      <w:hyperlink w:history="1" r:id="rIdcceuhr0f7vkyrmmswdwts">
         <w:r>
           <w:rPr>
             <w:rStyle w:val="Hyperlink"/>
@@ -16178,7 +17820,7 @@
       <w:r>
         <w:t xml:space="preserve">· Awesome Political Tech list — </w:t>
       </w:r>
-      <w:hyperlink w:history="1" r:id="rIdsgg37w9y3ax58t-ssteb8">
+      <w:hyperlink w:history="1" r:id="rId4nrh-1seb3l1_bpy08pfc">
         <w:r>
           <w:rPr>
             <w:rStyle w:val="Hyperlink"/>
@@ -16207,7 +17849,7 @@
       <w:r>
         <w:t xml:space="preserve">· LLM-Assisted Thematic Analysis (arXiv 2026) — </w:t>
       </w:r>
-      <w:hyperlink w:history="1" r:id="rIdlup0qbd0lhjvjebq_bwrz">
+      <w:hyperlink w:history="1" r:id="rIdqtf5guter3ogasst32ffh">
         <w:r>
           <w:rPr>
             <w:rStyle w:val="Hyperlink"/>
@@ -16223,7 +17865,7 @@
       <w:r>
         <w:t xml:space="preserve">· Qualitative Coding via Open-Source LLMs (CHI 2026) — </w:t>
       </w:r>
-      <w:hyperlink w:history="1" r:id="rIdfab2yxyw-fpjhulbesige">
+      <w:hyperlink w:history="1" r:id="rId4uwxn6wrz0a26unpjbaun">
         <w:r>
           <w:rPr>
             <w:rStyle w:val="Hyperlink"/>
@@ -16239,7 +17881,7 @@
       <w:r>
         <w:t xml:space="preserve">· Few-shot classification of survey responses (arXiv 2025) — </w:t>
       </w:r>
-      <w:hyperlink w:history="1" r:id="rId11lelhaxmogofxepqrqle">
+      <w:hyperlink w:history="1" r:id="rIduyz3q-pljafpzr90ssimo">
         <w:r>
           <w:rPr>
             <w:rStyle w:val="Hyperlink"/>

--- a/docs/SEVERO_TRONADOR_Research.docx
+++ b/docs/SEVERO_TRONADOR_Research.docx
@@ -9168,6 +9168,3587 @@
     </w:p>
     <w:p>
       <w:pPr>
+        <w:pStyle w:val="Heading2"/>
+        <w:spacing w:after="160" w:before="280"/>
+      </w:pPr>
+      <w:r>
+        <w:rPr>
+          <w:b/>
+          <w:bCs/>
+        </w:rPr>
+        <w:t xml:space="preserve">5.8 Alternativas territoriales — escuchar un lugar, no una marca</w:t>
+      </w:r>
+    </w:p>
+    <w:tbl>
+      <w:tblPr>
+        <w:tblW w:type="dxa" w:w="9360"/>
+        <w:tblBorders>
+          <w:top w:val="single" w:color="auto" w:sz="4"/>
+          <w:left w:val="single" w:color="auto" w:sz="4"/>
+          <w:bottom w:val="single" w:color="auto" w:sz="4"/>
+          <w:right w:val="single" w:color="auto" w:sz="4"/>
+          <w:insideH w:val="single" w:color="auto" w:sz="4"/>
+          <w:insideV w:val="single" w:color="auto" w:sz="4"/>
+        </w:tblBorders>
+      </w:tblPr>
+      <w:tblGrid>
+        <w:gridCol w:w="9360"/>
+      </w:tblGrid>
+      <w:tr>
+        <w:tc>
+          <w:tcPr>
+            <w:tcW w:type="dxa" w:w="9360"/>
+            <w:tcBorders>
+              <w:top w:val="single" w:color="1F4E79" w:sz="4"/>
+              <w:left w:val="single" w:color="1F4E79" w:sz="24"/>
+              <w:bottom w:val="single" w:color="1F4E79" w:sz="4"/>
+              <w:right w:val="single" w:color="1F4E79" w:sz="4"/>
+            </w:tcBorders>
+            <w:shd w:fill="D5E8F0" w:val="clear"/>
+            <w:tcMar>
+              <w:top w:type="dxa" w:w="160"/>
+              <w:left w:type="dxa" w:w="200"/>
+              <w:bottom w:type="dxa" w:w="160"/>
+              <w:right w:type="dxa" w:w="200"/>
+            </w:tcMar>
+          </w:tcPr>
+          <w:p>
+            <w:r>
+              <w:rPr>
+                <w:i/>
+                <w:iCs/>
+              </w:rPr>
+              <w:t xml:space="preserve">El uso 'escuchar un territorio' (Maipú, Mendoza) es DISTINTO al uso clásico de social listening ('monitorear mi marca'). Cambia la pregunta de '¿qué dicen de mí?' a '¿qué dicen acá?'. Esto desbloquea una familia de herramientas más adecuadas — y un par de gemas open source — que las plataformas enterprise no necesariamente ofrecen como ventaja.</w:t>
+            </w:r>
+          </w:p>
+        </w:tc>
+      </w:tr>
+    </w:tbl>
+    <w:p>
+      <w:pPr>
+        <w:pStyle w:val="Heading3"/>
+        <w:spacing w:after="120" w:before="220"/>
+      </w:pPr>
+      <w:r>
+        <w:rPr>
+          <w:b/>
+          <w:bCs/>
+        </w:rPr>
+        <w:t xml:space="preserve">La economía cambia para un municipio chico</w:t>
+      </w:r>
+    </w:p>
+    <w:p>
+      <w:pPr>
+        <w:spacing w:after="120"/>
+      </w:pPr>
+      <w:r>
+        <w:t xml:space="preserve">Una ciudad como Maipú (~200k habitantes) no genera el volumen de menciones que justifica un Brandwatch / Talkwalker enterprise. Los mínimos de plan (típicamente miles de menciones/mes) no se llenan. Esto reordena la pirámide de costos en 5 tiers.</w:t>
+      </w:r>
+    </w:p>
+    <w:p>
+      <w:pPr>
+        <w:pStyle w:val="Heading3"/>
+        <w:spacing w:after="120" w:before="220"/>
+      </w:pPr>
+      <w:r>
+        <w:rPr>
+          <w:b/>
+          <w:bCs/>
+        </w:rPr>
+        <w:t xml:space="preserve">Tier 1 — Purpose-built para gobierno local: Zencity</w:t>
+      </w:r>
+    </w:p>
+    <w:tbl>
+      <w:tblPr>
+        <w:tblW w:type="dxa" w:w="9360"/>
+        <w:tblBorders>
+          <w:top w:val="single" w:color="auto" w:sz="4"/>
+          <w:left w:val="single" w:color="auto" w:sz="4"/>
+          <w:bottom w:val="single" w:color="auto" w:sz="4"/>
+          <w:right w:val="single" w:color="auto" w:sz="4"/>
+          <w:insideH w:val="single" w:color="auto" w:sz="4"/>
+          <w:insideV w:val="single" w:color="auto" w:sz="4"/>
+        </w:tblBorders>
+      </w:tblPr>
+      <w:tblGrid>
+        <w:gridCol w:w="9360"/>
+      </w:tblGrid>
+      <w:tr>
+        <w:tc>
+          <w:tcPr>
+            <w:tcW w:type="dxa" w:w="9360"/>
+            <w:tcBorders>
+              <w:top w:val="single" w:color="1F4E79" w:sz="4"/>
+              <w:left w:val="single" w:color="1F4E79" w:sz="24"/>
+              <w:bottom w:val="single" w:color="1F4E79" w:sz="4"/>
+              <w:right w:val="single" w:color="1F4E79" w:sz="4"/>
+            </w:tcBorders>
+            <w:shd w:fill="D5E8F0" w:val="clear"/>
+            <w:tcMar>
+              <w:top w:type="dxa" w:w="160"/>
+              <w:left w:type="dxa" w:w="200"/>
+              <w:bottom w:type="dxa" w:w="160"/>
+              <w:right w:type="dxa" w:w="200"/>
+            </w:tcMar>
+          </w:tcPr>
+          <w:p>
+            <w:r>
+              <w:rPr>
+                <w:i/>
+                <w:iCs/>
+              </w:rPr>
+              <w:t xml:space="preserve">Zencity (zencity.io) es la herramienta MÁS RELEVANTE para este caso si el sponsor es la municipalidad. Plataforma israelí usada por cientos de municipios globalmente, con sentiment model calibrado específicamente para gobierno local (lanzado abril 2025), no para marcas genéricas.</w:t>
+            </w:r>
+          </w:p>
+        </w:tc>
+      </w:tr>
+    </w:tbl>
+    <w:tbl>
+      <w:tblPr>
+        <w:tblW w:type="dxa" w:w="9360"/>
+        <w:tblBorders>
+          <w:top w:val="single" w:color="auto" w:sz="4"/>
+          <w:left w:val="single" w:color="auto" w:sz="4"/>
+          <w:bottom w:val="single" w:color="auto" w:sz="4"/>
+          <w:right w:val="single" w:color="auto" w:sz="4"/>
+          <w:insideH w:val="single" w:color="auto" w:sz="4"/>
+          <w:insideV w:val="single" w:color="auto" w:sz="4"/>
+        </w:tblBorders>
+      </w:tblPr>
+      <w:tblGrid>
+        <w:gridCol w:w="3400"/>
+        <w:gridCol w:w="5960"/>
+      </w:tblGrid>
+      <w:tr>
+        <w:trPr>
+          <w:tblHeader/>
+        </w:trPr>
+        <w:tc>
+          <w:tcPr>
+            <w:tcW w:type="dxa" w:w="3400"/>
+            <w:tcBorders>
+              <w:top w:val="single" w:color="BFBFBF" w:sz="4"/>
+              <w:left w:val="single" w:color="BFBFBF" w:sz="4"/>
+              <w:bottom w:val="single" w:color="BFBFBF" w:sz="4"/>
+              <w:right w:val="single" w:color="BFBFBF" w:sz="4"/>
+            </w:tcBorders>
+            <w:shd w:fill="1F4E79" w:val="clear"/>
+            <w:tcMar>
+              <w:top w:type="dxa" w:w="80"/>
+              <w:left w:type="dxa" w:w="120"/>
+              <w:bottom w:type="dxa" w:w="80"/>
+              <w:right w:type="dxa" w:w="120"/>
+            </w:tcMar>
+          </w:tcPr>
+          <w:p>
+            <w:r>
+              <w:rPr>
+                <w:b/>
+                <w:bCs/>
+                <w:color w:val="FFFFFF"/>
+                <w:sz w:val="20"/>
+                <w:szCs w:val="20"/>
+              </w:rPr>
+              <w:t xml:space="preserve">Feature de Zencity</w:t>
+            </w:r>
+          </w:p>
+        </w:tc>
+        <w:tc>
+          <w:tcPr>
+            <w:tcW w:type="dxa" w:w="5960"/>
+            <w:tcBorders>
+              <w:top w:val="single" w:color="BFBFBF" w:sz="4"/>
+              <w:left w:val="single" w:color="BFBFBF" w:sz="4"/>
+              <w:bottom w:val="single" w:color="BFBFBF" w:sz="4"/>
+              <w:right w:val="single" w:color="BFBFBF" w:sz="4"/>
+            </w:tcBorders>
+            <w:shd w:fill="1F4E79" w:val="clear"/>
+            <w:tcMar>
+              <w:top w:type="dxa" w:w="80"/>
+              <w:left w:type="dxa" w:w="120"/>
+              <w:bottom w:type="dxa" w:w="80"/>
+              <w:right w:type="dxa" w:w="120"/>
+            </w:tcMar>
+          </w:tcPr>
+          <w:p>
+            <w:r>
+              <w:rPr>
+                <w:b/>
+                <w:bCs/>
+                <w:color w:val="FFFFFF"/>
+                <w:sz w:val="20"/>
+                <w:szCs w:val="20"/>
+              </w:rPr>
+              <w:t xml:space="preserve">Por qué importa para Maipú</w:t>
+            </w:r>
+          </w:p>
+        </w:tc>
+      </w:tr>
+      <w:tr>
+        <w:tc>
+          <w:tcPr>
+            <w:tcW w:type="dxa" w:w="3400"/>
+            <w:tcBorders>
+              <w:top w:val="single" w:color="BFBFBF" w:sz="4"/>
+              <w:left w:val="single" w:color="BFBFBF" w:sz="4"/>
+              <w:bottom w:val="single" w:color="BFBFBF" w:sz="4"/>
+              <w:right w:val="single" w:color="BFBFBF" w:sz="4"/>
+            </w:tcBorders>
+            <w:tcMar>
+              <w:top w:type="dxa" w:w="80"/>
+              <w:left w:type="dxa" w:w="120"/>
+              <w:bottom w:type="dxa" w:w="80"/>
+              <w:right w:type="dxa" w:w="120"/>
+            </w:tcMar>
+          </w:tcPr>
+          <w:p>
+            <w:r>
+              <w:rPr>
+                <w:sz w:val="20"/>
+                <w:szCs w:val="20"/>
+              </w:rPr>
+              <w:t xml:space="preserve">Sentiment model calibrado para local gov</w:t>
+            </w:r>
+          </w:p>
+        </w:tc>
+        <w:tc>
+          <w:tcPr>
+            <w:tcW w:type="dxa" w:w="5960"/>
+            <w:tcBorders>
+              <w:top w:val="single" w:color="BFBFBF" w:sz="4"/>
+              <w:left w:val="single" w:color="BFBFBF" w:sz="4"/>
+              <w:bottom w:val="single" w:color="BFBFBF" w:sz="4"/>
+              <w:right w:val="single" w:color="BFBFBF" w:sz="4"/>
+            </w:tcBorders>
+            <w:tcMar>
+              <w:top w:type="dxa" w:w="80"/>
+              <w:left w:type="dxa" w:w="120"/>
+              <w:bottom w:type="dxa" w:w="80"/>
+              <w:right w:type="dxa" w:w="120"/>
+            </w:tcMar>
+          </w:tcPr>
+          <w:p>
+            <w:r>
+              <w:rPr>
+                <w:sz w:val="20"/>
+                <w:szCs w:val="20"/>
+              </w:rPr>
+              <w:t xml:space="preserve">Mide percepción específica sobre servicios municipales, gestión, obra pública — no sentiment de 'marca' genérica</w:t>
+            </w:r>
+          </w:p>
+        </w:tc>
+      </w:tr>
+      <w:tr>
+        <w:tc>
+          <w:tcPr>
+            <w:tcW w:type="dxa" w:w="3400"/>
+            <w:tcBorders>
+              <w:top w:val="single" w:color="BFBFBF" w:sz="4"/>
+              <w:left w:val="single" w:color="BFBFBF" w:sz="4"/>
+              <w:bottom w:val="single" w:color="BFBFBF" w:sz="4"/>
+              <w:right w:val="single" w:color="BFBFBF" w:sz="4"/>
+            </w:tcBorders>
+            <w:shd w:fill="F2F2F2" w:val="clear"/>
+            <w:tcMar>
+              <w:top w:type="dxa" w:w="80"/>
+              <w:left w:type="dxa" w:w="120"/>
+              <w:bottom w:type="dxa" w:w="80"/>
+              <w:right w:type="dxa" w:w="120"/>
+            </w:tcMar>
+          </w:tcPr>
+          <w:p>
+            <w:r>
+              <w:rPr>
+                <w:sz w:val="20"/>
+                <w:szCs w:val="20"/>
+              </w:rPr>
+              <w:t xml:space="preserve">Integra múltiples fuentes</w:t>
+            </w:r>
+          </w:p>
+        </w:tc>
+        <w:tc>
+          <w:tcPr>
+            <w:tcW w:type="dxa" w:w="5960"/>
+            <w:tcBorders>
+              <w:top w:val="single" w:color="BFBFBF" w:sz="4"/>
+              <w:left w:val="single" w:color="BFBFBF" w:sz="4"/>
+              <w:bottom w:val="single" w:color="BFBFBF" w:sz="4"/>
+              <w:right w:val="single" w:color="BFBFBF" w:sz="4"/>
+            </w:tcBorders>
+            <w:shd w:fill="F2F2F2" w:val="clear"/>
+            <w:tcMar>
+              <w:top w:type="dxa" w:w="80"/>
+              <w:left w:type="dxa" w:w="120"/>
+              <w:bottom w:type="dxa" w:w="80"/>
+              <w:right w:type="dxa" w:w="120"/>
+            </w:tcMar>
+          </w:tcPr>
+          <w:p>
+            <w:r>
+              <w:rPr>
+                <w:sz w:val="20"/>
+                <w:szCs w:val="20"/>
+              </w:rPr>
+              <w:t xml:space="preserve">Social (Nextdoor, Facebook, Twitter, Instagram) + llamadas 311 + medios locales + encuestas propias en una sola vista</w:t>
+            </w:r>
+          </w:p>
+        </w:tc>
+      </w:tr>
+      <w:tr>
+        <w:tc>
+          <w:tcPr>
+            <w:tcW w:type="dxa" w:w="3400"/>
+            <w:tcBorders>
+              <w:top w:val="single" w:color="BFBFBF" w:sz="4"/>
+              <w:left w:val="single" w:color="BFBFBF" w:sz="4"/>
+              <w:bottom w:val="single" w:color="BFBFBF" w:sz="4"/>
+              <w:right w:val="single" w:color="BFBFBF" w:sz="4"/>
+            </w:tcBorders>
+            <w:tcMar>
+              <w:top w:type="dxa" w:w="80"/>
+              <w:left w:type="dxa" w:w="120"/>
+              <w:bottom w:type="dxa" w:w="80"/>
+              <w:right w:type="dxa" w:w="120"/>
+            </w:tcMar>
+          </w:tcPr>
+          <w:p>
+            <w:r>
+              <w:rPr>
+                <w:sz w:val="20"/>
+                <w:szCs w:val="20"/>
+              </w:rPr>
+              <w:t xml:space="preserve">AI Insights (ZenCity AI)</w:t>
+            </w:r>
+          </w:p>
+        </w:tc>
+        <w:tc>
+          <w:tcPr>
+            <w:tcW w:type="dxa" w:w="5960"/>
+            <w:tcBorders>
+              <w:top w:val="single" w:color="BFBFBF" w:sz="4"/>
+              <w:left w:val="single" w:color="BFBFBF" w:sz="4"/>
+              <w:bottom w:val="single" w:color="BFBFBF" w:sz="4"/>
+              <w:right w:val="single" w:color="BFBFBF" w:sz="4"/>
+            </w:tcBorders>
+            <w:tcMar>
+              <w:top w:type="dxa" w:w="80"/>
+              <w:left w:type="dxa" w:w="120"/>
+              <w:bottom w:type="dxa" w:w="80"/>
+              <w:right w:type="dxa" w:w="120"/>
+            </w:tcMar>
+          </w:tcPr>
+          <w:p>
+            <w:r>
+              <w:rPr>
+                <w:sz w:val="20"/>
+                <w:szCs w:val="20"/>
+              </w:rPr>
+              <w:t xml:space="preserve">Resume miles de menciones/posts/llamadas en temas accionables sin necesidad de queries Booleanas</w:t>
+            </w:r>
+          </w:p>
+        </w:tc>
+      </w:tr>
+      <w:tr>
+        <w:tc>
+          <w:tcPr>
+            <w:tcW w:type="dxa" w:w="3400"/>
+            <w:tcBorders>
+              <w:top w:val="single" w:color="BFBFBF" w:sz="4"/>
+              <w:left w:val="single" w:color="BFBFBF" w:sz="4"/>
+              <w:bottom w:val="single" w:color="BFBFBF" w:sz="4"/>
+              <w:right w:val="single" w:color="BFBFBF" w:sz="4"/>
+            </w:tcBorders>
+            <w:shd w:fill="F2F2F2" w:val="clear"/>
+            <w:tcMar>
+              <w:top w:type="dxa" w:w="80"/>
+              <w:left w:type="dxa" w:w="120"/>
+              <w:bottom w:type="dxa" w:w="80"/>
+              <w:right w:type="dxa" w:w="120"/>
+            </w:tcMar>
+          </w:tcPr>
+          <w:p>
+            <w:r>
+              <w:rPr>
+                <w:sz w:val="20"/>
+                <w:szCs w:val="20"/>
+              </w:rPr>
+              <w:t xml:space="preserve">Encuestas integradas (vienen de NRC/Polco)</w:t>
+            </w:r>
+          </w:p>
+        </w:tc>
+        <w:tc>
+          <w:tcPr>
+            <w:tcW w:type="dxa" w:w="5960"/>
+            <w:tcBorders>
+              <w:top w:val="single" w:color="BFBFBF" w:sz="4"/>
+              <w:left w:val="single" w:color="BFBFBF" w:sz="4"/>
+              <w:bottom w:val="single" w:color="BFBFBF" w:sz="4"/>
+              <w:right w:val="single" w:color="BFBFBF" w:sz="4"/>
+            </w:tcBorders>
+            <w:shd w:fill="F2F2F2" w:val="clear"/>
+            <w:tcMar>
+              <w:top w:type="dxa" w:w="80"/>
+              <w:left w:type="dxa" w:w="120"/>
+              <w:bottom w:type="dxa" w:w="80"/>
+              <w:right w:type="dxa" w:w="120"/>
+            </w:tcMar>
+          </w:tcPr>
+          <w:p>
+            <w:r>
+              <w:rPr>
+                <w:sz w:val="20"/>
+                <w:szCs w:val="20"/>
+              </w:rPr>
+              <w:t xml:space="preserve">Pueden lanzarse desde la misma plataforma — compite y a la vez complementa a Severo Tronador</w:t>
+            </w:r>
+          </w:p>
+        </w:tc>
+      </w:tr>
+      <w:tr>
+        <w:tc>
+          <w:tcPr>
+            <w:tcW w:type="dxa" w:w="3400"/>
+            <w:tcBorders>
+              <w:top w:val="single" w:color="BFBFBF" w:sz="4"/>
+              <w:left w:val="single" w:color="BFBFBF" w:sz="4"/>
+              <w:bottom w:val="single" w:color="BFBFBF" w:sz="4"/>
+              <w:right w:val="single" w:color="BFBFBF" w:sz="4"/>
+            </w:tcBorders>
+            <w:tcMar>
+              <w:top w:type="dxa" w:w="80"/>
+              <w:left w:type="dxa" w:w="120"/>
+              <w:bottom w:type="dxa" w:w="80"/>
+              <w:right w:type="dxa" w:w="120"/>
+            </w:tcMar>
+          </w:tcPr>
+          <w:p>
+            <w:r>
+              <w:rPr>
+                <w:sz w:val="20"/>
+                <w:szCs w:val="20"/>
+              </w:rPr>
+              <w:t xml:space="preserve">Benchmarking</w:t>
+            </w:r>
+          </w:p>
+        </w:tc>
+        <w:tc>
+          <w:tcPr>
+            <w:tcW w:type="dxa" w:w="5960"/>
+            <w:tcBorders>
+              <w:top w:val="single" w:color="BFBFBF" w:sz="4"/>
+              <w:left w:val="single" w:color="BFBFBF" w:sz="4"/>
+              <w:bottom w:val="single" w:color="BFBFBF" w:sz="4"/>
+              <w:right w:val="single" w:color="BFBFBF" w:sz="4"/>
+            </w:tcBorders>
+            <w:tcMar>
+              <w:top w:type="dxa" w:w="80"/>
+              <w:left w:type="dxa" w:w="120"/>
+              <w:bottom w:type="dxa" w:w="80"/>
+              <w:right w:type="dxa" w:w="120"/>
+            </w:tcMar>
+          </w:tcPr>
+          <w:p>
+            <w:r>
+              <w:rPr>
+                <w:sz w:val="20"/>
+                <w:szCs w:val="20"/>
+              </w:rPr>
+              <w:t xml:space="preserve">Compara métricas contra otros municipios similares (poco aplicable en AR por ahora)</w:t>
+            </w:r>
+          </w:p>
+        </w:tc>
+      </w:tr>
+    </w:tbl>
+    <w:p>
+      <w:pPr>
+        <w:spacing w:after="120"/>
+      </w:pPr>
+      <w:r>
+        <w:t xml:space="preserve"/>
+      </w:r>
+    </w:p>
+    <w:p>
+      <w:pPr>
+        <w:pStyle w:val="ListParagraph"/>
+        <w:numPr>
+          <w:ilvl w:val="0"/>
+          <w:numId w:val="2"/>
+        </w:numPr>
+        <w:spacing w:after="80"/>
+      </w:pPr>
+      <w:r>
+        <w:t xml:space="preserve">Pricing: no público, escala con tamaño del municipio. Para una ciudad de ~200k habitantes, ticket histórico ronda $15k–$40k/año. Tienen plan 'Essentials' más liviano lanzado en 2024 para municipios chicos.</w:t>
+      </w:r>
+    </w:p>
+    <w:p>
+      <w:pPr>
+        <w:pStyle w:val="ListParagraph"/>
+        <w:numPr>
+          <w:ilvl w:val="0"/>
+          <w:numId w:val="2"/>
+        </w:numPr>
+        <w:spacing w:after="80"/>
+      </w:pPr>
+      <w:r>
+        <w:t xml:space="preserve">Decisión: si Severo Tronador es para el MUNICIPIO de Maipú (no para un partido), Zencity es competencia directa Y complemento posible. Sin Zencity construimos más; con Zencity nos enfocamos en la pieza que ellos no cubren bien (segmentación fina del padrón).</w:t>
+      </w:r>
+    </w:p>
+    <w:p>
+      <w:pPr>
+        <w:pStyle w:val="Heading3"/>
+        <w:spacing w:after="120" w:before="220"/>
+      </w:pPr>
+      <w:r>
+        <w:rPr>
+          <w:b/>
+          <w:bCs/>
+        </w:rPr>
+        <w:t xml:space="preserve">Tier 2 — Enterprise con geofencing</w:t>
+      </w:r>
+    </w:p>
+    <w:tbl>
+      <w:tblPr>
+        <w:tblW w:type="dxa" w:w="9360"/>
+        <w:tblBorders>
+          <w:top w:val="single" w:color="auto" w:sz="4"/>
+          <w:left w:val="single" w:color="auto" w:sz="4"/>
+          <w:bottom w:val="single" w:color="auto" w:sz="4"/>
+          <w:right w:val="single" w:color="auto" w:sz="4"/>
+          <w:insideH w:val="single" w:color="auto" w:sz="4"/>
+          <w:insideV w:val="single" w:color="auto" w:sz="4"/>
+        </w:tblBorders>
+      </w:tblPr>
+      <w:tblGrid>
+        <w:gridCol w:w="2200"/>
+        <w:gridCol w:w="3300"/>
+        <w:gridCol w:w="3860"/>
+      </w:tblGrid>
+      <w:tr>
+        <w:trPr>
+          <w:tblHeader/>
+        </w:trPr>
+        <w:tc>
+          <w:tcPr>
+            <w:tcW w:type="dxa" w:w="2200"/>
+            <w:tcBorders>
+              <w:top w:val="single" w:color="BFBFBF" w:sz="4"/>
+              <w:left w:val="single" w:color="BFBFBF" w:sz="4"/>
+              <w:bottom w:val="single" w:color="BFBFBF" w:sz="4"/>
+              <w:right w:val="single" w:color="BFBFBF" w:sz="4"/>
+            </w:tcBorders>
+            <w:shd w:fill="1F4E79" w:val="clear"/>
+            <w:tcMar>
+              <w:top w:type="dxa" w:w="80"/>
+              <w:left w:type="dxa" w:w="120"/>
+              <w:bottom w:type="dxa" w:w="80"/>
+              <w:right w:type="dxa" w:w="120"/>
+            </w:tcMar>
+          </w:tcPr>
+          <w:p>
+            <w:r>
+              <w:rPr>
+                <w:b/>
+                <w:bCs/>
+                <w:color w:val="FFFFFF"/>
+                <w:sz w:val="20"/>
+                <w:szCs w:val="20"/>
+              </w:rPr>
+              <w:t xml:space="preserve">Plataforma</w:t>
+            </w:r>
+          </w:p>
+        </w:tc>
+        <w:tc>
+          <w:tcPr>
+            <w:tcW w:type="dxa" w:w="3300"/>
+            <w:tcBorders>
+              <w:top w:val="single" w:color="BFBFBF" w:sz="4"/>
+              <w:left w:val="single" w:color="BFBFBF" w:sz="4"/>
+              <w:bottom w:val="single" w:color="BFBFBF" w:sz="4"/>
+              <w:right w:val="single" w:color="BFBFBF" w:sz="4"/>
+            </w:tcBorders>
+            <w:shd w:fill="1F4E79" w:val="clear"/>
+            <w:tcMar>
+              <w:top w:type="dxa" w:w="80"/>
+              <w:left w:type="dxa" w:w="120"/>
+              <w:bottom w:type="dxa" w:w="80"/>
+              <w:right w:type="dxa" w:w="120"/>
+            </w:tcMar>
+          </w:tcPr>
+          <w:p>
+            <w:r>
+              <w:rPr>
+                <w:b/>
+                <w:bCs/>
+                <w:color w:val="FFFFFF"/>
+                <w:sz w:val="20"/>
+                <w:szCs w:val="20"/>
+              </w:rPr>
+              <w:t xml:space="preserve">Capacidad geo</w:t>
+            </w:r>
+          </w:p>
+        </w:tc>
+        <w:tc>
+          <w:tcPr>
+            <w:tcW w:type="dxa" w:w="3860"/>
+            <w:tcBorders>
+              <w:top w:val="single" w:color="BFBFBF" w:sz="4"/>
+              <w:left w:val="single" w:color="BFBFBF" w:sz="4"/>
+              <w:bottom w:val="single" w:color="BFBFBF" w:sz="4"/>
+              <w:right w:val="single" w:color="BFBFBF" w:sz="4"/>
+            </w:tcBorders>
+            <w:shd w:fill="1F4E79" w:val="clear"/>
+            <w:tcMar>
+              <w:top w:type="dxa" w:w="80"/>
+              <w:left w:type="dxa" w:w="120"/>
+              <w:bottom w:type="dxa" w:w="80"/>
+              <w:right w:type="dxa" w:w="120"/>
+            </w:tcMar>
+          </w:tcPr>
+          <w:p>
+            <w:r>
+              <w:rPr>
+                <w:b/>
+                <w:bCs/>
+                <w:color w:val="FFFFFF"/>
+                <w:sz w:val="20"/>
+                <w:szCs w:val="20"/>
+              </w:rPr>
+              <w:t xml:space="preserve">Notas</w:t>
+            </w:r>
+          </w:p>
+        </w:tc>
+      </w:tr>
+      <w:tr>
+        <w:tc>
+          <w:tcPr>
+            <w:tcW w:type="dxa" w:w="2200"/>
+            <w:tcBorders>
+              <w:top w:val="single" w:color="BFBFBF" w:sz="4"/>
+              <w:left w:val="single" w:color="BFBFBF" w:sz="4"/>
+              <w:bottom w:val="single" w:color="BFBFBF" w:sz="4"/>
+              <w:right w:val="single" w:color="BFBFBF" w:sz="4"/>
+            </w:tcBorders>
+            <w:tcMar>
+              <w:top w:type="dxa" w:w="80"/>
+              <w:left w:type="dxa" w:w="120"/>
+              <w:bottom w:type="dxa" w:w="80"/>
+              <w:right w:type="dxa" w:w="120"/>
+            </w:tcMar>
+          </w:tcPr>
+          <w:p>
+            <w:r>
+              <w:rPr>
+                <w:sz w:val="20"/>
+                <w:szCs w:val="20"/>
+              </w:rPr>
+              <w:t xml:space="preserve">Brandwatch</w:t>
+            </w:r>
+          </w:p>
+        </w:tc>
+        <w:tc>
+          <w:tcPr>
+            <w:tcW w:type="dxa" w:w="3300"/>
+            <w:tcBorders>
+              <w:top w:val="single" w:color="BFBFBF" w:sz="4"/>
+              <w:left w:val="single" w:color="BFBFBF" w:sz="4"/>
+              <w:bottom w:val="single" w:color="BFBFBF" w:sz="4"/>
+              <w:right w:val="single" w:color="BFBFBF" w:sz="4"/>
+            </w:tcBorders>
+            <w:tcMar>
+              <w:top w:type="dxa" w:w="80"/>
+              <w:left w:type="dxa" w:w="120"/>
+              <w:bottom w:type="dxa" w:w="80"/>
+              <w:right w:type="dxa" w:w="120"/>
+            </w:tcMar>
+          </w:tcPr>
+          <w:p>
+            <w:r>
+              <w:rPr>
+                <w:sz w:val="20"/>
+                <w:szCs w:val="20"/>
+              </w:rPr>
+              <w:t xml:space="preserve">Geofence queries Booleanas, polígonos</w:t>
+            </w:r>
+          </w:p>
+        </w:tc>
+        <w:tc>
+          <w:tcPr>
+            <w:tcW w:type="dxa" w:w="3860"/>
+            <w:tcBorders>
+              <w:top w:val="single" w:color="BFBFBF" w:sz="4"/>
+              <w:left w:val="single" w:color="BFBFBF" w:sz="4"/>
+              <w:bottom w:val="single" w:color="BFBFBF" w:sz="4"/>
+              <w:right w:val="single" w:color="BFBFBF" w:sz="4"/>
+            </w:tcBorders>
+            <w:tcMar>
+              <w:top w:type="dxa" w:w="80"/>
+              <w:left w:type="dxa" w:w="120"/>
+              <w:bottom w:type="dxa" w:w="80"/>
+              <w:right w:type="dxa" w:w="120"/>
+            </w:tcMar>
+          </w:tcPr>
+          <w:p>
+            <w:r>
+              <w:rPr>
+                <w:sz w:val="20"/>
+                <w:szCs w:val="20"/>
+              </w:rPr>
+              <w:t xml:space="preserve">Cubierto en sección 5.7</w:t>
+            </w:r>
+          </w:p>
+        </w:tc>
+      </w:tr>
+      <w:tr>
+        <w:tc>
+          <w:tcPr>
+            <w:tcW w:type="dxa" w:w="2200"/>
+            <w:tcBorders>
+              <w:top w:val="single" w:color="BFBFBF" w:sz="4"/>
+              <w:left w:val="single" w:color="BFBFBF" w:sz="4"/>
+              <w:bottom w:val="single" w:color="BFBFBF" w:sz="4"/>
+              <w:right w:val="single" w:color="BFBFBF" w:sz="4"/>
+            </w:tcBorders>
+            <w:shd w:fill="F2F2F2" w:val="clear"/>
+            <w:tcMar>
+              <w:top w:type="dxa" w:w="80"/>
+              <w:left w:type="dxa" w:w="120"/>
+              <w:bottom w:type="dxa" w:w="80"/>
+              <w:right w:type="dxa" w:w="120"/>
+            </w:tcMar>
+          </w:tcPr>
+          <w:p>
+            <w:r>
+              <w:rPr>
+                <w:sz w:val="20"/>
+                <w:szCs w:val="20"/>
+              </w:rPr>
+              <w:t xml:space="preserve">Talkwalker</w:t>
+            </w:r>
+          </w:p>
+        </w:tc>
+        <w:tc>
+          <w:tcPr>
+            <w:tcW w:type="dxa" w:w="3300"/>
+            <w:tcBorders>
+              <w:top w:val="single" w:color="BFBFBF" w:sz="4"/>
+              <w:left w:val="single" w:color="BFBFBF" w:sz="4"/>
+              <w:bottom w:val="single" w:color="BFBFBF" w:sz="4"/>
+              <w:right w:val="single" w:color="BFBFBF" w:sz="4"/>
+            </w:tcBorders>
+            <w:shd w:fill="F2F2F2" w:val="clear"/>
+            <w:tcMar>
+              <w:top w:type="dxa" w:w="80"/>
+              <w:left w:type="dxa" w:w="120"/>
+              <w:bottom w:type="dxa" w:w="80"/>
+              <w:right w:type="dxa" w:w="120"/>
+            </w:tcMar>
+          </w:tcPr>
+          <w:p>
+            <w:r>
+              <w:rPr>
+                <w:sz w:val="20"/>
+                <w:szCs w:val="20"/>
+              </w:rPr>
+              <w:t xml:space="preserve">Geo + visual AI (imágenes geotagueadas)</w:t>
+            </w:r>
+          </w:p>
+        </w:tc>
+        <w:tc>
+          <w:tcPr>
+            <w:tcW w:type="dxa" w:w="3860"/>
+            <w:tcBorders>
+              <w:top w:val="single" w:color="BFBFBF" w:sz="4"/>
+              <w:left w:val="single" w:color="BFBFBF" w:sz="4"/>
+              <w:bottom w:val="single" w:color="BFBFBF" w:sz="4"/>
+              <w:right w:val="single" w:color="BFBFBF" w:sz="4"/>
+            </w:tcBorders>
+            <w:shd w:fill="F2F2F2" w:val="clear"/>
+            <w:tcMar>
+              <w:top w:type="dxa" w:w="80"/>
+              <w:left w:type="dxa" w:w="120"/>
+              <w:bottom w:type="dxa" w:w="80"/>
+              <w:right w:type="dxa" w:w="120"/>
+            </w:tcMar>
+          </w:tcPr>
+          <w:p>
+            <w:r>
+              <w:rPr>
+                <w:sz w:val="20"/>
+                <w:szCs w:val="20"/>
+              </w:rPr>
+              <w:t xml:space="preserve">Fuerte en multi-idioma</w:t>
+            </w:r>
+          </w:p>
+        </w:tc>
+      </w:tr>
+      <w:tr>
+        <w:tc>
+          <w:tcPr>
+            <w:tcW w:type="dxa" w:w="2200"/>
+            <w:tcBorders>
+              <w:top w:val="single" w:color="BFBFBF" w:sz="4"/>
+              <w:left w:val="single" w:color="BFBFBF" w:sz="4"/>
+              <w:bottom w:val="single" w:color="BFBFBF" w:sz="4"/>
+              <w:right w:val="single" w:color="BFBFBF" w:sz="4"/>
+            </w:tcBorders>
+            <w:tcMar>
+              <w:top w:type="dxa" w:w="80"/>
+              <w:left w:type="dxa" w:w="120"/>
+              <w:bottom w:type="dxa" w:w="80"/>
+              <w:right w:type="dxa" w:w="120"/>
+            </w:tcMar>
+          </w:tcPr>
+          <w:p>
+            <w:r>
+              <w:rPr>
+                <w:sz w:val="20"/>
+                <w:szCs w:val="20"/>
+              </w:rPr>
+              <w:t xml:space="preserve">Meltwater</w:t>
+            </w:r>
+          </w:p>
+        </w:tc>
+        <w:tc>
+          <w:tcPr>
+            <w:tcW w:type="dxa" w:w="3300"/>
+            <w:tcBorders>
+              <w:top w:val="single" w:color="BFBFBF" w:sz="4"/>
+              <w:left w:val="single" w:color="BFBFBF" w:sz="4"/>
+              <w:bottom w:val="single" w:color="BFBFBF" w:sz="4"/>
+              <w:right w:val="single" w:color="BFBFBF" w:sz="4"/>
+            </w:tcBorders>
+            <w:tcMar>
+              <w:top w:type="dxa" w:w="80"/>
+              <w:left w:type="dxa" w:w="120"/>
+              <w:bottom w:type="dxa" w:w="80"/>
+              <w:right w:type="dxa" w:w="120"/>
+            </w:tcMar>
+          </w:tcPr>
+          <w:p>
+            <w:r>
+              <w:rPr>
+                <w:sz w:val="20"/>
+                <w:szCs w:val="20"/>
+              </w:rPr>
+              <w:t xml:space="preserve">Filtros por país/región + GenAI search</w:t>
+            </w:r>
+          </w:p>
+        </w:tc>
+        <w:tc>
+          <w:tcPr>
+            <w:tcW w:type="dxa" w:w="3860"/>
+            <w:tcBorders>
+              <w:top w:val="single" w:color="BFBFBF" w:sz="4"/>
+              <w:left w:val="single" w:color="BFBFBF" w:sz="4"/>
+              <w:bottom w:val="single" w:color="BFBFBF" w:sz="4"/>
+              <w:right w:val="single" w:color="BFBFBF" w:sz="4"/>
+            </w:tcBorders>
+            <w:tcMar>
+              <w:top w:type="dxa" w:w="80"/>
+              <w:left w:type="dxa" w:w="120"/>
+              <w:bottom w:type="dxa" w:w="80"/>
+              <w:right w:type="dxa" w:w="120"/>
+            </w:tcMar>
+          </w:tcPr>
+          <w:p>
+            <w:r>
+              <w:rPr>
+                <w:sz w:val="20"/>
+                <w:szCs w:val="20"/>
+              </w:rPr>
+              <w:t xml:space="preserve">Mejor para PR/medios</w:t>
+            </w:r>
+          </w:p>
+        </w:tc>
+      </w:tr>
+      <w:tr>
+        <w:tc>
+          <w:tcPr>
+            <w:tcW w:type="dxa" w:w="2200"/>
+            <w:tcBorders>
+              <w:top w:val="single" w:color="BFBFBF" w:sz="4"/>
+              <w:left w:val="single" w:color="BFBFBF" w:sz="4"/>
+              <w:bottom w:val="single" w:color="BFBFBF" w:sz="4"/>
+              <w:right w:val="single" w:color="BFBFBF" w:sz="4"/>
+            </w:tcBorders>
+            <w:shd w:fill="F2F2F2" w:val="clear"/>
+            <w:tcMar>
+              <w:top w:type="dxa" w:w="80"/>
+              <w:left w:type="dxa" w:w="120"/>
+              <w:bottom w:type="dxa" w:w="80"/>
+              <w:right w:type="dxa" w:w="120"/>
+            </w:tcMar>
+          </w:tcPr>
+          <w:p>
+            <w:r>
+              <w:rPr>
+                <w:sz w:val="20"/>
+                <w:szCs w:val="20"/>
+              </w:rPr>
+              <w:t xml:space="preserve">Synthesio (Ipsos)</w:t>
+            </w:r>
+          </w:p>
+        </w:tc>
+        <w:tc>
+          <w:tcPr>
+            <w:tcW w:type="dxa" w:w="3300"/>
+            <w:tcBorders>
+              <w:top w:val="single" w:color="BFBFBF" w:sz="4"/>
+              <w:left w:val="single" w:color="BFBFBF" w:sz="4"/>
+              <w:bottom w:val="single" w:color="BFBFBF" w:sz="4"/>
+              <w:right w:val="single" w:color="BFBFBF" w:sz="4"/>
+            </w:tcBorders>
+            <w:shd w:fill="F2F2F2" w:val="clear"/>
+            <w:tcMar>
+              <w:top w:type="dxa" w:w="80"/>
+              <w:left w:type="dxa" w:w="120"/>
+              <w:bottom w:type="dxa" w:w="80"/>
+              <w:right w:type="dxa" w:w="120"/>
+            </w:tcMar>
+          </w:tcPr>
+          <w:p>
+            <w:r>
+              <w:rPr>
+                <w:sz w:val="20"/>
+                <w:szCs w:val="20"/>
+              </w:rPr>
+              <w:t xml:space="preserve">Global geo, X heatmaps, demografía + psicografía</w:t>
+            </w:r>
+          </w:p>
+        </w:tc>
+        <w:tc>
+          <w:tcPr>
+            <w:tcW w:type="dxa" w:w="3860"/>
+            <w:tcBorders>
+              <w:top w:val="single" w:color="BFBFBF" w:sz="4"/>
+              <w:left w:val="single" w:color="BFBFBF" w:sz="4"/>
+              <w:bottom w:val="single" w:color="BFBFBF" w:sz="4"/>
+              <w:right w:val="single" w:color="BFBFBF" w:sz="4"/>
+            </w:tcBorders>
+            <w:shd w:fill="F2F2F2" w:val="clear"/>
+            <w:tcMar>
+              <w:top w:type="dxa" w:w="80"/>
+              <w:left w:type="dxa" w:w="120"/>
+              <w:bottom w:type="dxa" w:w="80"/>
+              <w:right w:type="dxa" w:w="120"/>
+            </w:tcMar>
+          </w:tcPr>
+          <w:p>
+            <w:r>
+              <w:rPr>
+                <w:sz w:val="20"/>
+                <w:szCs w:val="20"/>
+              </w:rPr>
+              <w:t xml:space="preserve">El más cercano filosóficamente a Severo (research)</w:t>
+            </w:r>
+          </w:p>
+        </w:tc>
+      </w:tr>
+      <w:tr>
+        <w:tc>
+          <w:tcPr>
+            <w:tcW w:type="dxa" w:w="2200"/>
+            <w:tcBorders>
+              <w:top w:val="single" w:color="BFBFBF" w:sz="4"/>
+              <w:left w:val="single" w:color="BFBFBF" w:sz="4"/>
+              <w:bottom w:val="single" w:color="BFBFBF" w:sz="4"/>
+              <w:right w:val="single" w:color="BFBFBF" w:sz="4"/>
+            </w:tcBorders>
+            <w:tcMar>
+              <w:top w:type="dxa" w:w="80"/>
+              <w:left w:type="dxa" w:w="120"/>
+              <w:bottom w:type="dxa" w:w="80"/>
+              <w:right w:type="dxa" w:w="120"/>
+            </w:tcMar>
+          </w:tcPr>
+          <w:p>
+            <w:r>
+              <w:rPr>
+                <w:sz w:val="20"/>
+                <w:szCs w:val="20"/>
+              </w:rPr>
+              <w:t xml:space="preserve">Sprinklr</w:t>
+            </w:r>
+          </w:p>
+        </w:tc>
+        <w:tc>
+          <w:tcPr>
+            <w:tcW w:type="dxa" w:w="3300"/>
+            <w:tcBorders>
+              <w:top w:val="single" w:color="BFBFBF" w:sz="4"/>
+              <w:left w:val="single" w:color="BFBFBF" w:sz="4"/>
+              <w:bottom w:val="single" w:color="BFBFBF" w:sz="4"/>
+              <w:right w:val="single" w:color="BFBFBF" w:sz="4"/>
+            </w:tcBorders>
+            <w:tcMar>
+              <w:top w:type="dxa" w:w="80"/>
+              <w:left w:type="dxa" w:w="120"/>
+              <w:bottom w:type="dxa" w:w="80"/>
+              <w:right w:type="dxa" w:w="120"/>
+            </w:tcMar>
+          </w:tcPr>
+          <w:p>
+            <w:r>
+              <w:rPr>
+                <w:sz w:val="20"/>
+                <w:szCs w:val="20"/>
+              </w:rPr>
+              <w:t xml:space="preserve">Location metadata en X (country code), 30+ canales</w:t>
+            </w:r>
+          </w:p>
+        </w:tc>
+        <w:tc>
+          <w:tcPr>
+            <w:tcW w:type="dxa" w:w="3860"/>
+            <w:tcBorders>
+              <w:top w:val="single" w:color="BFBFBF" w:sz="4"/>
+              <w:left w:val="single" w:color="BFBFBF" w:sz="4"/>
+              <w:bottom w:val="single" w:color="BFBFBF" w:sz="4"/>
+              <w:right w:val="single" w:color="BFBFBF" w:sz="4"/>
+            </w:tcBorders>
+            <w:tcMar>
+              <w:top w:type="dxa" w:w="80"/>
+              <w:left w:type="dxa" w:w="120"/>
+              <w:bottom w:type="dxa" w:w="80"/>
+              <w:right w:type="dxa" w:w="120"/>
+            </w:tcMar>
+          </w:tcPr>
+          <w:p>
+            <w:r>
+              <w:rPr>
+                <w:sz w:val="20"/>
+                <w:szCs w:val="20"/>
+              </w:rPr>
+              <w:t xml:space="preserve">Enterprise, omnichannel completo</w:t>
+            </w:r>
+          </w:p>
+        </w:tc>
+      </w:tr>
+      <w:tr>
+        <w:tc>
+          <w:tcPr>
+            <w:tcW w:type="dxa" w:w="2200"/>
+            <w:tcBorders>
+              <w:top w:val="single" w:color="BFBFBF" w:sz="4"/>
+              <w:left w:val="single" w:color="BFBFBF" w:sz="4"/>
+              <w:bottom w:val="single" w:color="BFBFBF" w:sz="4"/>
+              <w:right w:val="single" w:color="BFBFBF" w:sz="4"/>
+            </w:tcBorders>
+            <w:shd w:fill="F2F2F2" w:val="clear"/>
+            <w:tcMar>
+              <w:top w:type="dxa" w:w="80"/>
+              <w:left w:type="dxa" w:w="120"/>
+              <w:bottom w:type="dxa" w:w="80"/>
+              <w:right w:type="dxa" w:w="120"/>
+            </w:tcMar>
+          </w:tcPr>
+          <w:p>
+            <w:r>
+              <w:rPr>
+                <w:sz w:val="20"/>
+                <w:szCs w:val="20"/>
+              </w:rPr>
+              <w:t xml:space="preserve">NetBase Quid</w:t>
+            </w:r>
+          </w:p>
+        </w:tc>
+        <w:tc>
+          <w:tcPr>
+            <w:tcW w:type="dxa" w:w="3300"/>
+            <w:tcBorders>
+              <w:top w:val="single" w:color="BFBFBF" w:sz="4"/>
+              <w:left w:val="single" w:color="BFBFBF" w:sz="4"/>
+              <w:bottom w:val="single" w:color="BFBFBF" w:sz="4"/>
+              <w:right w:val="single" w:color="BFBFBF" w:sz="4"/>
+            </w:tcBorders>
+            <w:shd w:fill="F2F2F2" w:val="clear"/>
+            <w:tcMar>
+              <w:top w:type="dxa" w:w="80"/>
+              <w:left w:type="dxa" w:w="120"/>
+              <w:bottom w:type="dxa" w:w="80"/>
+              <w:right w:type="dxa" w:w="120"/>
+            </w:tcMar>
+          </w:tcPr>
+          <w:p>
+            <w:r>
+              <w:rPr>
+                <w:sz w:val="20"/>
+                <w:szCs w:val="20"/>
+              </w:rPr>
+              <w:t xml:space="preserve">Va más allá de social (patentes, foros, reviews)</w:t>
+            </w:r>
+          </w:p>
+        </w:tc>
+        <w:tc>
+          <w:tcPr>
+            <w:tcW w:type="dxa" w:w="3860"/>
+            <w:tcBorders>
+              <w:top w:val="single" w:color="BFBFBF" w:sz="4"/>
+              <w:left w:val="single" w:color="BFBFBF" w:sz="4"/>
+              <w:bottom w:val="single" w:color="BFBFBF" w:sz="4"/>
+              <w:right w:val="single" w:color="BFBFBF" w:sz="4"/>
+            </w:tcBorders>
+            <w:shd w:fill="F2F2F2" w:val="clear"/>
+            <w:tcMar>
+              <w:top w:type="dxa" w:w="80"/>
+              <w:left w:type="dxa" w:w="120"/>
+              <w:bottom w:type="dxa" w:w="80"/>
+              <w:right w:type="dxa" w:w="120"/>
+            </w:tcMar>
+          </w:tcPr>
+          <w:p>
+            <w:r>
+              <w:rPr>
+                <w:sz w:val="20"/>
+                <w:szCs w:val="20"/>
+              </w:rPr>
+              <w:t xml:space="preserve">Market intelligence más que listening</w:t>
+            </w:r>
+          </w:p>
+        </w:tc>
+      </w:tr>
+      <w:tr>
+        <w:tc>
+          <w:tcPr>
+            <w:tcW w:type="dxa" w:w="2200"/>
+            <w:tcBorders>
+              <w:top w:val="single" w:color="BFBFBF" w:sz="4"/>
+              <w:left w:val="single" w:color="BFBFBF" w:sz="4"/>
+              <w:bottom w:val="single" w:color="BFBFBF" w:sz="4"/>
+              <w:right w:val="single" w:color="BFBFBF" w:sz="4"/>
+            </w:tcBorders>
+            <w:tcMar>
+              <w:top w:type="dxa" w:w="80"/>
+              <w:left w:type="dxa" w:w="120"/>
+              <w:bottom w:type="dxa" w:w="80"/>
+              <w:right w:type="dxa" w:w="120"/>
+            </w:tcMar>
+          </w:tcPr>
+          <w:p>
+            <w:r>
+              <w:rPr>
+                <w:sz w:val="20"/>
+                <w:szCs w:val="20"/>
+              </w:rPr>
+              <w:t xml:space="preserve">Geofeedia</w:t>
+            </w:r>
+          </w:p>
+        </w:tc>
+        <w:tc>
+          <w:tcPr>
+            <w:tcW w:type="dxa" w:w="3300"/>
+            <w:tcBorders>
+              <w:top w:val="single" w:color="BFBFBF" w:sz="4"/>
+              <w:left w:val="single" w:color="BFBFBF" w:sz="4"/>
+              <w:bottom w:val="single" w:color="BFBFBF" w:sz="4"/>
+              <w:right w:val="single" w:color="BFBFBF" w:sz="4"/>
+            </w:tcBorders>
+            <w:tcMar>
+              <w:top w:type="dxa" w:w="80"/>
+              <w:left w:type="dxa" w:w="120"/>
+              <w:bottom w:type="dxa" w:w="80"/>
+              <w:right w:type="dxa" w:w="120"/>
+            </w:tcMar>
+          </w:tcPr>
+          <w:p>
+            <w:r>
+              <w:rPr>
+                <w:sz w:val="20"/>
+                <w:szCs w:val="20"/>
+              </w:rPr>
+              <w:t xml:space="preserve">Geospatial puro: polígonos, lenses, geofences sobre cualquier zona</w:t>
+            </w:r>
+          </w:p>
+        </w:tc>
+        <w:tc>
+          <w:tcPr>
+            <w:tcW w:type="dxa" w:w="3860"/>
+            <w:tcBorders>
+              <w:top w:val="single" w:color="BFBFBF" w:sz="4"/>
+              <w:left w:val="single" w:color="BFBFBF" w:sz="4"/>
+              <w:bottom w:val="single" w:color="BFBFBF" w:sz="4"/>
+              <w:right w:val="single" w:color="BFBFBF" w:sz="4"/>
+            </w:tcBorders>
+            <w:tcMar>
+              <w:top w:type="dxa" w:w="80"/>
+              <w:left w:type="dxa" w:w="120"/>
+              <w:bottom w:type="dxa" w:w="80"/>
+              <w:right w:type="dxa" w:w="120"/>
+            </w:tcMar>
+          </w:tcPr>
+          <w:p>
+            <w:r>
+              <w:rPr>
+                <w:sz w:val="20"/>
+                <w:szCs w:val="20"/>
+              </w:rPr>
+              <w:t xml:space="preserve">Especializado, usado por seguridad pública y eventos</w:t>
+            </w:r>
+          </w:p>
+        </w:tc>
+      </w:tr>
+      <w:tr>
+        <w:tc>
+          <w:tcPr>
+            <w:tcW w:type="dxa" w:w="2200"/>
+            <w:tcBorders>
+              <w:top w:val="single" w:color="BFBFBF" w:sz="4"/>
+              <w:left w:val="single" w:color="BFBFBF" w:sz="4"/>
+              <w:bottom w:val="single" w:color="BFBFBF" w:sz="4"/>
+              <w:right w:val="single" w:color="BFBFBF" w:sz="4"/>
+            </w:tcBorders>
+            <w:shd w:fill="F2F2F2" w:val="clear"/>
+            <w:tcMar>
+              <w:top w:type="dxa" w:w="80"/>
+              <w:left w:type="dxa" w:w="120"/>
+              <w:bottom w:type="dxa" w:w="80"/>
+              <w:right w:type="dxa" w:w="120"/>
+            </w:tcMar>
+          </w:tcPr>
+          <w:p>
+            <w:r>
+              <w:rPr>
+                <w:sz w:val="20"/>
+                <w:szCs w:val="20"/>
+              </w:rPr>
+              <w:t xml:space="preserve">Snaptrends</w:t>
+            </w:r>
+          </w:p>
+        </w:tc>
+        <w:tc>
+          <w:tcPr>
+            <w:tcW w:type="dxa" w:w="3300"/>
+            <w:tcBorders>
+              <w:top w:val="single" w:color="BFBFBF" w:sz="4"/>
+              <w:left w:val="single" w:color="BFBFBF" w:sz="4"/>
+              <w:bottom w:val="single" w:color="BFBFBF" w:sz="4"/>
+              <w:right w:val="single" w:color="BFBFBF" w:sz="4"/>
+            </w:tcBorders>
+            <w:shd w:fill="F2F2F2" w:val="clear"/>
+            <w:tcMar>
+              <w:top w:type="dxa" w:w="80"/>
+              <w:left w:type="dxa" w:w="120"/>
+              <w:bottom w:type="dxa" w:w="80"/>
+              <w:right w:type="dxa" w:w="120"/>
+            </w:tcMar>
+          </w:tcPr>
+          <w:p>
+            <w:r>
+              <w:rPr>
+                <w:sz w:val="20"/>
+                <w:szCs w:val="20"/>
+              </w:rPr>
+              <w:t xml:space="preserve">Geofences de cualquier forma</w:t>
+            </w:r>
+          </w:p>
+        </w:tc>
+        <w:tc>
+          <w:tcPr>
+            <w:tcW w:type="dxa" w:w="3860"/>
+            <w:tcBorders>
+              <w:top w:val="single" w:color="BFBFBF" w:sz="4"/>
+              <w:left w:val="single" w:color="BFBFBF" w:sz="4"/>
+              <w:bottom w:val="single" w:color="BFBFBF" w:sz="4"/>
+              <w:right w:val="single" w:color="BFBFBF" w:sz="4"/>
+            </w:tcBorders>
+            <w:shd w:fill="F2F2F2" w:val="clear"/>
+            <w:tcMar>
+              <w:top w:type="dxa" w:w="80"/>
+              <w:left w:type="dxa" w:w="120"/>
+              <w:bottom w:type="dxa" w:w="80"/>
+              <w:right w:type="dxa" w:w="120"/>
+            </w:tcMar>
+          </w:tcPr>
+          <w:p>
+            <w:r>
+              <w:rPr>
+                <w:sz w:val="20"/>
+                <w:szCs w:val="20"/>
+              </w:rPr>
+              <w:t xml:space="preserve">Similar a Geofeedia, foco eventos</w:t>
+            </w:r>
+          </w:p>
+        </w:tc>
+      </w:tr>
+    </w:tbl>
+    <w:p>
+      <w:pPr>
+        <w:spacing w:after="120"/>
+      </w:pPr>
+      <w:r>
+        <w:t xml:space="preserve"/>
+      </w:r>
+    </w:p>
+    <w:p>
+      <w:pPr>
+        <w:spacing w:after="120"/>
+      </w:pPr>
+      <w:r>
+        <w:t xml:space="preserve">Síntesis: para una ciudad chica con presupuesto medio, son sobredimensionados. Brand24/Awario (Tier 3) entregan ~70% de la utilidad a 10% del costo.</w:t>
+      </w:r>
+    </w:p>
+    <w:p>
+      <w:r>
+        <w:br w:type="page"/>
+      </w:r>
+    </w:p>
+    <w:p>
+      <w:pPr>
+        <w:pStyle w:val="Heading3"/>
+        <w:spacing w:after="120" w:before="220"/>
+      </w:pPr>
+      <w:r>
+        <w:rPr>
+          <w:b/>
+          <w:bCs/>
+        </w:rPr>
+        <w:t xml:space="preserve">Tier 3 — SMB con geo asequible (sweet spot probable)</w:t>
+      </w:r>
+    </w:p>
+    <w:tbl>
+      <w:tblPr>
+        <w:tblW w:type="dxa" w:w="9360"/>
+        <w:tblBorders>
+          <w:top w:val="single" w:color="auto" w:sz="4"/>
+          <w:left w:val="single" w:color="auto" w:sz="4"/>
+          <w:bottom w:val="single" w:color="auto" w:sz="4"/>
+          <w:right w:val="single" w:color="auto" w:sz="4"/>
+          <w:insideH w:val="single" w:color="auto" w:sz="4"/>
+          <w:insideV w:val="single" w:color="auto" w:sz="4"/>
+        </w:tblBorders>
+      </w:tblPr>
+      <w:tblGrid>
+        <w:gridCol w:w="1700"/>
+        <w:gridCol w:w="1600"/>
+        <w:gridCol w:w="1800"/>
+        <w:gridCol w:w="2000"/>
+        <w:gridCol w:w="2260"/>
+      </w:tblGrid>
+      <w:tr>
+        <w:trPr>
+          <w:tblHeader/>
+        </w:trPr>
+        <w:tc>
+          <w:tcPr>
+            <w:tcW w:type="dxa" w:w="1700"/>
+            <w:tcBorders>
+              <w:top w:val="single" w:color="BFBFBF" w:sz="4"/>
+              <w:left w:val="single" w:color="BFBFBF" w:sz="4"/>
+              <w:bottom w:val="single" w:color="BFBFBF" w:sz="4"/>
+              <w:right w:val="single" w:color="BFBFBF" w:sz="4"/>
+            </w:tcBorders>
+            <w:shd w:fill="1F4E79" w:val="clear"/>
+            <w:tcMar>
+              <w:top w:type="dxa" w:w="80"/>
+              <w:left w:type="dxa" w:w="120"/>
+              <w:bottom w:type="dxa" w:w="80"/>
+              <w:right w:type="dxa" w:w="120"/>
+            </w:tcMar>
+          </w:tcPr>
+          <w:p>
+            <w:r>
+              <w:rPr>
+                <w:b/>
+                <w:bCs/>
+                <w:color w:val="FFFFFF"/>
+                <w:sz w:val="20"/>
+                <w:szCs w:val="20"/>
+              </w:rPr>
+              <w:t xml:space="preserve">Plataforma</w:t>
+            </w:r>
+          </w:p>
+        </w:tc>
+        <w:tc>
+          <w:tcPr>
+            <w:tcW w:type="dxa" w:w="1600"/>
+            <w:tcBorders>
+              <w:top w:val="single" w:color="BFBFBF" w:sz="4"/>
+              <w:left w:val="single" w:color="BFBFBF" w:sz="4"/>
+              <w:bottom w:val="single" w:color="BFBFBF" w:sz="4"/>
+              <w:right w:val="single" w:color="BFBFBF" w:sz="4"/>
+            </w:tcBorders>
+            <w:shd w:fill="1F4E79" w:val="clear"/>
+            <w:tcMar>
+              <w:top w:type="dxa" w:w="80"/>
+              <w:left w:type="dxa" w:w="120"/>
+              <w:bottom w:type="dxa" w:w="80"/>
+              <w:right w:type="dxa" w:w="120"/>
+            </w:tcMar>
+          </w:tcPr>
+          <w:p>
+            <w:r>
+              <w:rPr>
+                <w:b/>
+                <w:bCs/>
+                <w:color w:val="FFFFFF"/>
+                <w:sz w:val="20"/>
+                <w:szCs w:val="20"/>
+              </w:rPr>
+              <w:t xml:space="preserve">Pricing</w:t>
+            </w:r>
+          </w:p>
+        </w:tc>
+        <w:tc>
+          <w:tcPr>
+            <w:tcW w:type="dxa" w:w="1800"/>
+            <w:tcBorders>
+              <w:top w:val="single" w:color="BFBFBF" w:sz="4"/>
+              <w:left w:val="single" w:color="BFBFBF" w:sz="4"/>
+              <w:bottom w:val="single" w:color="BFBFBF" w:sz="4"/>
+              <w:right w:val="single" w:color="BFBFBF" w:sz="4"/>
+            </w:tcBorders>
+            <w:shd w:fill="1F4E79" w:val="clear"/>
+            <w:tcMar>
+              <w:top w:type="dxa" w:w="80"/>
+              <w:left w:type="dxa" w:w="120"/>
+              <w:bottom w:type="dxa" w:w="80"/>
+              <w:right w:type="dxa" w:w="120"/>
+            </w:tcMar>
+          </w:tcPr>
+          <w:p>
+            <w:r>
+              <w:rPr>
+                <w:b/>
+                <w:bCs/>
+                <w:color w:val="FFFFFF"/>
+                <w:sz w:val="20"/>
+                <w:szCs w:val="20"/>
+              </w:rPr>
+              <w:t xml:space="preserve">Geo</w:t>
+            </w:r>
+          </w:p>
+        </w:tc>
+        <w:tc>
+          <w:tcPr>
+            <w:tcW w:type="dxa" w:w="2000"/>
+            <w:tcBorders>
+              <w:top w:val="single" w:color="BFBFBF" w:sz="4"/>
+              <w:left w:val="single" w:color="BFBFBF" w:sz="4"/>
+              <w:bottom w:val="single" w:color="BFBFBF" w:sz="4"/>
+              <w:right w:val="single" w:color="BFBFBF" w:sz="4"/>
+            </w:tcBorders>
+            <w:shd w:fill="1F4E79" w:val="clear"/>
+            <w:tcMar>
+              <w:top w:type="dxa" w:w="80"/>
+              <w:left w:type="dxa" w:w="120"/>
+              <w:bottom w:type="dxa" w:w="80"/>
+              <w:right w:type="dxa" w:w="120"/>
+            </w:tcMar>
+          </w:tcPr>
+          <w:p>
+            <w:r>
+              <w:rPr>
+                <w:b/>
+                <w:bCs/>
+                <w:color w:val="FFFFFF"/>
+                <w:sz w:val="20"/>
+                <w:szCs w:val="20"/>
+              </w:rPr>
+              <w:t xml:space="preserve">Ratio menciones/$</w:t>
+            </w:r>
+          </w:p>
+        </w:tc>
+        <w:tc>
+          <w:tcPr>
+            <w:tcW w:type="dxa" w:w="2260"/>
+            <w:tcBorders>
+              <w:top w:val="single" w:color="BFBFBF" w:sz="4"/>
+              <w:left w:val="single" w:color="BFBFBF" w:sz="4"/>
+              <w:bottom w:val="single" w:color="BFBFBF" w:sz="4"/>
+              <w:right w:val="single" w:color="BFBFBF" w:sz="4"/>
+            </w:tcBorders>
+            <w:shd w:fill="1F4E79" w:val="clear"/>
+            <w:tcMar>
+              <w:top w:type="dxa" w:w="80"/>
+              <w:left w:type="dxa" w:w="120"/>
+              <w:bottom w:type="dxa" w:w="80"/>
+              <w:right w:type="dxa" w:w="120"/>
+            </w:tcMar>
+          </w:tcPr>
+          <w:p>
+            <w:r>
+              <w:rPr>
+                <w:b/>
+                <w:bCs/>
+                <w:color w:val="FFFFFF"/>
+                <w:sz w:val="20"/>
+                <w:szCs w:val="20"/>
+              </w:rPr>
+              <w:t xml:space="preserve">Recomendación</w:t>
+            </w:r>
+          </w:p>
+        </w:tc>
+      </w:tr>
+      <w:tr>
+        <w:tc>
+          <w:tcPr>
+            <w:tcW w:type="dxa" w:w="1700"/>
+            <w:tcBorders>
+              <w:top w:val="single" w:color="BFBFBF" w:sz="4"/>
+              <w:left w:val="single" w:color="BFBFBF" w:sz="4"/>
+              <w:bottom w:val="single" w:color="BFBFBF" w:sz="4"/>
+              <w:right w:val="single" w:color="BFBFBF" w:sz="4"/>
+            </w:tcBorders>
+            <w:tcMar>
+              <w:top w:type="dxa" w:w="80"/>
+              <w:left w:type="dxa" w:w="120"/>
+              <w:bottom w:type="dxa" w:w="80"/>
+              <w:right w:type="dxa" w:w="120"/>
+            </w:tcMar>
+          </w:tcPr>
+          <w:p>
+            <w:r>
+              <w:rPr>
+                <w:b/>
+                <w:bCs/>
+                <w:sz w:val="20"/>
+                <w:szCs w:val="20"/>
+              </w:rPr>
+              <w:t xml:space="preserve">Awario ⭐</w:t>
+            </w:r>
+          </w:p>
+        </w:tc>
+        <w:tc>
+          <w:tcPr>
+            <w:tcW w:type="dxa" w:w="1600"/>
+            <w:tcBorders>
+              <w:top w:val="single" w:color="BFBFBF" w:sz="4"/>
+              <w:left w:val="single" w:color="BFBFBF" w:sz="4"/>
+              <w:bottom w:val="single" w:color="BFBFBF" w:sz="4"/>
+              <w:right w:val="single" w:color="BFBFBF" w:sz="4"/>
+            </w:tcBorders>
+            <w:tcMar>
+              <w:top w:type="dxa" w:w="80"/>
+              <w:left w:type="dxa" w:w="120"/>
+              <w:bottom w:type="dxa" w:w="80"/>
+              <w:right w:type="dxa" w:w="120"/>
+            </w:tcMar>
+          </w:tcPr>
+          <w:p>
+            <w:r>
+              <w:rPr>
+                <w:sz w:val="20"/>
+                <w:szCs w:val="20"/>
+              </w:rPr>
+              <w:t xml:space="preserve">$49/mes (Starter)</w:t>
+            </w:r>
+          </w:p>
+        </w:tc>
+        <w:tc>
+          <w:tcPr>
+            <w:tcW w:type="dxa" w:w="1800"/>
+            <w:tcBorders>
+              <w:top w:val="single" w:color="BFBFBF" w:sz="4"/>
+              <w:left w:val="single" w:color="BFBFBF" w:sz="4"/>
+              <w:bottom w:val="single" w:color="BFBFBF" w:sz="4"/>
+              <w:right w:val="single" w:color="BFBFBF" w:sz="4"/>
+            </w:tcBorders>
+            <w:tcMar>
+              <w:top w:type="dxa" w:w="80"/>
+              <w:left w:type="dxa" w:w="120"/>
+              <w:bottom w:type="dxa" w:w="80"/>
+              <w:right w:type="dxa" w:w="120"/>
+            </w:tcMar>
+          </w:tcPr>
+          <w:p>
+            <w:r>
+              <w:rPr>
+                <w:sz w:val="20"/>
+                <w:szCs w:val="20"/>
+              </w:rPr>
+              <w:t xml:space="preserve">País/ciudad/idioma</w:t>
+            </w:r>
+          </w:p>
+        </w:tc>
+        <w:tc>
+          <w:tcPr>
+            <w:tcW w:type="dxa" w:w="2000"/>
+            <w:tcBorders>
+              <w:top w:val="single" w:color="BFBFBF" w:sz="4"/>
+              <w:left w:val="single" w:color="BFBFBF" w:sz="4"/>
+              <w:bottom w:val="single" w:color="BFBFBF" w:sz="4"/>
+              <w:right w:val="single" w:color="BFBFBF" w:sz="4"/>
+            </w:tcBorders>
+            <w:tcMar>
+              <w:top w:type="dxa" w:w="80"/>
+              <w:left w:type="dxa" w:w="120"/>
+              <w:bottom w:type="dxa" w:w="80"/>
+              <w:right w:type="dxa" w:w="120"/>
+            </w:tcMar>
+          </w:tcPr>
+          <w:p>
+            <w:r>
+              <w:rPr>
+                <w:sz w:val="20"/>
+                <w:szCs w:val="20"/>
+              </w:rPr>
+              <w:t xml:space="preserve">1.932 menciones/$ (2× Brand24)</w:t>
+            </w:r>
+          </w:p>
+        </w:tc>
+        <w:tc>
+          <w:tcPr>
+            <w:tcW w:type="dxa" w:w="2260"/>
+            <w:tcBorders>
+              <w:top w:val="single" w:color="BFBFBF" w:sz="4"/>
+              <w:left w:val="single" w:color="BFBFBF" w:sz="4"/>
+              <w:bottom w:val="single" w:color="BFBFBF" w:sz="4"/>
+              <w:right w:val="single" w:color="BFBFBF" w:sz="4"/>
+            </w:tcBorders>
+            <w:tcMar>
+              <w:top w:type="dxa" w:w="80"/>
+              <w:left w:type="dxa" w:w="120"/>
+              <w:bottom w:type="dxa" w:w="80"/>
+              <w:right w:type="dxa" w:w="120"/>
+            </w:tcMar>
+          </w:tcPr>
+          <w:p>
+            <w:r>
+              <w:rPr>
+                <w:sz w:val="20"/>
+                <w:szCs w:val="20"/>
+              </w:rPr>
+              <w:t xml:space="preserve">Mejor balance — Boolean desde básico, scan 13B páginas/día</w:t>
+            </w:r>
+          </w:p>
+        </w:tc>
+      </w:tr>
+      <w:tr>
+        <w:tc>
+          <w:tcPr>
+            <w:tcW w:type="dxa" w:w="1700"/>
+            <w:tcBorders>
+              <w:top w:val="single" w:color="BFBFBF" w:sz="4"/>
+              <w:left w:val="single" w:color="BFBFBF" w:sz="4"/>
+              <w:bottom w:val="single" w:color="BFBFBF" w:sz="4"/>
+              <w:right w:val="single" w:color="BFBFBF" w:sz="4"/>
+            </w:tcBorders>
+            <w:shd w:fill="F2F2F2" w:val="clear"/>
+            <w:tcMar>
+              <w:top w:type="dxa" w:w="80"/>
+              <w:left w:type="dxa" w:w="120"/>
+              <w:bottom w:type="dxa" w:w="80"/>
+              <w:right w:type="dxa" w:w="120"/>
+            </w:tcMar>
+          </w:tcPr>
+          <w:p>
+            <w:r>
+              <w:rPr>
+                <w:sz w:val="20"/>
+                <w:szCs w:val="20"/>
+              </w:rPr>
+              <w:t xml:space="preserve">Brand24</w:t>
+            </w:r>
+          </w:p>
+        </w:tc>
+        <w:tc>
+          <w:tcPr>
+            <w:tcW w:type="dxa" w:w="1600"/>
+            <w:tcBorders>
+              <w:top w:val="single" w:color="BFBFBF" w:sz="4"/>
+              <w:left w:val="single" w:color="BFBFBF" w:sz="4"/>
+              <w:bottom w:val="single" w:color="BFBFBF" w:sz="4"/>
+              <w:right w:val="single" w:color="BFBFBF" w:sz="4"/>
+            </w:tcBorders>
+            <w:shd w:fill="F2F2F2" w:val="clear"/>
+            <w:tcMar>
+              <w:top w:type="dxa" w:w="80"/>
+              <w:left w:type="dxa" w:w="120"/>
+              <w:bottom w:type="dxa" w:w="80"/>
+              <w:right w:type="dxa" w:w="120"/>
+            </w:tcMar>
+          </w:tcPr>
+          <w:p>
+            <w:r>
+              <w:rPr>
+                <w:sz w:val="20"/>
+                <w:szCs w:val="20"/>
+              </w:rPr>
+              <w:t xml:space="preserve">$99–$199/mes</w:t>
+            </w:r>
+          </w:p>
+        </w:tc>
+        <w:tc>
+          <w:tcPr>
+            <w:tcW w:type="dxa" w:w="1800"/>
+            <w:tcBorders>
+              <w:top w:val="single" w:color="BFBFBF" w:sz="4"/>
+              <w:left w:val="single" w:color="BFBFBF" w:sz="4"/>
+              <w:bottom w:val="single" w:color="BFBFBF" w:sz="4"/>
+              <w:right w:val="single" w:color="BFBFBF" w:sz="4"/>
+            </w:tcBorders>
+            <w:shd w:fill="F2F2F2" w:val="clear"/>
+            <w:tcMar>
+              <w:top w:type="dxa" w:w="80"/>
+              <w:left w:type="dxa" w:w="120"/>
+              <w:bottom w:type="dxa" w:w="80"/>
+              <w:right w:type="dxa" w:w="120"/>
+            </w:tcMar>
+          </w:tcPr>
+          <w:p>
+            <w:r>
+              <w:rPr>
+                <w:sz w:val="20"/>
+                <w:szCs w:val="20"/>
+              </w:rPr>
+              <w:t xml:space="preserve">País/idioma</w:t>
+            </w:r>
+          </w:p>
+        </w:tc>
+        <w:tc>
+          <w:tcPr>
+            <w:tcW w:type="dxa" w:w="2000"/>
+            <w:tcBorders>
+              <w:top w:val="single" w:color="BFBFBF" w:sz="4"/>
+              <w:left w:val="single" w:color="BFBFBF" w:sz="4"/>
+              <w:bottom w:val="single" w:color="BFBFBF" w:sz="4"/>
+              <w:right w:val="single" w:color="BFBFBF" w:sz="4"/>
+            </w:tcBorders>
+            <w:shd w:fill="F2F2F2" w:val="clear"/>
+            <w:tcMar>
+              <w:top w:type="dxa" w:w="80"/>
+              <w:left w:type="dxa" w:w="120"/>
+              <w:bottom w:type="dxa" w:w="80"/>
+              <w:right w:type="dxa" w:w="120"/>
+            </w:tcMar>
+          </w:tcPr>
+          <w:p>
+            <w:r>
+              <w:rPr>
+                <w:sz w:val="20"/>
+                <w:szCs w:val="20"/>
+              </w:rPr>
+              <w:t xml:space="preserve">649 menciones/$</w:t>
+            </w:r>
+          </w:p>
+        </w:tc>
+        <w:tc>
+          <w:tcPr>
+            <w:tcW w:type="dxa" w:w="2260"/>
+            <w:tcBorders>
+              <w:top w:val="single" w:color="BFBFBF" w:sz="4"/>
+              <w:left w:val="single" w:color="BFBFBF" w:sz="4"/>
+              <w:bottom w:val="single" w:color="BFBFBF" w:sz="4"/>
+              <w:right w:val="single" w:color="BFBFBF" w:sz="4"/>
+            </w:tcBorders>
+            <w:shd w:fill="F2F2F2" w:val="clear"/>
+            <w:tcMar>
+              <w:top w:type="dxa" w:w="80"/>
+              <w:left w:type="dxa" w:w="120"/>
+              <w:bottom w:type="dxa" w:w="80"/>
+              <w:right w:type="dxa" w:w="120"/>
+            </w:tcMar>
+          </w:tcPr>
+          <w:p>
+            <w:r>
+              <w:rPr>
+                <w:sz w:val="20"/>
+                <w:szCs w:val="20"/>
+              </w:rPr>
+              <w:t xml:space="preserve">Mejor UX y sentiment, más caro</w:t>
+            </w:r>
+          </w:p>
+        </w:tc>
+      </w:tr>
+      <w:tr>
+        <w:tc>
+          <w:tcPr>
+            <w:tcW w:type="dxa" w:w="1700"/>
+            <w:tcBorders>
+              <w:top w:val="single" w:color="BFBFBF" w:sz="4"/>
+              <w:left w:val="single" w:color="BFBFBF" w:sz="4"/>
+              <w:bottom w:val="single" w:color="BFBFBF" w:sz="4"/>
+              <w:right w:val="single" w:color="BFBFBF" w:sz="4"/>
+            </w:tcBorders>
+            <w:tcMar>
+              <w:top w:type="dxa" w:w="80"/>
+              <w:left w:type="dxa" w:w="120"/>
+              <w:bottom w:type="dxa" w:w="80"/>
+              <w:right w:type="dxa" w:w="120"/>
+            </w:tcMar>
+          </w:tcPr>
+          <w:p>
+            <w:r>
+              <w:rPr>
+                <w:sz w:val="20"/>
+                <w:szCs w:val="20"/>
+              </w:rPr>
+              <w:t xml:space="preserve">Mention</w:t>
+            </w:r>
+          </w:p>
+        </w:tc>
+        <w:tc>
+          <w:tcPr>
+            <w:tcW w:type="dxa" w:w="1600"/>
+            <w:tcBorders>
+              <w:top w:val="single" w:color="BFBFBF" w:sz="4"/>
+              <w:left w:val="single" w:color="BFBFBF" w:sz="4"/>
+              <w:bottom w:val="single" w:color="BFBFBF" w:sz="4"/>
+              <w:right w:val="single" w:color="BFBFBF" w:sz="4"/>
+            </w:tcBorders>
+            <w:tcMar>
+              <w:top w:type="dxa" w:w="80"/>
+              <w:left w:type="dxa" w:w="120"/>
+              <w:bottom w:type="dxa" w:w="80"/>
+              <w:right w:type="dxa" w:w="120"/>
+            </w:tcMar>
+          </w:tcPr>
+          <w:p>
+            <w:r>
+              <w:rPr>
+                <w:sz w:val="20"/>
+                <w:szCs w:val="20"/>
+              </w:rPr>
+              <w:t xml:space="preserve">$41/mes (free limitado)</w:t>
+            </w:r>
+          </w:p>
+        </w:tc>
+        <w:tc>
+          <w:tcPr>
+            <w:tcW w:type="dxa" w:w="1800"/>
+            <w:tcBorders>
+              <w:top w:val="single" w:color="BFBFBF" w:sz="4"/>
+              <w:left w:val="single" w:color="BFBFBF" w:sz="4"/>
+              <w:bottom w:val="single" w:color="BFBFBF" w:sz="4"/>
+              <w:right w:val="single" w:color="BFBFBF" w:sz="4"/>
+            </w:tcBorders>
+            <w:tcMar>
+              <w:top w:type="dxa" w:w="80"/>
+              <w:left w:type="dxa" w:w="120"/>
+              <w:bottom w:type="dxa" w:w="80"/>
+              <w:right w:type="dxa" w:w="120"/>
+            </w:tcMar>
+          </w:tcPr>
+          <w:p>
+            <w:r>
+              <w:rPr>
+                <w:sz w:val="20"/>
+                <w:szCs w:val="20"/>
+              </w:rPr>
+              <w:t xml:space="preserve">Filtros básicos</w:t>
+            </w:r>
+          </w:p>
+        </w:tc>
+        <w:tc>
+          <w:tcPr>
+            <w:tcW w:type="dxa" w:w="2000"/>
+            <w:tcBorders>
+              <w:top w:val="single" w:color="BFBFBF" w:sz="4"/>
+              <w:left w:val="single" w:color="BFBFBF" w:sz="4"/>
+              <w:bottom w:val="single" w:color="BFBFBF" w:sz="4"/>
+              <w:right w:val="single" w:color="BFBFBF" w:sz="4"/>
+            </w:tcBorders>
+            <w:tcMar>
+              <w:top w:type="dxa" w:w="80"/>
+              <w:left w:type="dxa" w:w="120"/>
+              <w:bottom w:type="dxa" w:w="80"/>
+              <w:right w:type="dxa" w:w="120"/>
+            </w:tcMar>
+          </w:tcPr>
+          <w:p>
+            <w:r>
+              <w:rPr>
+                <w:sz w:val="20"/>
+                <w:szCs w:val="20"/>
+              </w:rPr>
+              <w:t xml:space="preserve">Variable</w:t>
+            </w:r>
+          </w:p>
+        </w:tc>
+        <w:tc>
+          <w:tcPr>
+            <w:tcW w:type="dxa" w:w="2260"/>
+            <w:tcBorders>
+              <w:top w:val="single" w:color="BFBFBF" w:sz="4"/>
+              <w:left w:val="single" w:color="BFBFBF" w:sz="4"/>
+              <w:bottom w:val="single" w:color="BFBFBF" w:sz="4"/>
+              <w:right w:val="single" w:color="BFBFBF" w:sz="4"/>
+            </w:tcBorders>
+            <w:tcMar>
+              <w:top w:type="dxa" w:w="80"/>
+              <w:left w:type="dxa" w:w="120"/>
+              <w:bottom w:type="dxa" w:w="80"/>
+              <w:right w:type="dxa" w:w="120"/>
+            </w:tcMar>
+          </w:tcPr>
+          <w:p>
+            <w:r>
+              <w:rPr>
+                <w:sz w:val="20"/>
+                <w:szCs w:val="20"/>
+              </w:rPr>
+              <w:t xml:space="preserve">Alternativa light</w:t>
+            </w:r>
+          </w:p>
+        </w:tc>
+      </w:tr>
+      <w:tr>
+        <w:tc>
+          <w:tcPr>
+            <w:tcW w:type="dxa" w:w="1700"/>
+            <w:tcBorders>
+              <w:top w:val="single" w:color="BFBFBF" w:sz="4"/>
+              <w:left w:val="single" w:color="BFBFBF" w:sz="4"/>
+              <w:bottom w:val="single" w:color="BFBFBF" w:sz="4"/>
+              <w:right w:val="single" w:color="BFBFBF" w:sz="4"/>
+            </w:tcBorders>
+            <w:shd w:fill="F2F2F2" w:val="clear"/>
+            <w:tcMar>
+              <w:top w:type="dxa" w:w="80"/>
+              <w:left w:type="dxa" w:w="120"/>
+              <w:bottom w:type="dxa" w:w="80"/>
+              <w:right w:type="dxa" w:w="120"/>
+            </w:tcMar>
+          </w:tcPr>
+          <w:p>
+            <w:r>
+              <w:rPr>
+                <w:sz w:val="20"/>
+                <w:szCs w:val="20"/>
+              </w:rPr>
+              <w:t xml:space="preserve">YouScan</w:t>
+            </w:r>
+          </w:p>
+        </w:tc>
+        <w:tc>
+          <w:tcPr>
+            <w:tcW w:type="dxa" w:w="1600"/>
+            <w:tcBorders>
+              <w:top w:val="single" w:color="BFBFBF" w:sz="4"/>
+              <w:left w:val="single" w:color="BFBFBF" w:sz="4"/>
+              <w:bottom w:val="single" w:color="BFBFBF" w:sz="4"/>
+              <w:right w:val="single" w:color="BFBFBF" w:sz="4"/>
+            </w:tcBorders>
+            <w:shd w:fill="F2F2F2" w:val="clear"/>
+            <w:tcMar>
+              <w:top w:type="dxa" w:w="80"/>
+              <w:left w:type="dxa" w:w="120"/>
+              <w:bottom w:type="dxa" w:w="80"/>
+              <w:right w:type="dxa" w:w="120"/>
+            </w:tcMar>
+          </w:tcPr>
+          <w:p>
+            <w:r>
+              <w:rPr>
+                <w:sz w:val="20"/>
+                <w:szCs w:val="20"/>
+              </w:rPr>
+              <w:t xml:space="preserve">~$300/mes en LATAM</w:t>
+            </w:r>
+          </w:p>
+        </w:tc>
+        <w:tc>
+          <w:tcPr>
+            <w:tcW w:type="dxa" w:w="1800"/>
+            <w:tcBorders>
+              <w:top w:val="single" w:color="BFBFBF" w:sz="4"/>
+              <w:left w:val="single" w:color="BFBFBF" w:sz="4"/>
+              <w:bottom w:val="single" w:color="BFBFBF" w:sz="4"/>
+              <w:right w:val="single" w:color="BFBFBF" w:sz="4"/>
+            </w:tcBorders>
+            <w:shd w:fill="F2F2F2" w:val="clear"/>
+            <w:tcMar>
+              <w:top w:type="dxa" w:w="80"/>
+              <w:left w:type="dxa" w:w="120"/>
+              <w:bottom w:type="dxa" w:w="80"/>
+              <w:right w:type="dxa" w:w="120"/>
+            </w:tcMar>
+          </w:tcPr>
+          <w:p>
+            <w:r>
+              <w:rPr>
+                <w:sz w:val="20"/>
+                <w:szCs w:val="20"/>
+              </w:rPr>
+              <w:t xml:space="preserve">Geo + visual recognition</w:t>
+            </w:r>
+          </w:p>
+        </w:tc>
+        <w:tc>
+          <w:tcPr>
+            <w:tcW w:type="dxa" w:w="2000"/>
+            <w:tcBorders>
+              <w:top w:val="single" w:color="BFBFBF" w:sz="4"/>
+              <w:left w:val="single" w:color="BFBFBF" w:sz="4"/>
+              <w:bottom w:val="single" w:color="BFBFBF" w:sz="4"/>
+              <w:right w:val="single" w:color="BFBFBF" w:sz="4"/>
+            </w:tcBorders>
+            <w:shd w:fill="F2F2F2" w:val="clear"/>
+            <w:tcMar>
+              <w:top w:type="dxa" w:w="80"/>
+              <w:left w:type="dxa" w:w="120"/>
+              <w:bottom w:type="dxa" w:w="80"/>
+              <w:right w:type="dxa" w:w="120"/>
+            </w:tcMar>
+          </w:tcPr>
+          <w:p>
+            <w:r>
+              <w:rPr>
+                <w:sz w:val="20"/>
+                <w:szCs w:val="20"/>
+              </w:rPr>
+              <w:t xml:space="preserve">—</w:t>
+            </w:r>
+          </w:p>
+        </w:tc>
+        <w:tc>
+          <w:tcPr>
+            <w:tcW w:type="dxa" w:w="2260"/>
+            <w:tcBorders>
+              <w:top w:val="single" w:color="BFBFBF" w:sz="4"/>
+              <w:left w:val="single" w:color="BFBFBF" w:sz="4"/>
+              <w:bottom w:val="single" w:color="BFBFBF" w:sz="4"/>
+              <w:right w:val="single" w:color="BFBFBF" w:sz="4"/>
+            </w:tcBorders>
+            <w:shd w:fill="F2F2F2" w:val="clear"/>
+            <w:tcMar>
+              <w:top w:type="dxa" w:w="80"/>
+              <w:left w:type="dxa" w:w="120"/>
+              <w:bottom w:type="dxa" w:w="80"/>
+              <w:right w:type="dxa" w:w="120"/>
+            </w:tcMar>
+          </w:tcPr>
+          <w:p>
+            <w:r>
+              <w:rPr>
+                <w:sz w:val="20"/>
+                <w:szCs w:val="20"/>
+              </w:rPr>
+              <w:t xml:space="preserve">Fuerte en EU/CA; visual analysis poderoso para Instagram</w:t>
+            </w:r>
+          </w:p>
+        </w:tc>
+      </w:tr>
+      <w:tr>
+        <w:tc>
+          <w:tcPr>
+            <w:tcW w:type="dxa" w:w="1700"/>
+            <w:tcBorders>
+              <w:top w:val="single" w:color="BFBFBF" w:sz="4"/>
+              <w:left w:val="single" w:color="BFBFBF" w:sz="4"/>
+              <w:bottom w:val="single" w:color="BFBFBF" w:sz="4"/>
+              <w:right w:val="single" w:color="BFBFBF" w:sz="4"/>
+            </w:tcBorders>
+            <w:tcMar>
+              <w:top w:type="dxa" w:w="80"/>
+              <w:left w:type="dxa" w:w="120"/>
+              <w:bottom w:type="dxa" w:w="80"/>
+              <w:right w:type="dxa" w:w="120"/>
+            </w:tcMar>
+          </w:tcPr>
+          <w:p>
+            <w:r>
+              <w:rPr>
+                <w:sz w:val="20"/>
+                <w:szCs w:val="20"/>
+              </w:rPr>
+              <w:t xml:space="preserve">Pulsar</w:t>
+            </w:r>
+          </w:p>
+        </w:tc>
+        <w:tc>
+          <w:tcPr>
+            <w:tcW w:type="dxa" w:w="1600"/>
+            <w:tcBorders>
+              <w:top w:val="single" w:color="BFBFBF" w:sz="4"/>
+              <w:left w:val="single" w:color="BFBFBF" w:sz="4"/>
+              <w:bottom w:val="single" w:color="BFBFBF" w:sz="4"/>
+              <w:right w:val="single" w:color="BFBFBF" w:sz="4"/>
+            </w:tcBorders>
+            <w:tcMar>
+              <w:top w:type="dxa" w:w="80"/>
+              <w:left w:type="dxa" w:w="120"/>
+              <w:bottom w:type="dxa" w:w="80"/>
+              <w:right w:type="dxa" w:w="120"/>
+            </w:tcMar>
+          </w:tcPr>
+          <w:p>
+            <w:r>
+              <w:rPr>
+                <w:sz w:val="20"/>
+                <w:szCs w:val="20"/>
+              </w:rPr>
+              <w:t xml:space="preserve">Enterprise (custom)</w:t>
+            </w:r>
+          </w:p>
+        </w:tc>
+        <w:tc>
+          <w:tcPr>
+            <w:tcW w:type="dxa" w:w="1800"/>
+            <w:tcBorders>
+              <w:top w:val="single" w:color="BFBFBF" w:sz="4"/>
+              <w:left w:val="single" w:color="BFBFBF" w:sz="4"/>
+              <w:bottom w:val="single" w:color="BFBFBF" w:sz="4"/>
+              <w:right w:val="single" w:color="BFBFBF" w:sz="4"/>
+            </w:tcBorders>
+            <w:tcMar>
+              <w:top w:type="dxa" w:w="80"/>
+              <w:left w:type="dxa" w:w="120"/>
+              <w:bottom w:type="dxa" w:w="80"/>
+              <w:right w:type="dxa" w:w="120"/>
+            </w:tcMar>
+          </w:tcPr>
+          <w:p>
+            <w:r>
+              <w:rPr>
+                <w:sz w:val="20"/>
+                <w:szCs w:val="20"/>
+              </w:rPr>
+              <w:t xml:space="preserve">Geo + audience cluster</w:t>
+            </w:r>
+          </w:p>
+        </w:tc>
+        <w:tc>
+          <w:tcPr>
+            <w:tcW w:type="dxa" w:w="2000"/>
+            <w:tcBorders>
+              <w:top w:val="single" w:color="BFBFBF" w:sz="4"/>
+              <w:left w:val="single" w:color="BFBFBF" w:sz="4"/>
+              <w:bottom w:val="single" w:color="BFBFBF" w:sz="4"/>
+              <w:right w:val="single" w:color="BFBFBF" w:sz="4"/>
+            </w:tcBorders>
+            <w:tcMar>
+              <w:top w:type="dxa" w:w="80"/>
+              <w:left w:type="dxa" w:w="120"/>
+              <w:bottom w:type="dxa" w:w="80"/>
+              <w:right w:type="dxa" w:w="120"/>
+            </w:tcMar>
+          </w:tcPr>
+          <w:p>
+            <w:r>
+              <w:rPr>
+                <w:sz w:val="20"/>
+                <w:szCs w:val="20"/>
+              </w:rPr>
+              <w:t xml:space="preserve">—</w:t>
+            </w:r>
+          </w:p>
+        </w:tc>
+        <w:tc>
+          <w:tcPr>
+            <w:tcW w:type="dxa" w:w="2260"/>
+            <w:tcBorders>
+              <w:top w:val="single" w:color="BFBFBF" w:sz="4"/>
+              <w:left w:val="single" w:color="BFBFBF" w:sz="4"/>
+              <w:bottom w:val="single" w:color="BFBFBF" w:sz="4"/>
+              <w:right w:val="single" w:color="BFBFBF" w:sz="4"/>
+            </w:tcBorders>
+            <w:tcMar>
+              <w:top w:type="dxa" w:w="80"/>
+              <w:left w:type="dxa" w:w="120"/>
+              <w:bottom w:type="dxa" w:w="80"/>
+              <w:right w:type="dxa" w:w="120"/>
+            </w:tcMar>
+          </w:tcPr>
+          <w:p>
+            <w:r>
+              <w:rPr>
+                <w:sz w:val="20"/>
+                <w:szCs w:val="20"/>
+              </w:rPr>
+              <w:t xml:space="preserve">Overkill para municipio</w:t>
+            </w:r>
+          </w:p>
+        </w:tc>
+      </w:tr>
+    </w:tbl>
+    <w:p>
+      <w:pPr>
+        <w:pStyle w:val="Heading3"/>
+        <w:spacing w:after="120" w:before="220"/>
+      </w:pPr>
+      <w:r>
+        <w:rPr>
+          <w:b/>
+          <w:bCs/>
+        </w:rPr>
+        <w:t xml:space="preserve">Tier 4 — LATAM y español</w:t>
+      </w:r>
+    </w:p>
+    <w:tbl>
+      <w:tblPr>
+        <w:tblW w:type="dxa" w:w="9360"/>
+        <w:tblBorders>
+          <w:top w:val="single" w:color="auto" w:sz="4"/>
+          <w:left w:val="single" w:color="auto" w:sz="4"/>
+          <w:bottom w:val="single" w:color="auto" w:sz="4"/>
+          <w:right w:val="single" w:color="auto" w:sz="4"/>
+          <w:insideH w:val="single" w:color="auto" w:sz="4"/>
+          <w:insideV w:val="single" w:color="auto" w:sz="4"/>
+        </w:tblBorders>
+      </w:tblPr>
+      <w:tblGrid>
+        <w:gridCol w:w="1700"/>
+        <w:gridCol w:w="1900"/>
+        <w:gridCol w:w="2100"/>
+        <w:gridCol w:w="3660"/>
+      </w:tblGrid>
+      <w:tr>
+        <w:trPr>
+          <w:tblHeader/>
+        </w:trPr>
+        <w:tc>
+          <w:tcPr>
+            <w:tcW w:type="dxa" w:w="1700"/>
+            <w:tcBorders>
+              <w:top w:val="single" w:color="BFBFBF" w:sz="4"/>
+              <w:left w:val="single" w:color="BFBFBF" w:sz="4"/>
+              <w:bottom w:val="single" w:color="BFBFBF" w:sz="4"/>
+              <w:right w:val="single" w:color="BFBFBF" w:sz="4"/>
+            </w:tcBorders>
+            <w:shd w:fill="1F4E79" w:val="clear"/>
+            <w:tcMar>
+              <w:top w:type="dxa" w:w="80"/>
+              <w:left w:type="dxa" w:w="120"/>
+              <w:bottom w:type="dxa" w:w="80"/>
+              <w:right w:type="dxa" w:w="120"/>
+            </w:tcMar>
+          </w:tcPr>
+          <w:p>
+            <w:r>
+              <w:rPr>
+                <w:b/>
+                <w:bCs/>
+                <w:color w:val="FFFFFF"/>
+                <w:sz w:val="20"/>
+                <w:szCs w:val="20"/>
+              </w:rPr>
+              <w:t xml:space="preserve">Plataforma</w:t>
+            </w:r>
+          </w:p>
+        </w:tc>
+        <w:tc>
+          <w:tcPr>
+            <w:tcW w:type="dxa" w:w="1900"/>
+            <w:tcBorders>
+              <w:top w:val="single" w:color="BFBFBF" w:sz="4"/>
+              <w:left w:val="single" w:color="BFBFBF" w:sz="4"/>
+              <w:bottom w:val="single" w:color="BFBFBF" w:sz="4"/>
+              <w:right w:val="single" w:color="BFBFBF" w:sz="4"/>
+            </w:tcBorders>
+            <w:shd w:fill="1F4E79" w:val="clear"/>
+            <w:tcMar>
+              <w:top w:type="dxa" w:w="80"/>
+              <w:left w:type="dxa" w:w="120"/>
+              <w:bottom w:type="dxa" w:w="80"/>
+              <w:right w:type="dxa" w:w="120"/>
+            </w:tcMar>
+          </w:tcPr>
+          <w:p>
+            <w:r>
+              <w:rPr>
+                <w:b/>
+                <w:bCs/>
+                <w:color w:val="FFFFFF"/>
+                <w:sz w:val="20"/>
+                <w:szCs w:val="20"/>
+              </w:rPr>
+              <w:t xml:space="preserve">Origen</w:t>
+            </w:r>
+          </w:p>
+        </w:tc>
+        <w:tc>
+          <w:tcPr>
+            <w:tcW w:type="dxa" w:w="2100"/>
+            <w:tcBorders>
+              <w:top w:val="single" w:color="BFBFBF" w:sz="4"/>
+              <w:left w:val="single" w:color="BFBFBF" w:sz="4"/>
+              <w:bottom w:val="single" w:color="BFBFBF" w:sz="4"/>
+              <w:right w:val="single" w:color="BFBFBF" w:sz="4"/>
+            </w:tcBorders>
+            <w:shd w:fill="1F4E79" w:val="clear"/>
+            <w:tcMar>
+              <w:top w:type="dxa" w:w="80"/>
+              <w:left w:type="dxa" w:w="120"/>
+              <w:bottom w:type="dxa" w:w="80"/>
+              <w:right w:type="dxa" w:w="120"/>
+            </w:tcMar>
+          </w:tcPr>
+          <w:p>
+            <w:r>
+              <w:rPr>
+                <w:b/>
+                <w:bCs/>
+                <w:color w:val="FFFFFF"/>
+                <w:sz w:val="20"/>
+                <w:szCs w:val="20"/>
+              </w:rPr>
+              <w:t xml:space="preserve">Cobertura AR</w:t>
+            </w:r>
+          </w:p>
+        </w:tc>
+        <w:tc>
+          <w:tcPr>
+            <w:tcW w:type="dxa" w:w="3660"/>
+            <w:tcBorders>
+              <w:top w:val="single" w:color="BFBFBF" w:sz="4"/>
+              <w:left w:val="single" w:color="BFBFBF" w:sz="4"/>
+              <w:bottom w:val="single" w:color="BFBFBF" w:sz="4"/>
+              <w:right w:val="single" w:color="BFBFBF" w:sz="4"/>
+            </w:tcBorders>
+            <w:shd w:fill="1F4E79" w:val="clear"/>
+            <w:tcMar>
+              <w:top w:type="dxa" w:w="80"/>
+              <w:left w:type="dxa" w:w="120"/>
+              <w:bottom w:type="dxa" w:w="80"/>
+              <w:right w:type="dxa" w:w="120"/>
+            </w:tcMar>
+          </w:tcPr>
+          <w:p>
+            <w:r>
+              <w:rPr>
+                <w:b/>
+                <w:bCs/>
+                <w:color w:val="FFFFFF"/>
+                <w:sz w:val="20"/>
+                <w:szCs w:val="20"/>
+              </w:rPr>
+              <w:t xml:space="preserve">Notas</w:t>
+            </w:r>
+          </w:p>
+        </w:tc>
+      </w:tr>
+      <w:tr>
+        <w:tc>
+          <w:tcPr>
+            <w:tcW w:type="dxa" w:w="1700"/>
+            <w:tcBorders>
+              <w:top w:val="single" w:color="BFBFBF" w:sz="4"/>
+              <w:left w:val="single" w:color="BFBFBF" w:sz="4"/>
+              <w:bottom w:val="single" w:color="BFBFBF" w:sz="4"/>
+              <w:right w:val="single" w:color="BFBFBF" w:sz="4"/>
+            </w:tcBorders>
+            <w:tcMar>
+              <w:top w:type="dxa" w:w="80"/>
+              <w:left w:type="dxa" w:w="120"/>
+              <w:bottom w:type="dxa" w:w="80"/>
+              <w:right w:type="dxa" w:w="120"/>
+            </w:tcMar>
+          </w:tcPr>
+          <w:p>
+            <w:r>
+              <w:rPr>
+                <w:b/>
+                <w:bCs/>
+                <w:sz w:val="20"/>
+                <w:szCs w:val="20"/>
+              </w:rPr>
+              <w:t xml:space="preserve">Atribus ⭐</w:t>
+            </w:r>
+          </w:p>
+        </w:tc>
+        <w:tc>
+          <w:tcPr>
+            <w:tcW w:type="dxa" w:w="1900"/>
+            <w:tcBorders>
+              <w:top w:val="single" w:color="BFBFBF" w:sz="4"/>
+              <w:left w:val="single" w:color="BFBFBF" w:sz="4"/>
+              <w:bottom w:val="single" w:color="BFBFBF" w:sz="4"/>
+              <w:right w:val="single" w:color="BFBFBF" w:sz="4"/>
+            </w:tcBorders>
+            <w:tcMar>
+              <w:top w:type="dxa" w:w="80"/>
+              <w:left w:type="dxa" w:w="120"/>
+              <w:bottom w:type="dxa" w:w="80"/>
+              <w:right w:type="dxa" w:w="120"/>
+            </w:tcMar>
+          </w:tcPr>
+          <w:p>
+            <w:r>
+              <w:rPr>
+                <w:sz w:val="20"/>
+                <w:szCs w:val="20"/>
+              </w:rPr>
+              <w:t xml:space="preserve">España, presencia MX/CL/AR</w:t>
+            </w:r>
+          </w:p>
+        </w:tc>
+        <w:tc>
+          <w:tcPr>
+            <w:tcW w:type="dxa" w:w="2100"/>
+            <w:tcBorders>
+              <w:top w:val="single" w:color="BFBFBF" w:sz="4"/>
+              <w:left w:val="single" w:color="BFBFBF" w:sz="4"/>
+              <w:bottom w:val="single" w:color="BFBFBF" w:sz="4"/>
+              <w:right w:val="single" w:color="BFBFBF" w:sz="4"/>
+            </w:tcBorders>
+            <w:tcMar>
+              <w:top w:type="dxa" w:w="80"/>
+              <w:left w:type="dxa" w:w="120"/>
+              <w:bottom w:type="dxa" w:w="80"/>
+              <w:right w:type="dxa" w:w="120"/>
+            </w:tcMar>
+          </w:tcPr>
+          <w:p>
+            <w:r>
+              <w:rPr>
+                <w:sz w:val="20"/>
+                <w:szCs w:val="20"/>
+              </w:rPr>
+              <w:t xml:space="preserve">Sí — soporte en español, monitorea medios AR</w:t>
+            </w:r>
+          </w:p>
+        </w:tc>
+        <w:tc>
+          <w:tcPr>
+            <w:tcW w:type="dxa" w:w="3660"/>
+            <w:tcBorders>
+              <w:top w:val="single" w:color="BFBFBF" w:sz="4"/>
+              <w:left w:val="single" w:color="BFBFBF" w:sz="4"/>
+              <w:bottom w:val="single" w:color="BFBFBF" w:sz="4"/>
+              <w:right w:val="single" w:color="BFBFBF" w:sz="4"/>
+            </w:tcBorders>
+            <w:tcMar>
+              <w:top w:type="dxa" w:w="80"/>
+              <w:left w:type="dxa" w:w="120"/>
+              <w:bottom w:type="dxa" w:w="80"/>
+              <w:right w:type="dxa" w:w="120"/>
+            </w:tcMar>
+          </w:tcPr>
+          <w:p>
+            <w:r>
+              <w:rPr>
+                <w:sz w:val="20"/>
+                <w:szCs w:val="20"/>
+              </w:rPr>
+              <w:t xml:space="preserve">Social + medios + foros + blogs. Mejor opción 'regional' con soporte en castellano. Pricing custom (~$200–$500/mes típico).</w:t>
+            </w:r>
+          </w:p>
+        </w:tc>
+      </w:tr>
+      <w:tr>
+        <w:tc>
+          <w:tcPr>
+            <w:tcW w:type="dxa" w:w="1700"/>
+            <w:tcBorders>
+              <w:top w:val="single" w:color="BFBFBF" w:sz="4"/>
+              <w:left w:val="single" w:color="BFBFBF" w:sz="4"/>
+              <w:bottom w:val="single" w:color="BFBFBF" w:sz="4"/>
+              <w:right w:val="single" w:color="BFBFBF" w:sz="4"/>
+            </w:tcBorders>
+            <w:shd w:fill="F2F2F2" w:val="clear"/>
+            <w:tcMar>
+              <w:top w:type="dxa" w:w="80"/>
+              <w:left w:type="dxa" w:w="120"/>
+              <w:bottom w:type="dxa" w:w="80"/>
+              <w:right w:type="dxa" w:w="120"/>
+            </w:tcMar>
+          </w:tcPr>
+          <w:p>
+            <w:r>
+              <w:rPr>
+                <w:sz w:val="20"/>
+                <w:szCs w:val="20"/>
+              </w:rPr>
+              <w:t xml:space="preserve">Audiense</w:t>
+            </w:r>
+          </w:p>
+        </w:tc>
+        <w:tc>
+          <w:tcPr>
+            <w:tcW w:type="dxa" w:w="1900"/>
+            <w:tcBorders>
+              <w:top w:val="single" w:color="BFBFBF" w:sz="4"/>
+              <w:left w:val="single" w:color="BFBFBF" w:sz="4"/>
+              <w:bottom w:val="single" w:color="BFBFBF" w:sz="4"/>
+              <w:right w:val="single" w:color="BFBFBF" w:sz="4"/>
+            </w:tcBorders>
+            <w:shd w:fill="F2F2F2" w:val="clear"/>
+            <w:tcMar>
+              <w:top w:type="dxa" w:w="80"/>
+              <w:left w:type="dxa" w:w="120"/>
+              <w:bottom w:type="dxa" w:w="80"/>
+              <w:right w:type="dxa" w:w="120"/>
+            </w:tcMar>
+          </w:tcPr>
+          <w:p>
+            <w:r>
+              <w:rPr>
+                <w:sz w:val="20"/>
+                <w:szCs w:val="20"/>
+              </w:rPr>
+              <w:t xml:space="preserve">UK, fuerte español</w:t>
+            </w:r>
+          </w:p>
+        </w:tc>
+        <w:tc>
+          <w:tcPr>
+            <w:tcW w:type="dxa" w:w="2100"/>
+            <w:tcBorders>
+              <w:top w:val="single" w:color="BFBFBF" w:sz="4"/>
+              <w:left w:val="single" w:color="BFBFBF" w:sz="4"/>
+              <w:bottom w:val="single" w:color="BFBFBF" w:sz="4"/>
+              <w:right w:val="single" w:color="BFBFBF" w:sz="4"/>
+            </w:tcBorders>
+            <w:shd w:fill="F2F2F2" w:val="clear"/>
+            <w:tcMar>
+              <w:top w:type="dxa" w:w="80"/>
+              <w:left w:type="dxa" w:w="120"/>
+              <w:bottom w:type="dxa" w:w="80"/>
+              <w:right w:type="dxa" w:w="120"/>
+            </w:tcMar>
+          </w:tcPr>
+          <w:p>
+            <w:r>
+              <w:rPr>
+                <w:sz w:val="20"/>
+                <w:szCs w:val="20"/>
+              </w:rPr>
+              <w:t xml:space="preserve">Sí (X)</w:t>
+            </w:r>
+          </w:p>
+        </w:tc>
+        <w:tc>
+          <w:tcPr>
+            <w:tcW w:type="dxa" w:w="3660"/>
+            <w:tcBorders>
+              <w:top w:val="single" w:color="BFBFBF" w:sz="4"/>
+              <w:left w:val="single" w:color="BFBFBF" w:sz="4"/>
+              <w:bottom w:val="single" w:color="BFBFBF" w:sz="4"/>
+              <w:right w:val="single" w:color="BFBFBF" w:sz="4"/>
+            </w:tcBorders>
+            <w:shd w:fill="F2F2F2" w:val="clear"/>
+            <w:tcMar>
+              <w:top w:type="dxa" w:w="80"/>
+              <w:left w:type="dxa" w:w="120"/>
+              <w:bottom w:type="dxa" w:w="80"/>
+              <w:right w:type="dxa" w:w="120"/>
+            </w:tcMar>
+          </w:tcPr>
+          <w:p>
+            <w:r>
+              <w:rPr>
+                <w:sz w:val="20"/>
+                <w:szCs w:val="20"/>
+              </w:rPr>
+              <w:t xml:space="preserve">Audience intelligence más que listening puro. Segmenta y describe audiencias detectadas, no monitorea en tiempo real.</w:t>
+            </w:r>
+          </w:p>
+        </w:tc>
+      </w:tr>
+      <w:tr>
+        <w:tc>
+          <w:tcPr>
+            <w:tcW w:type="dxa" w:w="1700"/>
+            <w:tcBorders>
+              <w:top w:val="single" w:color="BFBFBF" w:sz="4"/>
+              <w:left w:val="single" w:color="BFBFBF" w:sz="4"/>
+              <w:bottom w:val="single" w:color="BFBFBF" w:sz="4"/>
+              <w:right w:val="single" w:color="BFBFBF" w:sz="4"/>
+            </w:tcBorders>
+            <w:tcMar>
+              <w:top w:type="dxa" w:w="80"/>
+              <w:left w:type="dxa" w:w="120"/>
+              <w:bottom w:type="dxa" w:w="80"/>
+              <w:right w:type="dxa" w:w="120"/>
+            </w:tcMar>
+          </w:tcPr>
+          <w:p>
+            <w:r>
+              <w:rPr>
+                <w:sz w:val="20"/>
+                <w:szCs w:val="20"/>
+              </w:rPr>
+              <w:t xml:space="preserve">Bunker DB</w:t>
+            </w:r>
+          </w:p>
+        </w:tc>
+        <w:tc>
+          <w:tcPr>
+            <w:tcW w:type="dxa" w:w="1900"/>
+            <w:tcBorders>
+              <w:top w:val="single" w:color="BFBFBF" w:sz="4"/>
+              <w:left w:val="single" w:color="BFBFBF" w:sz="4"/>
+              <w:bottom w:val="single" w:color="BFBFBF" w:sz="4"/>
+              <w:right w:val="single" w:color="BFBFBF" w:sz="4"/>
+            </w:tcBorders>
+            <w:tcMar>
+              <w:top w:type="dxa" w:w="80"/>
+              <w:left w:type="dxa" w:w="120"/>
+              <w:bottom w:type="dxa" w:w="80"/>
+              <w:right w:type="dxa" w:w="120"/>
+            </w:tcMar>
+          </w:tcPr>
+          <w:p>
+            <w:r>
+              <w:rPr>
+                <w:sz w:val="20"/>
+                <w:szCs w:val="20"/>
+              </w:rPr>
+              <w:t xml:space="preserve">México</w:t>
+            </w:r>
+          </w:p>
+        </w:tc>
+        <w:tc>
+          <w:tcPr>
+            <w:tcW w:type="dxa" w:w="2100"/>
+            <w:tcBorders>
+              <w:top w:val="single" w:color="BFBFBF" w:sz="4"/>
+              <w:left w:val="single" w:color="BFBFBF" w:sz="4"/>
+              <w:bottom w:val="single" w:color="BFBFBF" w:sz="4"/>
+              <w:right w:val="single" w:color="BFBFBF" w:sz="4"/>
+            </w:tcBorders>
+            <w:tcMar>
+              <w:top w:type="dxa" w:w="80"/>
+              <w:left w:type="dxa" w:w="120"/>
+              <w:bottom w:type="dxa" w:w="80"/>
+              <w:right w:type="dxa" w:w="120"/>
+            </w:tcMar>
+          </w:tcPr>
+          <w:p>
+            <w:r>
+              <w:rPr>
+                <w:sz w:val="20"/>
+                <w:szCs w:val="20"/>
+              </w:rPr>
+              <w:t xml:space="preserve">Sí</w:t>
+            </w:r>
+          </w:p>
+        </w:tc>
+        <w:tc>
+          <w:tcPr>
+            <w:tcW w:type="dxa" w:w="3660"/>
+            <w:tcBorders>
+              <w:top w:val="single" w:color="BFBFBF" w:sz="4"/>
+              <w:left w:val="single" w:color="BFBFBF" w:sz="4"/>
+              <w:bottom w:val="single" w:color="BFBFBF" w:sz="4"/>
+              <w:right w:val="single" w:color="BFBFBF" w:sz="4"/>
+            </w:tcBorders>
+            <w:tcMar>
+              <w:top w:type="dxa" w:w="80"/>
+              <w:left w:type="dxa" w:w="120"/>
+              <w:bottom w:type="dxa" w:w="80"/>
+              <w:right w:type="dxa" w:w="120"/>
+            </w:tcMar>
+          </w:tcPr>
+          <w:p>
+            <w:r>
+              <w:rPr>
+                <w:sz w:val="20"/>
+                <w:szCs w:val="20"/>
+              </w:rPr>
+              <w:t xml:space="preserve">Marketing analytics + social, ecosistema LATAM.</w:t>
+            </w:r>
+          </w:p>
+        </w:tc>
+      </w:tr>
+      <w:tr>
+        <w:tc>
+          <w:tcPr>
+            <w:tcW w:type="dxa" w:w="1700"/>
+            <w:tcBorders>
+              <w:top w:val="single" w:color="BFBFBF" w:sz="4"/>
+              <w:left w:val="single" w:color="BFBFBF" w:sz="4"/>
+              <w:bottom w:val="single" w:color="BFBFBF" w:sz="4"/>
+              <w:right w:val="single" w:color="BFBFBF" w:sz="4"/>
+            </w:tcBorders>
+            <w:shd w:fill="F2F2F2" w:val="clear"/>
+            <w:tcMar>
+              <w:top w:type="dxa" w:w="80"/>
+              <w:left w:type="dxa" w:w="120"/>
+              <w:bottom w:type="dxa" w:w="80"/>
+              <w:right w:type="dxa" w:w="120"/>
+            </w:tcMar>
+          </w:tcPr>
+          <w:p>
+            <w:r>
+              <w:rPr>
+                <w:sz w:val="20"/>
+                <w:szCs w:val="20"/>
+              </w:rPr>
+              <w:t xml:space="preserve">Coobis</w:t>
+            </w:r>
+          </w:p>
+        </w:tc>
+        <w:tc>
+          <w:tcPr>
+            <w:tcW w:type="dxa" w:w="1900"/>
+            <w:tcBorders>
+              <w:top w:val="single" w:color="BFBFBF" w:sz="4"/>
+              <w:left w:val="single" w:color="BFBFBF" w:sz="4"/>
+              <w:bottom w:val="single" w:color="BFBFBF" w:sz="4"/>
+              <w:right w:val="single" w:color="BFBFBF" w:sz="4"/>
+            </w:tcBorders>
+            <w:shd w:fill="F2F2F2" w:val="clear"/>
+            <w:tcMar>
+              <w:top w:type="dxa" w:w="80"/>
+              <w:left w:type="dxa" w:w="120"/>
+              <w:bottom w:type="dxa" w:w="80"/>
+              <w:right w:type="dxa" w:w="120"/>
+            </w:tcMar>
+          </w:tcPr>
+          <w:p>
+            <w:r>
+              <w:rPr>
+                <w:sz w:val="20"/>
+                <w:szCs w:val="20"/>
+              </w:rPr>
+              <w:t xml:space="preserve">España</w:t>
+            </w:r>
+          </w:p>
+        </w:tc>
+        <w:tc>
+          <w:tcPr>
+            <w:tcW w:type="dxa" w:w="2100"/>
+            <w:tcBorders>
+              <w:top w:val="single" w:color="BFBFBF" w:sz="4"/>
+              <w:left w:val="single" w:color="BFBFBF" w:sz="4"/>
+              <w:bottom w:val="single" w:color="BFBFBF" w:sz="4"/>
+              <w:right w:val="single" w:color="BFBFBF" w:sz="4"/>
+            </w:tcBorders>
+            <w:shd w:fill="F2F2F2" w:val="clear"/>
+            <w:tcMar>
+              <w:top w:type="dxa" w:w="80"/>
+              <w:left w:type="dxa" w:w="120"/>
+              <w:bottom w:type="dxa" w:w="80"/>
+              <w:right w:type="dxa" w:w="120"/>
+            </w:tcMar>
+          </w:tcPr>
+          <w:p>
+            <w:r>
+              <w:rPr>
+                <w:sz w:val="20"/>
+                <w:szCs w:val="20"/>
+              </w:rPr>
+              <w:t xml:space="preserve">Sí</w:t>
+            </w:r>
+          </w:p>
+        </w:tc>
+        <w:tc>
+          <w:tcPr>
+            <w:tcW w:type="dxa" w:w="3660"/>
+            <w:tcBorders>
+              <w:top w:val="single" w:color="BFBFBF" w:sz="4"/>
+              <w:left w:val="single" w:color="BFBFBF" w:sz="4"/>
+              <w:bottom w:val="single" w:color="BFBFBF" w:sz="4"/>
+              <w:right w:val="single" w:color="BFBFBF" w:sz="4"/>
+            </w:tcBorders>
+            <w:shd w:fill="F2F2F2" w:val="clear"/>
+            <w:tcMar>
+              <w:top w:type="dxa" w:w="80"/>
+              <w:left w:type="dxa" w:w="120"/>
+              <w:bottom w:type="dxa" w:w="80"/>
+              <w:right w:type="dxa" w:w="120"/>
+            </w:tcMar>
+          </w:tcPr>
+          <w:p>
+            <w:r>
+              <w:rPr>
+                <w:sz w:val="20"/>
+                <w:szCs w:val="20"/>
+              </w:rPr>
+              <w:t xml:space="preserve">Más para influencers que listening puro.</w:t>
+            </w:r>
+          </w:p>
+        </w:tc>
+      </w:tr>
+    </w:tbl>
+    <w:p>
+      <w:r>
+        <w:br w:type="page"/>
+      </w:r>
+    </w:p>
+    <w:p>
+      <w:pPr>
+        <w:pStyle w:val="Heading3"/>
+        <w:spacing w:after="120" w:before="220"/>
+      </w:pPr>
+      <w:r>
+        <w:rPr>
+          <w:b/>
+          <w:bCs/>
+        </w:rPr>
+        <w:t xml:space="preserve">Tier 5 — Open source y DIY (el más viable para presupuesto cero)</w:t>
+      </w:r>
+    </w:p>
+    <w:p>
+      <w:pPr>
+        <w:spacing w:after="120"/>
+      </w:pPr>
+      <w:r>
+        <w:t xml:space="preserve">Para territorio chico, la combinación de herramientas gratuitas y un poco de pegamento custom puede REEMPLAZAR completamente a un Brand24/Awario por costo casi nulo.</w:t>
+      </w:r>
+    </w:p>
+    <w:p>
+      <w:pPr>
+        <w:pStyle w:val="Heading3"/>
+        <w:spacing w:after="120" w:before="220"/>
+      </w:pPr>
+      <w:r>
+        <w:rPr>
+          <w:b/>
+          <w:bCs/>
+        </w:rPr>
+        <w:t xml:space="preserve">GDELT Project — el secreto mejor guardado</w:t>
+      </w:r>
+    </w:p>
+    <w:p>
+      <w:pPr>
+        <w:pStyle w:val="ListParagraph"/>
+        <w:numPr>
+          <w:ilvl w:val="0"/>
+          <w:numId w:val="2"/>
+        </w:numPr>
+        <w:spacing w:after="80"/>
+      </w:pPr>
+      <w:r>
+        <w:t xml:space="preserve">GDELT (Global Database of Events, Language, and Tone) es un proyecto académico que monitorea TODA la prensa mundial en 100+ idiomas, con geocoding automático y actualización cada 15 minutos. Archivo desde 1979. Gratis y abierto vía BigQuery o downloads.</w:t>
+      </w:r>
+    </w:p>
+    <w:p>
+      <w:pPr>
+        <w:pStyle w:val="ListParagraph"/>
+        <w:numPr>
+          <w:ilvl w:val="0"/>
+          <w:numId w:val="2"/>
+        </w:numPr>
+        <w:spacing w:after="80"/>
+      </w:pPr>
+      <w:r>
+        <w:t xml:space="preserve">Cada artículo procesado lleva: ubicación geográfica detectada, personas, organizaciones, temas (CAMEO codes), tono/sentiment, imágenes.</w:t>
+      </w:r>
+    </w:p>
+    <w:p>
+      <w:pPr>
+        <w:pStyle w:val="ListParagraph"/>
+        <w:numPr>
+          <w:ilvl w:val="0"/>
+          <w:numId w:val="2"/>
+        </w:numPr>
+        <w:spacing w:after="80"/>
+      </w:pPr>
+      <w:r>
+        <w:t xml:space="preserve">Query típica: SELECT * WHERE Locations LIKE '%Maipú, Mendoza%' AND DATEADDED &gt; now() - 7 days.</w:t>
+      </w:r>
+    </w:p>
+    <w:p>
+      <w:pPr>
+        <w:pStyle w:val="ListParagraph"/>
+        <w:numPr>
+          <w:ilvl w:val="0"/>
+          <w:numId w:val="2"/>
+        </w:numPr>
+        <w:spacing w:after="80"/>
+      </w:pPr>
+      <w:r>
+        <w:t xml:space="preserve">Para periodismo y monitoreo de medios locales es directamente lo mejor que existe — y es gratis.</w:t>
+      </w:r>
+    </w:p>
+    <w:p>
+      <w:pPr>
+        <w:pStyle w:val="ListParagraph"/>
+        <w:numPr>
+          <w:ilvl w:val="0"/>
+          <w:numId w:val="2"/>
+        </w:numPr>
+        <w:spacing w:after="80"/>
+      </w:pPr>
+      <w:r>
+        <w:t xml:space="preserve">Limitación: NO cubre redes sociales, sólo prensa online indexada por Google News y agregadores.</w:t>
+      </w:r>
+    </w:p>
+    <w:p>
+      <w:pPr>
+        <w:pStyle w:val="Heading3"/>
+        <w:spacing w:after="120" w:before="220"/>
+      </w:pPr>
+      <w:r>
+        <w:rPr>
+          <w:b/>
+          <w:bCs/>
+        </w:rPr>
+        <w:t xml:space="preserve">Mediacloud</w:t>
+      </w:r>
+    </w:p>
+    <w:p>
+      <w:pPr>
+        <w:pStyle w:val="ListParagraph"/>
+        <w:numPr>
+          <w:ilvl w:val="0"/>
+          <w:numId w:val="2"/>
+        </w:numPr>
+        <w:spacing w:after="80"/>
+      </w:pPr>
+      <w:r>
+        <w:t xml:space="preserve">Plataforma open source de MIT/Northeastern para análisis cuanti de cobertura mediática.</w:t>
+      </w:r>
+    </w:p>
+    <w:p>
+      <w:pPr>
+        <w:pStyle w:val="ListParagraph"/>
+        <w:numPr>
+          <w:ilvl w:val="0"/>
+          <w:numId w:val="2"/>
+        </w:numPr>
+        <w:spacing w:after="80"/>
+      </w:pPr>
+      <w:r>
+        <w:t xml:space="preserve">Útil para preguntas como '¿cuánto se habló de transporte público en medios de Mendoza el último mes?'</w:t>
+      </w:r>
+    </w:p>
+    <w:p>
+      <w:pPr>
+        <w:pStyle w:val="Heading3"/>
+        <w:spacing w:after="120" w:before="220"/>
+      </w:pPr>
+      <w:r>
+        <w:rPr>
+          <w:b/>
+          <w:bCs/>
+        </w:rPr>
+        <w:t xml:space="preserve">Scraping de redes (con cuidado)</w:t>
+      </w:r>
+    </w:p>
+    <w:p>
+      <w:pPr>
+        <w:pStyle w:val="ListParagraph"/>
+        <w:numPr>
+          <w:ilvl w:val="0"/>
+          <w:numId w:val="2"/>
+        </w:numPr>
+        <w:spacing w:after="80"/>
+      </w:pPr>
+      <w:r>
+        <w:t xml:space="preserve">snscrape (Python): scraper de X, Reddit, IG, FB, Telegram. X cambió TOS en 2023; scraping legalmente borroso. Forks de comunidad funcionan intermitentemente.</w:t>
+      </w:r>
+    </w:p>
+    <w:p>
+      <w:pPr>
+        <w:pStyle w:val="ListParagraph"/>
+        <w:numPr>
+          <w:ilvl w:val="0"/>
+          <w:numId w:val="2"/>
+        </w:numPr>
+        <w:spacing w:after="80"/>
+      </w:pPr>
+      <w:r>
+        <w:t xml:space="preserve">X API Basic Tier (free): 1.500 tweets/mes — suficiente para queries puntuales geo-filtradas.</w:t>
+      </w:r>
+    </w:p>
+    <w:p>
+      <w:pPr>
+        <w:pStyle w:val="ListParagraph"/>
+        <w:numPr>
+          <w:ilvl w:val="0"/>
+          <w:numId w:val="2"/>
+        </w:numPr>
+        <w:spacing w:after="80"/>
+      </w:pPr>
+      <w:r>
+        <w:t xml:space="preserve">X API Pro Tier ($200/mes): 1M tweets/mes — alcanza para un municipio con margen.</w:t>
+      </w:r>
+    </w:p>
+    <w:p>
+      <w:pPr>
+        <w:pStyle w:val="ListParagraph"/>
+        <w:numPr>
+          <w:ilvl w:val="0"/>
+          <w:numId w:val="2"/>
+        </w:numPr>
+        <w:spacing w:after="80"/>
+      </w:pPr>
+      <w:r>
+        <w:t xml:space="preserve">Reddit API (free): r/argentina, r/mendoza monitorizables sin costo.</w:t>
+      </w:r>
+    </w:p>
+    <w:p>
+      <w:pPr>
+        <w:pStyle w:val="ListParagraph"/>
+        <w:numPr>
+          <w:ilvl w:val="0"/>
+          <w:numId w:val="2"/>
+        </w:numPr>
+        <w:spacing w:after="80"/>
+      </w:pPr>
+      <w:r>
+        <w:t xml:space="preserve">Facebook/Instagram: virtualmente cerrados a scraping. Necesitan CrowdTangle (gratis para investigadores/ONG si aún lo dan) o aceptar que ese canal queda fuera.</w:t>
+      </w:r>
+    </w:p>
+    <w:p>
+      <w:pPr>
+        <w:pStyle w:val="Heading3"/>
+        <w:spacing w:after="120" w:before="220"/>
+      </w:pPr>
+      <w:r>
+        <w:rPr>
+          <w:b/>
+          <w:bCs/>
+        </w:rPr>
+        <w:t xml:space="preserve">Stack DIY recomendado para Maipú</w:t>
+      </w:r>
+    </w:p>
+    <w:p>
+      <w:pPr>
+        <w:spacing w:after="200" w:before="200"/>
+      </w:pPr>
+      <w:r>
+        <w:rPr>
+          <w:rFonts w:ascii="Consolas" w:cs="Consolas" w:eastAsia="Consolas" w:hAnsi="Consolas"/>
+          <w:sz w:val="18"/>
+          <w:szCs w:val="18"/>
+        </w:rPr>
+        <w:t xml:space="preserve">┌─ Inputs ─────────────────────────────────────────────┐
+│ GDELT (gratis)         → Medios online geo-filtrados │
+│ X API Basic ($0/mes)   → Tweets con location Maipú   │
+│ Reddit API (free)      → r/mendoza, r/argentina      │
+│ RSS feeds locales      → Los Andes, El Sol, Uno      │
+└────────────────────┬─────────────────────────────────┘
+                     ▼
+┌─ Procesamiento ──────────────────────────────────────┐
+│ Cron job (Vercel, $0)  → consolida en Google Sheet   │
+│ Claude API (~$10/mes)  → sentiment + clustering      │
+└────────────────────┬─────────────────────────────────┘
+                     ▼
+┌─ Output ─────────────────────────────────────────────┐
+│ Dashboard en la misma app Next.js                    │
+│ Trigger: si volumen sobre tema X crece &gt; 3× baseline │
+│ → notificar para diseñar encuesta sobre ese tema     │
+└──────────────────────────────────────────────────────┘</w:t>
+      </w:r>
+    </w:p>
+    <w:p>
+      <w:pPr>
+        <w:pStyle w:val="ListParagraph"/>
+        <w:numPr>
+          <w:ilvl w:val="0"/>
+          <w:numId w:val="2"/>
+        </w:numPr>
+        <w:spacing w:after="80"/>
+      </w:pPr>
+      <w:r>
+        <w:t xml:space="preserve">Costo total: ~$10–$50/mes.</w:t>
+      </w:r>
+    </w:p>
+    <w:p>
+      <w:pPr>
+        <w:pStyle w:val="ListParagraph"/>
+        <w:numPr>
+          <w:ilvl w:val="0"/>
+          <w:numId w:val="2"/>
+        </w:numPr>
+        <w:spacing w:after="80"/>
+      </w:pPr>
+      <w:r>
+        <w:t xml:space="preserve">Esfuerzo dev: ~2 semanas.</w:t>
+      </w:r>
+    </w:p>
+    <w:p>
+      <w:pPr>
+        <w:pStyle w:val="ListParagraph"/>
+        <w:numPr>
+          <w:ilvl w:val="0"/>
+          <w:numId w:val="2"/>
+        </w:numPr>
+        <w:spacing w:after="80"/>
+      </w:pPr>
+      <w:r>
+        <w:t xml:space="preserve">Cubre: 80% del valor que daría Brand24 para este tamaño de territorio.</w:t>
+      </w:r>
+    </w:p>
+    <w:p>
+      <w:pPr>
+        <w:pStyle w:val="Heading3"/>
+        <w:spacing w:after="120" w:before="220"/>
+      </w:pPr>
+      <w:r>
+        <w:rPr>
+          <w:b/>
+          <w:bCs/>
+        </w:rPr>
+        <w:t xml:space="preserve">Tabla resumen — recomendación por escenario</w:t>
+      </w:r>
+    </w:p>
+    <w:tbl>
+      <w:tblPr>
+        <w:tblW w:type="dxa" w:w="9360"/>
+        <w:tblBorders>
+          <w:top w:val="single" w:color="auto" w:sz="4"/>
+          <w:left w:val="single" w:color="auto" w:sz="4"/>
+          <w:bottom w:val="single" w:color="auto" w:sz="4"/>
+          <w:right w:val="single" w:color="auto" w:sz="4"/>
+          <w:insideH w:val="single" w:color="auto" w:sz="4"/>
+          <w:insideV w:val="single" w:color="auto" w:sz="4"/>
+        </w:tblBorders>
+      </w:tblPr>
+      <w:tblGrid>
+        <w:gridCol w:w="2900"/>
+        <w:gridCol w:w="1900"/>
+        <w:gridCol w:w="4560"/>
+      </w:tblGrid>
+      <w:tr>
+        <w:trPr>
+          <w:tblHeader/>
+        </w:trPr>
+        <w:tc>
+          <w:tcPr>
+            <w:tcW w:type="dxa" w:w="2900"/>
+            <w:tcBorders>
+              <w:top w:val="single" w:color="BFBFBF" w:sz="4"/>
+              <w:left w:val="single" w:color="BFBFBF" w:sz="4"/>
+              <w:bottom w:val="single" w:color="BFBFBF" w:sz="4"/>
+              <w:right w:val="single" w:color="BFBFBF" w:sz="4"/>
+            </w:tcBorders>
+            <w:shd w:fill="1F4E79" w:val="clear"/>
+            <w:tcMar>
+              <w:top w:type="dxa" w:w="80"/>
+              <w:left w:type="dxa" w:w="120"/>
+              <w:bottom w:type="dxa" w:w="80"/>
+              <w:right w:type="dxa" w:w="120"/>
+            </w:tcMar>
+          </w:tcPr>
+          <w:p>
+            <w:r>
+              <w:rPr>
+                <w:b/>
+                <w:bCs/>
+                <w:color w:val="FFFFFF"/>
+                <w:sz w:val="20"/>
+                <w:szCs w:val="20"/>
+              </w:rPr>
+              <w:t xml:space="preserve">Cliente</w:t>
+            </w:r>
+          </w:p>
+        </w:tc>
+        <w:tc>
+          <w:tcPr>
+            <w:tcW w:type="dxa" w:w="1900"/>
+            <w:tcBorders>
+              <w:top w:val="single" w:color="BFBFBF" w:sz="4"/>
+              <w:left w:val="single" w:color="BFBFBF" w:sz="4"/>
+              <w:bottom w:val="single" w:color="BFBFBF" w:sz="4"/>
+              <w:right w:val="single" w:color="BFBFBF" w:sz="4"/>
+            </w:tcBorders>
+            <w:shd w:fill="1F4E79" w:val="clear"/>
+            <w:tcMar>
+              <w:top w:type="dxa" w:w="80"/>
+              <w:left w:type="dxa" w:w="120"/>
+              <w:bottom w:type="dxa" w:w="80"/>
+              <w:right w:type="dxa" w:w="120"/>
+            </w:tcMar>
+          </w:tcPr>
+          <w:p>
+            <w:r>
+              <w:rPr>
+                <w:b/>
+                <w:bCs/>
+                <w:color w:val="FFFFFF"/>
+                <w:sz w:val="20"/>
+                <w:szCs w:val="20"/>
+              </w:rPr>
+              <w:t xml:space="preserve">Presupuesto</w:t>
+            </w:r>
+          </w:p>
+        </w:tc>
+        <w:tc>
+          <w:tcPr>
+            <w:tcW w:type="dxa" w:w="4560"/>
+            <w:tcBorders>
+              <w:top w:val="single" w:color="BFBFBF" w:sz="4"/>
+              <w:left w:val="single" w:color="BFBFBF" w:sz="4"/>
+              <w:bottom w:val="single" w:color="BFBFBF" w:sz="4"/>
+              <w:right w:val="single" w:color="BFBFBF" w:sz="4"/>
+            </w:tcBorders>
+            <w:shd w:fill="1F4E79" w:val="clear"/>
+            <w:tcMar>
+              <w:top w:type="dxa" w:w="80"/>
+              <w:left w:type="dxa" w:w="120"/>
+              <w:bottom w:type="dxa" w:w="80"/>
+              <w:right w:type="dxa" w:w="120"/>
+            </w:tcMar>
+          </w:tcPr>
+          <w:p>
+            <w:r>
+              <w:rPr>
+                <w:b/>
+                <w:bCs/>
+                <w:color w:val="FFFFFF"/>
+                <w:sz w:val="20"/>
+                <w:szCs w:val="20"/>
+              </w:rPr>
+              <w:t xml:space="preserve">Recomendación</w:t>
+            </w:r>
+          </w:p>
+        </w:tc>
+      </w:tr>
+      <w:tr>
+        <w:tc>
+          <w:tcPr>
+            <w:tcW w:type="dxa" w:w="2900"/>
+            <w:tcBorders>
+              <w:top w:val="single" w:color="BFBFBF" w:sz="4"/>
+              <w:left w:val="single" w:color="BFBFBF" w:sz="4"/>
+              <w:bottom w:val="single" w:color="BFBFBF" w:sz="4"/>
+              <w:right w:val="single" w:color="BFBFBF" w:sz="4"/>
+            </w:tcBorders>
+            <w:tcMar>
+              <w:top w:type="dxa" w:w="80"/>
+              <w:left w:type="dxa" w:w="120"/>
+              <w:bottom w:type="dxa" w:w="80"/>
+              <w:right w:type="dxa" w:w="120"/>
+            </w:tcMar>
+          </w:tcPr>
+          <w:p>
+            <w:r>
+              <w:rPr>
+                <w:sz w:val="20"/>
+                <w:szCs w:val="20"/>
+              </w:rPr>
+              <w:t xml:space="preserve">Municipalidad de Maipú (institucional)</w:t>
+            </w:r>
+          </w:p>
+        </w:tc>
+        <w:tc>
+          <w:tcPr>
+            <w:tcW w:type="dxa" w:w="1900"/>
+            <w:tcBorders>
+              <w:top w:val="single" w:color="BFBFBF" w:sz="4"/>
+              <w:left w:val="single" w:color="BFBFBF" w:sz="4"/>
+              <w:bottom w:val="single" w:color="BFBFBF" w:sz="4"/>
+              <w:right w:val="single" w:color="BFBFBF" w:sz="4"/>
+            </w:tcBorders>
+            <w:tcMar>
+              <w:top w:type="dxa" w:w="80"/>
+              <w:left w:type="dxa" w:w="120"/>
+              <w:bottom w:type="dxa" w:w="80"/>
+              <w:right w:type="dxa" w:w="120"/>
+            </w:tcMar>
+          </w:tcPr>
+          <w:p>
+            <w:r>
+              <w:rPr>
+                <w:sz w:val="20"/>
+                <w:szCs w:val="20"/>
+              </w:rPr>
+              <w:t xml:space="preserve">Alto (~$15k+/año)</w:t>
+            </w:r>
+          </w:p>
+        </w:tc>
+        <w:tc>
+          <w:tcPr>
+            <w:tcW w:type="dxa" w:w="4560"/>
+            <w:tcBorders>
+              <w:top w:val="single" w:color="BFBFBF" w:sz="4"/>
+              <w:left w:val="single" w:color="BFBFBF" w:sz="4"/>
+              <w:bottom w:val="single" w:color="BFBFBF" w:sz="4"/>
+              <w:right w:val="single" w:color="BFBFBF" w:sz="4"/>
+            </w:tcBorders>
+            <w:tcMar>
+              <w:top w:type="dxa" w:w="80"/>
+              <w:left w:type="dxa" w:w="120"/>
+              <w:bottom w:type="dxa" w:w="80"/>
+              <w:right w:type="dxa" w:w="120"/>
+            </w:tcMar>
+          </w:tcPr>
+          <w:p>
+            <w:r>
+              <w:rPr>
+                <w:sz w:val="20"/>
+                <w:szCs w:val="20"/>
+              </w:rPr>
+              <w:t xml:space="preserve">Zencity — purpose-built para municipios</w:t>
+            </w:r>
+          </w:p>
+        </w:tc>
+      </w:tr>
+      <w:tr>
+        <w:tc>
+          <w:tcPr>
+            <w:tcW w:type="dxa" w:w="2900"/>
+            <w:tcBorders>
+              <w:top w:val="single" w:color="BFBFBF" w:sz="4"/>
+              <w:left w:val="single" w:color="BFBFBF" w:sz="4"/>
+              <w:bottom w:val="single" w:color="BFBFBF" w:sz="4"/>
+              <w:right w:val="single" w:color="BFBFBF" w:sz="4"/>
+            </w:tcBorders>
+            <w:shd w:fill="F2F2F2" w:val="clear"/>
+            <w:tcMar>
+              <w:top w:type="dxa" w:w="80"/>
+              <w:left w:type="dxa" w:w="120"/>
+              <w:bottom w:type="dxa" w:w="80"/>
+              <w:right w:type="dxa" w:w="120"/>
+            </w:tcMar>
+          </w:tcPr>
+          <w:p>
+            <w:r>
+              <w:rPr>
+                <w:sz w:val="20"/>
+                <w:szCs w:val="20"/>
+              </w:rPr>
+              <w:t xml:space="preserve">Equipo de investigación / ONG</w:t>
+            </w:r>
+          </w:p>
+        </w:tc>
+        <w:tc>
+          <w:tcPr>
+            <w:tcW w:type="dxa" w:w="1900"/>
+            <w:tcBorders>
+              <w:top w:val="single" w:color="BFBFBF" w:sz="4"/>
+              <w:left w:val="single" w:color="BFBFBF" w:sz="4"/>
+              <w:bottom w:val="single" w:color="BFBFBF" w:sz="4"/>
+              <w:right w:val="single" w:color="BFBFBF" w:sz="4"/>
+            </w:tcBorders>
+            <w:shd w:fill="F2F2F2" w:val="clear"/>
+            <w:tcMar>
+              <w:top w:type="dxa" w:w="80"/>
+              <w:left w:type="dxa" w:w="120"/>
+              <w:bottom w:type="dxa" w:w="80"/>
+              <w:right w:type="dxa" w:w="120"/>
+            </w:tcMar>
+          </w:tcPr>
+          <w:p>
+            <w:r>
+              <w:rPr>
+                <w:sz w:val="20"/>
+                <w:szCs w:val="20"/>
+              </w:rPr>
+              <w:t xml:space="preserve">Medio ($200–$500/mes)</w:t>
+            </w:r>
+          </w:p>
+        </w:tc>
+        <w:tc>
+          <w:tcPr>
+            <w:tcW w:type="dxa" w:w="4560"/>
+            <w:tcBorders>
+              <w:top w:val="single" w:color="BFBFBF" w:sz="4"/>
+              <w:left w:val="single" w:color="BFBFBF" w:sz="4"/>
+              <w:bottom w:val="single" w:color="BFBFBF" w:sz="4"/>
+              <w:right w:val="single" w:color="BFBFBF" w:sz="4"/>
+            </w:tcBorders>
+            <w:shd w:fill="F2F2F2" w:val="clear"/>
+            <w:tcMar>
+              <w:top w:type="dxa" w:w="80"/>
+              <w:left w:type="dxa" w:w="120"/>
+              <w:bottom w:type="dxa" w:w="80"/>
+              <w:right w:type="dxa" w:w="120"/>
+            </w:tcMar>
+          </w:tcPr>
+          <w:p>
+            <w:r>
+              <w:rPr>
+                <w:sz w:val="20"/>
+                <w:szCs w:val="20"/>
+              </w:rPr>
+              <w:t xml:space="preserve">Atribus (español + LATAM) o Awario (ratio costo/mención)</w:t>
+            </w:r>
+          </w:p>
+        </w:tc>
+      </w:tr>
+      <w:tr>
+        <w:tc>
+          <w:tcPr>
+            <w:tcW w:type="dxa" w:w="2900"/>
+            <w:tcBorders>
+              <w:top w:val="single" w:color="BFBFBF" w:sz="4"/>
+              <w:left w:val="single" w:color="BFBFBF" w:sz="4"/>
+              <w:bottom w:val="single" w:color="BFBFBF" w:sz="4"/>
+              <w:right w:val="single" w:color="BFBFBF" w:sz="4"/>
+            </w:tcBorders>
+            <w:tcMar>
+              <w:top w:type="dxa" w:w="80"/>
+              <w:left w:type="dxa" w:w="120"/>
+              <w:bottom w:type="dxa" w:w="80"/>
+              <w:right w:type="dxa" w:w="120"/>
+            </w:tcMar>
+          </w:tcPr>
+          <w:p>
+            <w:r>
+              <w:rPr>
+                <w:sz w:val="20"/>
+                <w:szCs w:val="20"/>
+              </w:rPr>
+              <w:t xml:space="preserve">Proyecto independiente</w:t>
+            </w:r>
+          </w:p>
+        </w:tc>
+        <w:tc>
+          <w:tcPr>
+            <w:tcW w:type="dxa" w:w="1900"/>
+            <w:tcBorders>
+              <w:top w:val="single" w:color="BFBFBF" w:sz="4"/>
+              <w:left w:val="single" w:color="BFBFBF" w:sz="4"/>
+              <w:bottom w:val="single" w:color="BFBFBF" w:sz="4"/>
+              <w:right w:val="single" w:color="BFBFBF" w:sz="4"/>
+            </w:tcBorders>
+            <w:tcMar>
+              <w:top w:type="dxa" w:w="80"/>
+              <w:left w:type="dxa" w:w="120"/>
+              <w:bottom w:type="dxa" w:w="80"/>
+              <w:right w:type="dxa" w:w="120"/>
+            </w:tcMar>
+          </w:tcPr>
+          <w:p>
+            <w:r>
+              <w:rPr>
+                <w:sz w:val="20"/>
+                <w:szCs w:val="20"/>
+              </w:rPr>
+              <w:t xml:space="preserve">Bajo (&lt;$50/mes)</w:t>
+            </w:r>
+          </w:p>
+        </w:tc>
+        <w:tc>
+          <w:tcPr>
+            <w:tcW w:type="dxa" w:w="4560"/>
+            <w:tcBorders>
+              <w:top w:val="single" w:color="BFBFBF" w:sz="4"/>
+              <w:left w:val="single" w:color="BFBFBF" w:sz="4"/>
+              <w:bottom w:val="single" w:color="BFBFBF" w:sz="4"/>
+              <w:right w:val="single" w:color="BFBFBF" w:sz="4"/>
+            </w:tcBorders>
+            <w:tcMar>
+              <w:top w:type="dxa" w:w="80"/>
+              <w:left w:type="dxa" w:w="120"/>
+              <w:bottom w:type="dxa" w:w="80"/>
+              <w:right w:type="dxa" w:w="120"/>
+            </w:tcMar>
+          </w:tcPr>
+          <w:p>
+            <w:r>
+              <w:rPr>
+                <w:sz w:val="20"/>
+                <w:szCs w:val="20"/>
+              </w:rPr>
+              <w:t xml:space="preserve">DIY: GDELT + X API Basic + Claude — integrado en la misma app Severo Tronador</w:t>
+            </w:r>
+          </w:p>
+        </w:tc>
+      </w:tr>
+      <w:tr>
+        <w:tc>
+          <w:tcPr>
+            <w:tcW w:type="dxa" w:w="2900"/>
+            <w:tcBorders>
+              <w:top w:val="single" w:color="BFBFBF" w:sz="4"/>
+              <w:left w:val="single" w:color="BFBFBF" w:sz="4"/>
+              <w:bottom w:val="single" w:color="BFBFBF" w:sz="4"/>
+              <w:right w:val="single" w:color="BFBFBF" w:sz="4"/>
+            </w:tcBorders>
+            <w:shd w:fill="F2F2F2" w:val="clear"/>
+            <w:tcMar>
+              <w:top w:type="dxa" w:w="80"/>
+              <w:left w:type="dxa" w:w="120"/>
+              <w:bottom w:type="dxa" w:w="80"/>
+              <w:right w:type="dxa" w:w="120"/>
+            </w:tcMar>
+          </w:tcPr>
+          <w:p>
+            <w:r>
+              <w:rPr>
+                <w:sz w:val="20"/>
+                <w:szCs w:val="20"/>
+              </w:rPr>
+              <w:t xml:space="preserve">Fase exploratoria</w:t>
+            </w:r>
+          </w:p>
+        </w:tc>
+        <w:tc>
+          <w:tcPr>
+            <w:tcW w:type="dxa" w:w="1900"/>
+            <w:tcBorders>
+              <w:top w:val="single" w:color="BFBFBF" w:sz="4"/>
+              <w:left w:val="single" w:color="BFBFBF" w:sz="4"/>
+              <w:bottom w:val="single" w:color="BFBFBF" w:sz="4"/>
+              <w:right w:val="single" w:color="BFBFBF" w:sz="4"/>
+            </w:tcBorders>
+            <w:shd w:fill="F2F2F2" w:val="clear"/>
+            <w:tcMar>
+              <w:top w:type="dxa" w:w="80"/>
+              <w:left w:type="dxa" w:w="120"/>
+              <w:bottom w:type="dxa" w:w="80"/>
+              <w:right w:type="dxa" w:w="120"/>
+            </w:tcMar>
+          </w:tcPr>
+          <w:p>
+            <w:r>
+              <w:rPr>
+                <w:sz w:val="20"/>
+                <w:szCs w:val="20"/>
+              </w:rPr>
+              <w:t xml:space="preserve">$0</w:t>
+            </w:r>
+          </w:p>
+        </w:tc>
+        <w:tc>
+          <w:tcPr>
+            <w:tcW w:type="dxa" w:w="4560"/>
+            <w:tcBorders>
+              <w:top w:val="single" w:color="BFBFBF" w:sz="4"/>
+              <w:left w:val="single" w:color="BFBFBF" w:sz="4"/>
+              <w:bottom w:val="single" w:color="BFBFBF" w:sz="4"/>
+              <w:right w:val="single" w:color="BFBFBF" w:sz="4"/>
+            </w:tcBorders>
+            <w:shd w:fill="F2F2F2" w:val="clear"/>
+            <w:tcMar>
+              <w:top w:type="dxa" w:w="80"/>
+              <w:left w:type="dxa" w:w="120"/>
+              <w:bottom w:type="dxa" w:w="80"/>
+              <w:right w:type="dxa" w:w="120"/>
+            </w:tcMar>
+          </w:tcPr>
+          <w:p>
+            <w:r>
+              <w:rPr>
+                <w:sz w:val="20"/>
+                <w:szCs w:val="20"/>
+              </w:rPr>
+              <w:t xml:space="preserve">Google Alerts + monitoreo manual de Twitter/X y Facebook locales + un Sheet</w:t>
+            </w:r>
+          </w:p>
+        </w:tc>
+      </w:tr>
+    </w:tbl>
+    <w:tbl>
+      <w:tblPr>
+        <w:tblW w:type="dxa" w:w="9360"/>
+        <w:tblBorders>
+          <w:top w:val="single" w:color="auto" w:sz="4"/>
+          <w:left w:val="single" w:color="auto" w:sz="4"/>
+          <w:bottom w:val="single" w:color="auto" w:sz="4"/>
+          <w:right w:val="single" w:color="auto" w:sz="4"/>
+          <w:insideH w:val="single" w:color="auto" w:sz="4"/>
+          <w:insideV w:val="single" w:color="auto" w:sz="4"/>
+        </w:tblBorders>
+      </w:tblPr>
+      <w:tblGrid>
+        <w:gridCol w:w="9360"/>
+      </w:tblGrid>
+      <w:tr>
+        <w:tc>
+          <w:tcPr>
+            <w:tcW w:type="dxa" w:w="9360"/>
+            <w:tcBorders>
+              <w:top w:val="single" w:color="1F4E79" w:sz="4"/>
+              <w:left w:val="single" w:color="1F4E79" w:sz="24"/>
+              <w:bottom w:val="single" w:color="1F4E79" w:sz="4"/>
+              <w:right w:val="single" w:color="1F4E79" w:sz="4"/>
+            </w:tcBorders>
+            <w:shd w:fill="D5E8F0" w:val="clear"/>
+            <w:tcMar>
+              <w:top w:type="dxa" w:w="160"/>
+              <w:left w:type="dxa" w:w="200"/>
+              <w:bottom w:type="dxa" w:w="160"/>
+              <w:right w:type="dxa" w:w="200"/>
+            </w:tcMar>
+          </w:tcPr>
+          <w:p>
+            <w:r>
+              <w:rPr>
+                <w:i/>
+                <w:iCs/>
+              </w:rPr>
+              <w:t xml:space="preserve">Para Severo Tronador en su forma actual (relevamiento territorial + encuestas), el stack DIY con GDELT en fase F7 es probablemente lo correcto: el listening alimenta el diseño de encuestas, y los componentes son baratos, controlables, y se integran nativamente en la misma app. Zencity entra en consideración sólo si el sponsor es la municipalidad y hay presupuesto institucional.</w:t>
+            </w:r>
+          </w:p>
+        </w:tc>
+      </w:tr>
+    </w:tbl>
+    <w:p>
+      <w:r>
+        <w:br w:type="page"/>
+      </w:r>
+    </w:p>
+    <w:p>
+      <w:pPr>
         <w:pStyle w:val="Heading1"/>
         <w:spacing w:after="200" w:before="360"/>
       </w:pPr>
@@ -17397,7 +20978,7 @@
       <w:r>
         <w:t xml:space="preserve">· WhatsApp Business Messaging Policy — </w:t>
       </w:r>
-      <w:hyperlink w:history="1" r:id="rIdd84zk4k9gpuf7wmccu1rw">
+      <w:hyperlink w:history="1" r:id="rId9zmk0bp1w8kwsxpt1xek5">
         <w:r>
           <w:rPr>
             <w:rStyle w:val="Hyperlink"/>
@@ -17413,7 +20994,7 @@
       <w:r>
         <w:t xml:space="preserve">· WhatsApp Cloud API &amp; Government Bodies (360dialog docs) — </w:t>
       </w:r>
-      <w:hyperlink w:history="1" r:id="rIda5ruhxtjbfvqrxdphmmtg">
+      <w:hyperlink w:history="1" r:id="rIdoydjcv4d528f94iztvraz">
         <w:r>
           <w:rPr>
             <w:rStyle w:val="Hyperlink"/>
@@ -17429,7 +21010,7 @@
       <w:r>
         <w:t xml:space="preserve">· Resend Acceptable Use Policy — </w:t>
       </w:r>
-      <w:hyperlink w:history="1" r:id="rIdau6eoeqtbvut58yropn7y">
+      <w:hyperlink w:history="1" r:id="rIdn4ealfvt7gpsmbxaxtviq">
         <w:r>
           <w:rPr>
             <w:rStyle w:val="Hyperlink"/>
@@ -17445,7 +21026,7 @@
       <w:r>
         <w:t xml:space="preserve">· Brevo Anti-spam Policy — </w:t>
       </w:r>
-      <w:hyperlink w:history="1" r:id="rIdoapeasmzhd_pj_5ji0o4f">
+      <w:hyperlink w:history="1" r:id="rIddglh6n6ieetihocxvglay">
         <w:r>
           <w:rPr>
             <w:rStyle w:val="Hyperlink"/>
@@ -17474,7 +21055,7 @@
       <w:r>
         <w:t xml:space="preserve">· Email API pricing 2026 (Resend/SendGrid/Postmark) — </w:t>
       </w:r>
-      <w:hyperlink w:history="1" r:id="rIdlcrwdqfugwpm8wwetvxbi">
+      <w:hyperlink w:history="1" r:id="rIdqoes1aao_pcyry-zgpvz2">
         <w:r>
           <w:rPr>
             <w:rStyle w:val="Hyperlink"/>
@@ -17490,7 +21071,7 @@
       <w:r>
         <w:t xml:space="preserve">· WhatsApp API pricing 2026 — </w:t>
       </w:r>
-      <w:hyperlink w:history="1" r:id="rIdeuweoicgqmeph4t3_jire">
+      <w:hyperlink w:history="1" r:id="rId3epcdtf-jsgwmdly8rhl-">
         <w:r>
           <w:rPr>
             <w:rStyle w:val="Hyperlink"/>
@@ -17506,7 +21087,7 @@
       <w:r>
         <w:t xml:space="preserve">· Twilio vs 360dialog comparison — </w:t>
       </w:r>
-      <w:hyperlink w:history="1" r:id="rId4jactwqd-udcdr_d8hm2p">
+      <w:hyperlink w:history="1" r:id="rIdhjpyrmmcdlbxspxcftbsb">
         <w:r>
           <w:rPr>
             <w:rStyle w:val="Hyperlink"/>
@@ -17522,7 +21103,7 @@
       <w:r>
         <w:t xml:space="preserve">· SMS API comparison Twilio/Plivo/Vonage — </w:t>
       </w:r>
-      <w:hyperlink w:history="1" r:id="rIdudhspxn4dni3dj0987uoa">
+      <w:hyperlink w:history="1" r:id="rIdcbk32ejxuuwc60jvewu8t">
         <w:r>
           <w:rPr>
             <w:rStyle w:val="Hyperlink"/>
@@ -17538,7 +21119,7 @@
       <w:r>
         <w:t xml:space="preserve">· Argentina SMS pricing — </w:t>
       </w:r>
-      <w:hyperlink w:history="1" r:id="rIduffhe1a9ywm-qk6ubc573">
+      <w:hyperlink w:history="1" r:id="rId6xelsqazangn7wvuixau3">
         <w:r>
           <w:rPr>
             <w:rStyle w:val="Hyperlink"/>
@@ -17554,7 +21135,7 @@
       <w:r>
         <w:t xml:space="preserve">· 360nrs precios Argentina — </w:t>
       </w:r>
-      <w:hyperlink w:history="1" r:id="rIdazsbplpck0q-toe-lo-3a">
+      <w:hyperlink w:history="1" r:id="rIdiacpo5qg7semn4sh-1qir">
         <w:r>
           <w:rPr>
             <w:rStyle w:val="Hyperlink"/>
@@ -17570,7 +21151,7 @@
       <w:r>
         <w:t xml:space="preserve">· Telnyx vs Twilio — </w:t>
       </w:r>
-      <w:hyperlink w:history="1" r:id="rIdpgmacjurvibxmy9p5cpkq">
+      <w:hyperlink w:history="1" r:id="rIdvkki1oltkfgqnv2z9wirn">
         <w:r>
           <w:rPr>
             <w:rStyle w:val="Hyperlink"/>
@@ -17586,7 +21167,7 @@
       <w:r>
         <w:t xml:space="preserve">· AI Voice Agents 2026 pricing — </w:t>
       </w:r>
-      <w:hyperlink w:history="1" r:id="rIdvmirqrtjwcrar71nxy2kf">
+      <w:hyperlink w:history="1" r:id="rIdptkhnpws-mi7ydqmacvut">
         <w:r>
           <w:rPr>
             <w:rStyle w:val="Hyperlink"/>
@@ -17615,7 +21196,7 @@
       <w:r>
         <w:t xml:space="preserve">· Brandwatch (home) — </w:t>
       </w:r>
-      <w:hyperlink w:history="1" r:id="rIdk5ovsvfhhse1yxp3aghd6">
+      <w:hyperlink w:history="1" r:id="rIda0gs48kzjb8iaoirutksg">
         <w:r>
           <w:rPr>
             <w:rStyle w:val="Hyperlink"/>
@@ -17631,7 +21212,7 @@
       <w:r>
         <w:t xml:space="preserve">· Brandwatch Iris AI — </w:t>
       </w:r>
-      <w:hyperlink w:history="1" r:id="rIdeh1u3lyj0dqyj_gj9flq3">
+      <w:hyperlink w:history="1" r:id="rIdnmcqdijmlajcdwhvlx0-r">
         <w:r>
           <w:rPr>
             <w:rStyle w:val="Hyperlink"/>
@@ -17647,7 +21228,7 @@
       <w:r>
         <w:t xml:space="preserve">· Brandwatch — Social listening for government (guía) — </w:t>
       </w:r>
-      <w:hyperlink w:history="1" r:id="rIdn3gj7tbklr-nrdpjzeyyb">
+      <w:hyperlink w:history="1" r:id="rIdqns1gffyzhnb5g0-msk4h">
         <w:r>
           <w:rPr>
             <w:rStyle w:val="Hyperlink"/>
@@ -17663,7 +21244,7 @@
       <w:r>
         <w:t xml:space="preserve">· Brandwatch vs Meltwater vs Talkwalker (Syncly) — </w:t>
       </w:r>
-      <w:hyperlink w:history="1" r:id="rIdzyvzirfuzbpz8onf0uc9z">
+      <w:hyperlink w:history="1" r:id="rIdkyn-e3a_badszd0mrm8pa">
         <w:r>
           <w:rPr>
             <w:rStyle w:val="Hyperlink"/>
@@ -17679,7 +21260,7 @@
       <w:r>
         <w:t xml:space="preserve">· Brandwatch pricing on Vendr — </w:t>
       </w:r>
-      <w:hyperlink w:history="1" r:id="rIdzrt2km1uklmkt17ddzzej">
+      <w:hyperlink w:history="1" r:id="rIdoeypiq98m5hd7oo-qxa6u">
         <w:r>
           <w:rPr>
             <w:rStyle w:val="Hyperlink"/>
@@ -17690,6 +21271,182 @@
     </w:p>
     <w:p>
       <w:pPr>
+        <w:spacing w:after="80"/>
+      </w:pPr>
+      <w:r>
+        <w:t xml:space="preserve">· Zencity (plataforma para gobierno local) — </w:t>
+      </w:r>
+      <w:hyperlink w:history="1" r:id="rId-akj0jdopwguhzss-rzbk">
+        <w:r>
+          <w:rPr>
+            <w:rStyle w:val="Hyperlink"/>
+          </w:rPr>
+          <w:t xml:space="preserve">zencity.io</w:t>
+        </w:r>
+      </w:hyperlink>
+    </w:p>
+    <w:p>
+      <w:pPr>
+        <w:spacing w:after="80"/>
+      </w:pPr>
+      <w:r>
+        <w:t xml:space="preserve">· Zencity — Listen Sentiment Model (abr 2025) — </w:t>
+      </w:r>
+      <w:hyperlink w:history="1" r:id="rIdjxxiyzapi3atacfgaqv4n">
+        <w:r>
+          <w:rPr>
+            <w:rStyle w:val="Hyperlink"/>
+          </w:rPr>
+          <w:t xml:space="preserve">help.zencity.io</w:t>
+        </w:r>
+      </w:hyperlink>
+    </w:p>
+    <w:p>
+      <w:pPr>
+        <w:spacing w:after="80"/>
+      </w:pPr>
+      <w:r>
+        <w:t xml:space="preserve">· Polco (civic engagement) — </w:t>
+      </w:r>
+      <w:hyperlink w:history="1" r:id="rId5xxk_taawi6mnefxf8gvg">
+        <w:r>
+          <w:rPr>
+            <w:rStyle w:val="Hyperlink"/>
+          </w:rPr>
+          <w:t xml:space="preserve">info.polco.us</w:t>
+        </w:r>
+      </w:hyperlink>
+    </w:p>
+    <w:p>
+      <w:pPr>
+        <w:spacing w:after="80"/>
+      </w:pPr>
+      <w:r>
+        <w:t xml:space="preserve">· Atribus (social listening LATAM en español) — </w:t>
+      </w:r>
+      <w:hyperlink w:history="1" r:id="rId-vcdk0pngfsmxo-nzhcwp">
+        <w:r>
+          <w:rPr>
+            <w:rStyle w:val="Hyperlink"/>
+          </w:rPr>
+          <w:t xml:space="preserve">atribus.com</w:t>
+        </w:r>
+      </w:hyperlink>
+    </w:p>
+    <w:p>
+      <w:pPr>
+        <w:spacing w:after="80"/>
+      </w:pPr>
+      <w:r>
+        <w:t xml:space="preserve">· Awario locations / geo filters — </w:t>
+      </w:r>
+      <w:hyperlink w:history="1" r:id="rId3xr73j2s6n3euoxseikrz">
+        <w:r>
+          <w:rPr>
+            <w:rStyle w:val="Hyperlink"/>
+          </w:rPr>
+          <w:t xml:space="preserve">awario.com/locations</w:t>
+        </w:r>
+      </w:hyperlink>
+    </w:p>
+    <w:p>
+      <w:pPr>
+        <w:spacing w:after="80"/>
+      </w:pPr>
+      <w:r>
+        <w:t xml:space="preserve">· Brand24 vs Awario vs Mention budget comparison — </w:t>
+      </w:r>
+      <w:hyperlink w:history="1" r:id="rId3fxx1w-mnc0uzmzuobqqi">
+        <w:r>
+          <w:rPr>
+            <w:rStyle w:val="Hyperlink"/>
+          </w:rPr>
+          <w:t xml:space="preserve">xpoz.ai</w:t>
+        </w:r>
+      </w:hyperlink>
+    </w:p>
+    <w:p>
+      <w:pPr>
+        <w:spacing w:after="80"/>
+      </w:pPr>
+      <w:r>
+        <w:t xml:space="preserve">· Brandwatch — Geofence queries (cómo armar queries por polígono) — </w:t>
+      </w:r>
+      <w:hyperlink w:history="1" r:id="rIdyeajpwb4mhrg2uhe5a8dt">
+        <w:r>
+          <w:rPr>
+            <w:rStyle w:val="Hyperlink"/>
+          </w:rPr>
+          <w:t xml:space="preserve">brandwatch.com/blog/geofence-queries</w:t>
+        </w:r>
+      </w:hyperlink>
+    </w:p>
+    <w:p>
+      <w:pPr>
+        <w:spacing w:after="80"/>
+      </w:pPr>
+      <w:r>
+        <w:t xml:space="preserve">· GDELT Project (monitoreo global de prensa, gratis) — </w:t>
+      </w:r>
+      <w:hyperlink w:history="1" r:id="rIdeet3hscfku7frvrcwiyvf">
+        <w:r>
+          <w:rPr>
+            <w:rStyle w:val="Hyperlink"/>
+          </w:rPr>
+          <w:t xml:space="preserve">gdeltproject.org</w:t>
+        </w:r>
+      </w:hyperlink>
+    </w:p>
+    <w:p>
+      <w:pPr>
+        <w:spacing w:after="80"/>
+      </w:pPr>
+      <w:r>
+        <w:t xml:space="preserve">· Media Cloud (MIT, análisis de cobertura) — </w:t>
+      </w:r>
+      <w:hyperlink w:history="1" r:id="rId5nrn6r6vkhwgraa8gd5ba">
+        <w:r>
+          <w:rPr>
+            <w:rStyle w:val="Hyperlink"/>
+          </w:rPr>
+          <w:t xml:space="preserve">mediacloud.org</w:t>
+        </w:r>
+      </w:hyperlink>
+    </w:p>
+    <w:p>
+      <w:pPr>
+        <w:spacing w:after="80"/>
+      </w:pPr>
+      <w:r>
+        <w:t xml:space="preserve">· snscrape (scraper Python para X/Reddit/IG) — </w:t>
+      </w:r>
+      <w:hyperlink w:history="1" r:id="rIduuoeecfxh1ymmb1w5ils-">
+        <w:r>
+          <w:rPr>
+            <w:rStyle w:val="Hyperlink"/>
+          </w:rPr>
+          <w:t xml:space="preserve">github.com/JustAnotherArchivist/snscrape</w:t>
+        </w:r>
+      </w:hyperlink>
+    </w:p>
+    <w:p>
+      <w:pPr>
+        <w:spacing w:after="80"/>
+      </w:pPr>
+      <w:r>
+        <w:t xml:space="preserve">· Geofeedia (social intelligence geo-puro) — </w:t>
+      </w:r>
+      <w:hyperlink w:history="1" r:id="rIduk9mv13r3hgn9atji-m_v">
+        <w:r>
+          <w:rPr>
+            <w:rStyle w:val="Hyperlink"/>
+          </w:rPr>
+          <w:t xml:space="preserve">aidoos.com/products/geofeedia</w:t>
+        </w:r>
+      </w:hyperlink>
+    </w:p>
+    <w:p>
+      <w:pPr>
         <w:pStyle w:val="Heading2"/>
         <w:spacing w:after="160" w:before="280"/>
       </w:pPr>
@@ -17708,7 +21465,7 @@
       <w:r>
         <w:t xml:space="preserve">· Listmonk — </w:t>
       </w:r>
-      <w:hyperlink w:history="1" r:id="rIdmmlqjox7evhu2ee9txwj2">
+      <w:hyperlink w:history="1" r:id="rIdqo9l7bgxbu6ma1febcqr5">
         <w:r>
           <w:rPr>
             <w:rStyle w:val="Hyperlink"/>
@@ -17724,7 +21481,7 @@
       <w:r>
         <w:t xml:space="preserve">· Chatwoot — </w:t>
       </w:r>
-      <w:hyperlink w:history="1" r:id="rId2mprjfwk8hkibufrfotoi">
+      <w:hyperlink w:history="1" r:id="rIdcjtpdizk0upo2yugybtfs">
         <w:r>
           <w:rPr>
             <w:rStyle w:val="Hyperlink"/>
@@ -17740,7 +21497,7 @@
       <w:r>
         <w:t xml:space="preserve">· Baileys — </w:t>
       </w:r>
-      <w:hyperlink w:history="1" r:id="rIdy12ryf0hllb5qxn_vcxda">
+      <w:hyperlink w:history="1" r:id="rIdl9rgtahaovrv_butvd90d">
         <w:r>
           <w:rPr>
             <w:rStyle w:val="Hyperlink"/>
@@ -17756,7 +21513,7 @@
       <w:r>
         <w:t xml:space="preserve">· Evolution API — </w:t>
       </w:r>
-      <w:hyperlink w:history="1" r:id="rIdmvomrsnx8rcb6gwtumb2m">
+      <w:hyperlink w:history="1" r:id="rIdghcah-bzrefoicqju2m8r">
         <w:r>
           <w:rPr>
             <w:rStyle w:val="Hyperlink"/>
@@ -17772,7 +21529,7 @@
       <w:r>
         <w:t xml:space="preserve">· Formbricks — </w:t>
       </w:r>
-      <w:hyperlink w:history="1" r:id="rId_wt0--fli8nqpqpk6ppql">
+      <w:hyperlink w:history="1" r:id="rIdrn8gc1ih7x63kjuiqg8ww">
         <w:r>
           <w:rPr>
             <w:rStyle w:val="Hyperlink"/>
@@ -17788,7 +21545,7 @@
       <w:r>
         <w:t xml:space="preserve">· SurveyJS — </w:t>
       </w:r>
-      <w:hyperlink w:history="1" r:id="rIdnqwsobjgwn_iqi--mfbko">
+      <w:hyperlink w:history="1" r:id="rIdhzpwx7znyyiajwh9roiap">
         <w:r>
           <w:rPr>
             <w:rStyle w:val="Hyperlink"/>
@@ -17804,7 +21561,7 @@
       <w:r>
         <w:t xml:space="preserve">· Typebot vs Botpress — </w:t>
       </w:r>
-      <w:hyperlink w:history="1" r:id="rIdcceuhr0f7vkyrmmswdwts">
+      <w:hyperlink w:history="1" r:id="rIdwq6q7_r-yhrmsgy8qmnj7">
         <w:r>
           <w:rPr>
             <w:rStyle w:val="Hyperlink"/>
@@ -17820,7 +21577,7 @@
       <w:r>
         <w:t xml:space="preserve">· Awesome Political Tech list — </w:t>
       </w:r>
-      <w:hyperlink w:history="1" r:id="rId4nrh-1seb3l1_bpy08pfc">
+      <w:hyperlink w:history="1" r:id="rIdsta6ud_yeaglkmxpkze3q">
         <w:r>
           <w:rPr>
             <w:rStyle w:val="Hyperlink"/>
@@ -17849,7 +21606,7 @@
       <w:r>
         <w:t xml:space="preserve">· LLM-Assisted Thematic Analysis (arXiv 2026) — </w:t>
       </w:r>
-      <w:hyperlink w:history="1" r:id="rIdqtf5guter3ogasst32ffh">
+      <w:hyperlink w:history="1" r:id="rIdsfmbygkxrlfh_q6vuqt9x">
         <w:r>
           <w:rPr>
             <w:rStyle w:val="Hyperlink"/>
@@ -17865,7 +21622,7 @@
       <w:r>
         <w:t xml:space="preserve">· Qualitative Coding via Open-Source LLMs (CHI 2026) — </w:t>
       </w:r>
-      <w:hyperlink w:history="1" r:id="rId4uwxn6wrz0a26unpjbaun">
+      <w:hyperlink w:history="1" r:id="rIdem6rmbpupcs99o1dnfodi">
         <w:r>
           <w:rPr>
             <w:rStyle w:val="Hyperlink"/>
@@ -17881,7 +21638,7 @@
       <w:r>
         <w:t xml:space="preserve">· Few-shot classification of survey responses (arXiv 2025) — </w:t>
       </w:r>
-      <w:hyperlink w:history="1" r:id="rIduyz3q-pljafpzr90ssimo">
+      <w:hyperlink w:history="1" r:id="rIdb9ymdl_i-cdbpvjqtpxed">
         <w:r>
           <w:rPr>
             <w:rStyle w:val="Hyperlink"/>
